--- a/eum_package/이음_보고서_v1.docx
+++ b/eum_package/이음_보고서_v1.docx
@@ -3206,7 +3206,7 @@
                 <w:sz w:val="16"/>
                 <w:szCs w:val="16"/>
               </w:rPr>
-              <w:t xml:space="preserve">외부의존+소비전환 취약</w:t>
+              <w:t xml:space="preserve">외지방문 의존형</w:t>
             </w:r>
           </w:p>
         </w:tc>
@@ -3462,7 +3462,7 @@
                 <w:sz w:val="16"/>
                 <w:szCs w:val="16"/>
               </w:rPr>
-              <w:t xml:space="preserve">외부의존+소비전환 취약</w:t>
+              <w:t xml:space="preserve">외지방문 의존형</w:t>
             </w:r>
           </w:p>
         </w:tc>
@@ -3716,7 +3716,7 @@
                 <w:sz w:val="16"/>
                 <w:szCs w:val="16"/>
               </w:rPr>
-              <w:t xml:space="preserve">소비전환 취약</w:t>
+              <w:t xml:space="preserve">방문대비 소비부족형</w:t>
             </w:r>
           </w:p>
         </w:tc>
@@ -3966,7 +3966,7 @@
                 <w:sz w:val="16"/>
                 <w:szCs w:val="16"/>
               </w:rPr>
-              <w:t xml:space="preserve">경계형</w:t>
+              <w:t xml:space="preserve">혼합 경계형</w:t>
             </w:r>
           </w:p>
         </w:tc>
@@ -4216,7 +4216,7 @@
                 <w:sz w:val="16"/>
                 <w:szCs w:val="16"/>
               </w:rPr>
-              <w:t xml:space="preserve">소비전환 취약</w:t>
+              <w:t xml:space="preserve">방문대비 소비부족형</w:t>
             </w:r>
           </w:p>
         </w:tc>
@@ -4468,7 +4468,7 @@
                 <w:sz w:val="16"/>
                 <w:szCs w:val="16"/>
               </w:rPr>
-              <w:t xml:space="preserve">소비전환 취약</w:t>
+              <w:t xml:space="preserve">방문대비 소비부족형</w:t>
             </w:r>
           </w:p>
         </w:tc>
@@ -4718,7 +4718,7 @@
                 <w:sz w:val="16"/>
                 <w:szCs w:val="16"/>
               </w:rPr>
-              <w:t xml:space="preserve">경계형</w:t>
+              <w:t xml:space="preserve">혼합 경계형</w:t>
             </w:r>
           </w:p>
         </w:tc>
@@ -4968,7 +4968,7 @@
                 <w:sz w:val="16"/>
                 <w:szCs w:val="16"/>
               </w:rPr>
-              <w:t xml:space="preserve">경계형</w:t>
+              <w:t xml:space="preserve">혼합 경계형</w:t>
             </w:r>
           </w:p>
         </w:tc>
@@ -5218,7 +5218,7 @@
                 <w:sz w:val="16"/>
                 <w:szCs w:val="16"/>
               </w:rPr>
-              <w:t xml:space="preserve">상대적 양호</w:t>
+              <w:t xml:space="preserve">소비 안정형</w:t>
             </w:r>
           </w:p>
         </w:tc>
@@ -5468,7 +5468,7 @@
                 <w:sz w:val="16"/>
                 <w:szCs w:val="16"/>
               </w:rPr>
-              <w:t xml:space="preserve">경계형</w:t>
+              <w:t xml:space="preserve">혼합 경계형</w:t>
             </w:r>
           </w:p>
         </w:tc>
@@ -5718,7 +5718,7 @@
                 <w:sz w:val="16"/>
                 <w:szCs w:val="16"/>
               </w:rPr>
-              <w:t xml:space="preserve">상대적 양호</w:t>
+              <w:t xml:space="preserve">소비 안정형</w:t>
             </w:r>
           </w:p>
         </w:tc>
@@ -5968,7 +5968,7 @@
                 <w:sz w:val="16"/>
                 <w:szCs w:val="16"/>
               </w:rPr>
-              <w:t xml:space="preserve">상대적 양호</w:t>
+              <w:t xml:space="preserve">소비 안정형</w:t>
             </w:r>
           </w:p>
         </w:tc>
@@ -6222,7 +6222,7 @@
                 <w:sz w:val="16"/>
                 <w:szCs w:val="16"/>
               </w:rPr>
-              <w:t xml:space="preserve">상대적 양호</w:t>
+              <w:t xml:space="preserve">소비 안정형</w:t>
             </w:r>
           </w:p>
         </w:tc>
@@ -6455,7 +6455,7 @@
         <w:rPr>
           <w:rFonts w:ascii="맑은 고딕" w:cs="맑은 고딕" w:eastAsia="맑은 고딕" w:hAnsi="맑은 고딕"/>
         </w:rPr>
-        <w:t xml:space="preserve">4.3 핵심 발견 ② — "소비전환 취약형"은 우연이 아니다 (n=3)</w:t>
+        <w:t xml:space="preserve">4.3 핵심 발견 ② — "방문대비 소비부족형"은 우연이 아니다 (n=3)</w:t>
       </w:r>
     </w:p>
     <w:p>
@@ -6474,7 +6474,7 @@
           <w:b/>
           <w:bCs/>
         </w:rPr>
-        <w:t xml:space="preserve">소비전환 취약형(산청·의령·합천)</w:t>
+        <w:t xml:space="preserve">방문대비 소비부족형(산청·의령·합천)</w:t>
       </w:r>
       <w:r>
         <w:rPr>
@@ -6873,7 +6873,7 @@
         <w:rPr>
           <w:rFonts w:ascii="맑은 고딕" w:cs="맑은 고딕" w:eastAsia="맑은 고딕" w:hAnsi="맑은 고딕"/>
         </w:rPr>
-        <w:t xml:space="preserve">반대로 해안·도심 접근성이 좋은 통영·사천·밀양은 상대적 양호형으로 분리된다.</w:t>
+        <w:t xml:space="preserve">반대로 해안·도심 접근성이 좋은 통영·사천·밀양은 소비 안정형으로 분리된다.</w:t>
       </w:r>
     </w:p>
     <w:p>
@@ -7124,7 +7124,7 @@
         <w:rPr>
           <w:rFonts w:ascii="맑은 고딕" w:cs="맑은 고딕" w:eastAsia="맑은 고딕" w:hAnsi="맑은 고딕"/>
         </w:rPr>
-        <w:t xml:space="preserve">재확인된다. 반면 상대적 양호군(밀양·거창)은 CPC, 통영은 TREND가 잔여 위험의 주축이다.</w:t>
+        <w:t xml:space="preserve">재확인된다. 반면 소비 안정군(밀양·거창)은 CPC, 통영은 TREND가 잔여 위험의 주축이다.</w:t>
       </w:r>
     </w:p>
     <w:p>
@@ -7327,7 +7327,7 @@
       <w:r>
         <w:drawing>
           <wp:inline distT="0" distB="0" distL="0" distR="0">
-            <wp:extent cx="5334000" cy="3533775"/>
+            <wp:extent cx="5334000" cy="3524250"/>
             <wp:effectExtent t="0" r="0" b="0" l="0"/>
             <wp:docPr id="1" name="SHAP 구조동인" descr="SHAP 구조동인" title="SHAP 구조동인"/>
             <wp:cNvGraphicFramePr>
@@ -7352,7 +7352,7 @@
                   <pic:spPr bwMode="auto">
                     <a:xfrm>
                       <a:off x="0" y="0"/>
-                      <a:ext cx="5334000" cy="3533775"/>
+                      <a:ext cx="5334000" cy="3524250"/>
                     </a:xfrm>
                     <a:prstGeom prst="rect">
                       <a:avLst/>
@@ -7503,7 +7503,7 @@
         <w:rPr>
           <w:rFonts w:ascii="맑은 고딕" w:cs="맑은 고딕" w:eastAsia="맑은 고딕" w:hAnsi="맑은 고딕"/>
         </w:rPr>
-        <w:t xml:space="preserve"> 처방 대상 5곳(소비전환 취약형 산청·의령·합천 + 외부의존형</w:t>
+        <w:t xml:space="preserve"> 처방 대상 5곳(방문대비 소비부족형 산청·의령·합천 + 외지방문 의존형</w:t>
       </w:r>
     </w:p>
     <w:p>
@@ -8607,7 +8607,7 @@
         <w:rPr>
           <w:rFonts w:ascii="맑은 고딕" w:cs="맑은 고딕" w:eastAsia="맑은 고딕" w:hAnsi="맑은 고딕"/>
         </w:rPr>
-        <w:t xml:space="preserve">5.1 메인 — 외부의존+소비전환 취약형 (하동·함양)</w:t>
+        <w:t xml:space="preserve">5.1 메인 — 외지방문 의존형 (하동·함양)</w:t>
       </w:r>
     </w:p>
     <w:p>
@@ -8727,7 +8727,7 @@
         <w:rPr>
           <w:rFonts w:ascii="맑은 고딕" w:cs="맑은 고딕" w:eastAsia="맑은 고딕" w:hAnsi="맑은 고딕"/>
         </w:rPr>
-        <w:t xml:space="preserve">5.2 대비 — 소비전환 취약형 (합천·의령·산청)</w:t>
+        <w:t xml:space="preserve">5.2 대비 — 방문대비 소비부족형 (합천·의령·산청)</w:t>
       </w:r>
     </w:p>
     <w:p>
@@ -9139,7 +9139,7 @@
           <w:b/>
           <w:bCs/>
         </w:rPr>
-        <w:t xml:space="preserve">소비전환 취약형 / 외부의존형 / 경계형 / 상대적 양호형</w:t>
+        <w:t xml:space="preserve">방문대비 소비부족형 / 외지방문 의존형 / 혼합 경계형 / 소비 안정형</w:t>
       </w:r>
       <w:r>
         <w:rPr>
@@ -9224,7 +9224,7 @@
         <w:rPr>
           <w:rFonts w:ascii="맑은 고딕" w:cs="맑은 고딕" w:eastAsia="맑은 고딕" w:hAnsi="맑은 고딕"/>
         </w:rPr>
-        <w:t xml:space="preserve"> 소비전환 취약형 3곳에서 방문 1인당 월 +1,000원(커피 한 잔 값 미만)의</w:t>
+        <w:t xml:space="preserve"> 방문대비 소비부족형 3곳에서 방문 1인당 월 +1,000원(커피 한 잔 값 미만)의</w:t>
       </w:r>
     </w:p>
     <w:p>
@@ -9537,7 +9537,7 @@
         <w:rPr>
           <w:rFonts w:ascii="맑은 고딕" w:cs="맑은 고딕" w:eastAsia="맑은 고딕" w:hAnsi="맑은 고딕"/>
         </w:rPr>
-        <w:t xml:space="preserve">외부의존형(하동·함양)의 인구 유출입 검증은 </w:t>
+        <w:t xml:space="preserve">외지방문 의존형(하동·함양)의 인구 유출입 검증은 </w:t>
       </w:r>
       <w:r>
         <w:rPr>
@@ -10831,7 +10831,7 @@
           <w:b/>
           <w:bCs/>
         </w:rPr>
-        <w:t xml:space="preserve">소비전환 취약형 3곳(산청·의령·합천) 합계 = 7,817,896,000원 ≈ 연 +78.2억</w:t>
+        <w:t xml:space="preserve">방문대비 소비부족형 3곳(산청·의령·합천) 합계 = 7,817,896,000원 ≈ 연 +78.2억</w:t>
       </w:r>
       <w:r>
         <w:rPr>

--- a/eum_package/이음_보고서_v1.docx
+++ b/eum_package/이음_보고서_v1.docx
@@ -43,19 +43,8 @@
           <w:sz w:val="32"/>
           <w:szCs w:val="32"/>
         </w:rPr>
-        <w:t xml:space="preserve">생활인구는 왜 지역 소비로 이어지지 </w:t>
-      </w:r>
-      <w:proofErr w:type="gramStart"/>
-      <w:r>
-        <w:rPr>
-          <w:b/>
-          <w:bCs/>
-          <w:sz w:val="32"/>
-          <w:szCs w:val="32"/>
-        </w:rPr>
-        <w:t>않는가</w:t>
-      </w:r>
-      <w:proofErr w:type="gramEnd"/>
+        <w:t>생활인구는 왜 지역 소비로 이어지지 않는가</w:t>
+      </w:r>
     </w:p>
     <w:p>
       <w:pPr>
@@ -102,47 +91,13 @@
         <w:spacing w:after="60"/>
         <w:jc w:val="center"/>
       </w:pPr>
-      <w:proofErr w:type="gramStart"/>
       <w:r>
         <w:rPr>
           <w:sz w:val="24"/>
           <w:szCs w:val="24"/>
         </w:rPr>
-        <w:t>팀원  김재민</w:t>
-      </w:r>
-      <w:proofErr w:type="gramEnd"/>
-      <w:r>
-        <w:rPr>
-          <w:sz w:val="24"/>
-          <w:szCs w:val="24"/>
-        </w:rPr>
-        <w:t xml:space="preserve"> · </w:t>
-      </w:r>
-      <w:proofErr w:type="spellStart"/>
-      <w:r>
-        <w:rPr>
-          <w:sz w:val="24"/>
-          <w:szCs w:val="24"/>
-        </w:rPr>
-        <w:t>강원준</w:t>
-      </w:r>
-      <w:proofErr w:type="spellEnd"/>
-      <w:r>
-        <w:rPr>
-          <w:sz w:val="24"/>
-          <w:szCs w:val="24"/>
-        </w:rPr>
-        <w:t xml:space="preserve"> · </w:t>
-      </w:r>
-      <w:proofErr w:type="spellStart"/>
-      <w:r>
-        <w:rPr>
-          <w:sz w:val="24"/>
-          <w:szCs w:val="24"/>
-        </w:rPr>
-        <w:t>오수환</w:t>
-      </w:r>
-      <w:proofErr w:type="spellEnd"/>
+        <w:t>팀원  김재민 · 강원준 · 오수환</w:t>
+      </w:r>
     </w:p>
     <w:p>
       <w:pPr>
@@ -166,7 +121,6 @@
       <w:pPr>
         <w:spacing w:after="200"/>
       </w:pPr>
-      <w:proofErr w:type="gramStart"/>
       <w:r>
         <w:rPr>
           <w:b/>
@@ -178,7 +132,6 @@
         <w:lastRenderedPageBreak/>
         <w:t>목  차</w:t>
       </w:r>
-      <w:proofErr w:type="gramEnd"/>
     </w:p>
     <w:sdt>
       <w:sdtPr>
@@ -198,11 +151,7 @@
           </w:pPr>
           <w:r>
             <w:fldChar w:fldCharType="begin"/>
-          </w:r>
-          <w:r>
             <w:instrText>TOC \h \o "1-2"</w:instrText>
-          </w:r>
-          <w:r>
             <w:fldChar w:fldCharType="separate"/>
           </w:r>
           <w:hyperlink w:anchor="_Toc231757032" w:history="1">
@@ -218,40 +167,10 @@
                 <w:noProof/>
               </w:rPr>
               <w:tab/>
-            </w:r>
-            <w:r>
-              <w:rPr>
-                <w:noProof/>
-              </w:rPr>
               <w:fldChar w:fldCharType="begin"/>
-            </w:r>
-            <w:r>
-              <w:rPr>
-                <w:noProof/>
-              </w:rPr>
               <w:instrText xml:space="preserve"> PAGEREF _Toc231757032 \h </w:instrText>
-            </w:r>
-            <w:r>
-              <w:rPr>
-                <w:noProof/>
-              </w:rPr>
-            </w:r>
-            <w:r>
-              <w:rPr>
-                <w:noProof/>
-              </w:rPr>
               <w:fldChar w:fldCharType="separate"/>
-            </w:r>
-            <w:r>
-              <w:rPr>
-                <w:noProof/>
-              </w:rPr>
               <w:t>3</w:t>
-            </w:r>
-            <w:r>
-              <w:rPr>
-                <w:noProof/>
-              </w:rPr>
               <w:fldChar w:fldCharType="end"/>
             </w:r>
           </w:hyperlink>
@@ -279,40 +198,10 @@
                 <w:noProof/>
               </w:rPr>
               <w:tab/>
-            </w:r>
-            <w:r>
-              <w:rPr>
-                <w:noProof/>
-              </w:rPr>
               <w:fldChar w:fldCharType="begin"/>
-            </w:r>
-            <w:r>
-              <w:rPr>
-                <w:noProof/>
-              </w:rPr>
               <w:instrText xml:space="preserve"> PAGEREF _Toc231757033 \h </w:instrText>
-            </w:r>
-            <w:r>
-              <w:rPr>
-                <w:noProof/>
-              </w:rPr>
-            </w:r>
-            <w:r>
-              <w:rPr>
-                <w:noProof/>
-              </w:rPr>
               <w:fldChar w:fldCharType="separate"/>
-            </w:r>
-            <w:r>
-              <w:rPr>
-                <w:noProof/>
-              </w:rPr>
               <w:t>3</w:t>
-            </w:r>
-            <w:r>
-              <w:rPr>
-                <w:noProof/>
-              </w:rPr>
               <w:fldChar w:fldCharType="end"/>
             </w:r>
           </w:hyperlink>
@@ -341,40 +230,10 @@
                 <w:noProof/>
               </w:rPr>
               <w:tab/>
-            </w:r>
-            <w:r>
-              <w:rPr>
-                <w:noProof/>
-              </w:rPr>
               <w:fldChar w:fldCharType="begin"/>
-            </w:r>
-            <w:r>
-              <w:rPr>
-                <w:noProof/>
-              </w:rPr>
               <w:instrText xml:space="preserve"> PAGEREF _Toc231757034 \h </w:instrText>
-            </w:r>
-            <w:r>
-              <w:rPr>
-                <w:noProof/>
-              </w:rPr>
-            </w:r>
-            <w:r>
-              <w:rPr>
-                <w:noProof/>
-              </w:rPr>
               <w:fldChar w:fldCharType="separate"/>
-            </w:r>
-            <w:r>
-              <w:rPr>
-                <w:noProof/>
-              </w:rPr>
               <w:t>3</w:t>
-            </w:r>
-            <w:r>
-              <w:rPr>
-                <w:noProof/>
-              </w:rPr>
               <w:fldChar w:fldCharType="end"/>
             </w:r>
           </w:hyperlink>
@@ -403,40 +262,10 @@
                 <w:noProof/>
               </w:rPr>
               <w:tab/>
-            </w:r>
-            <w:r>
-              <w:rPr>
-                <w:noProof/>
-              </w:rPr>
               <w:fldChar w:fldCharType="begin"/>
-            </w:r>
-            <w:r>
-              <w:rPr>
-                <w:noProof/>
-              </w:rPr>
               <w:instrText xml:space="preserve"> PAGEREF _Toc231757035 \h </w:instrText>
-            </w:r>
-            <w:r>
-              <w:rPr>
-                <w:noProof/>
-              </w:rPr>
-            </w:r>
-            <w:r>
-              <w:rPr>
-                <w:noProof/>
-              </w:rPr>
               <w:fldChar w:fldCharType="separate"/>
-            </w:r>
-            <w:r>
-              <w:rPr>
-                <w:noProof/>
-              </w:rPr>
               <w:t>3</w:t>
-            </w:r>
-            <w:r>
-              <w:rPr>
-                <w:noProof/>
-              </w:rPr>
               <w:fldChar w:fldCharType="end"/>
             </w:r>
           </w:hyperlink>
@@ -465,40 +294,10 @@
                 <w:noProof/>
               </w:rPr>
               <w:tab/>
-            </w:r>
-            <w:r>
-              <w:rPr>
-                <w:noProof/>
-              </w:rPr>
               <w:fldChar w:fldCharType="begin"/>
-            </w:r>
-            <w:r>
-              <w:rPr>
-                <w:noProof/>
-              </w:rPr>
               <w:instrText xml:space="preserve"> PAGEREF _Toc231757036 \h </w:instrText>
-            </w:r>
-            <w:r>
-              <w:rPr>
-                <w:noProof/>
-              </w:rPr>
-            </w:r>
-            <w:r>
-              <w:rPr>
-                <w:noProof/>
-              </w:rPr>
               <w:fldChar w:fldCharType="separate"/>
-            </w:r>
-            <w:r>
-              <w:rPr>
-                <w:noProof/>
-              </w:rPr>
               <w:t>4</w:t>
-            </w:r>
-            <w:r>
-              <w:rPr>
-                <w:noProof/>
-              </w:rPr>
               <w:fldChar w:fldCharType="end"/>
             </w:r>
           </w:hyperlink>
@@ -526,40 +325,10 @@
                 <w:noProof/>
               </w:rPr>
               <w:tab/>
-            </w:r>
-            <w:r>
-              <w:rPr>
-                <w:noProof/>
-              </w:rPr>
               <w:fldChar w:fldCharType="begin"/>
-            </w:r>
-            <w:r>
-              <w:rPr>
-                <w:noProof/>
-              </w:rPr>
               <w:instrText xml:space="preserve"> PAGEREF _Toc231757037 \h </w:instrText>
-            </w:r>
-            <w:r>
-              <w:rPr>
-                <w:noProof/>
-              </w:rPr>
-            </w:r>
-            <w:r>
-              <w:rPr>
-                <w:noProof/>
-              </w:rPr>
               <w:fldChar w:fldCharType="separate"/>
-            </w:r>
-            <w:r>
-              <w:rPr>
-                <w:noProof/>
-              </w:rPr>
               <w:t>4</w:t>
-            </w:r>
-            <w:r>
-              <w:rPr>
-                <w:noProof/>
-              </w:rPr>
               <w:fldChar w:fldCharType="end"/>
             </w:r>
           </w:hyperlink>
@@ -588,40 +357,10 @@
                 <w:noProof/>
               </w:rPr>
               <w:tab/>
-            </w:r>
-            <w:r>
-              <w:rPr>
-                <w:noProof/>
-              </w:rPr>
               <w:fldChar w:fldCharType="begin"/>
-            </w:r>
-            <w:r>
-              <w:rPr>
-                <w:noProof/>
-              </w:rPr>
               <w:instrText xml:space="preserve"> PAGEREF _Toc231757038 \h </w:instrText>
-            </w:r>
-            <w:r>
-              <w:rPr>
-                <w:noProof/>
-              </w:rPr>
-            </w:r>
-            <w:r>
-              <w:rPr>
-                <w:noProof/>
-              </w:rPr>
               <w:fldChar w:fldCharType="separate"/>
-            </w:r>
-            <w:r>
-              <w:rPr>
-                <w:noProof/>
-              </w:rPr>
               <w:t>4</w:t>
-            </w:r>
-            <w:r>
-              <w:rPr>
-                <w:noProof/>
-              </w:rPr>
               <w:fldChar w:fldCharType="end"/>
             </w:r>
           </w:hyperlink>
@@ -649,40 +388,10 @@
                 <w:noProof/>
               </w:rPr>
               <w:tab/>
-            </w:r>
-            <w:r>
-              <w:rPr>
-                <w:noProof/>
-              </w:rPr>
               <w:fldChar w:fldCharType="begin"/>
-            </w:r>
-            <w:r>
-              <w:rPr>
-                <w:noProof/>
-              </w:rPr>
               <w:instrText xml:space="preserve"> PAGEREF _Toc231757039 \h </w:instrText>
-            </w:r>
-            <w:r>
-              <w:rPr>
-                <w:noProof/>
-              </w:rPr>
-            </w:r>
-            <w:r>
-              <w:rPr>
-                <w:noProof/>
-              </w:rPr>
               <w:fldChar w:fldCharType="separate"/>
-            </w:r>
-            <w:r>
-              <w:rPr>
-                <w:noProof/>
-              </w:rPr>
               <w:t>5</w:t>
-            </w:r>
-            <w:r>
-              <w:rPr>
-                <w:noProof/>
-              </w:rPr>
               <w:fldChar w:fldCharType="end"/>
             </w:r>
           </w:hyperlink>
@@ -711,40 +420,10 @@
                 <w:noProof/>
               </w:rPr>
               <w:tab/>
-            </w:r>
-            <w:r>
-              <w:rPr>
-                <w:noProof/>
-              </w:rPr>
               <w:fldChar w:fldCharType="begin"/>
-            </w:r>
-            <w:r>
-              <w:rPr>
-                <w:noProof/>
-              </w:rPr>
               <w:instrText xml:space="preserve"> PAGEREF _Toc231757040 \h </w:instrText>
-            </w:r>
-            <w:r>
-              <w:rPr>
-                <w:noProof/>
-              </w:rPr>
-            </w:r>
-            <w:r>
-              <w:rPr>
-                <w:noProof/>
-              </w:rPr>
               <w:fldChar w:fldCharType="separate"/>
-            </w:r>
-            <w:r>
-              <w:rPr>
-                <w:noProof/>
-              </w:rPr>
               <w:t>5</w:t>
-            </w:r>
-            <w:r>
-              <w:rPr>
-                <w:noProof/>
-              </w:rPr>
               <w:fldChar w:fldCharType="end"/>
             </w:r>
           </w:hyperlink>
@@ -773,40 +452,10 @@
                 <w:noProof/>
               </w:rPr>
               <w:tab/>
-            </w:r>
-            <w:r>
-              <w:rPr>
-                <w:noProof/>
-              </w:rPr>
               <w:fldChar w:fldCharType="begin"/>
-            </w:r>
-            <w:r>
-              <w:rPr>
-                <w:noProof/>
-              </w:rPr>
               <w:instrText xml:space="preserve"> PAGEREF _Toc231757041 \h </w:instrText>
-            </w:r>
-            <w:r>
-              <w:rPr>
-                <w:noProof/>
-              </w:rPr>
-            </w:r>
-            <w:r>
-              <w:rPr>
-                <w:noProof/>
-              </w:rPr>
               <w:fldChar w:fldCharType="separate"/>
-            </w:r>
-            <w:r>
-              <w:rPr>
-                <w:noProof/>
-              </w:rPr>
               <w:t>5</w:t>
-            </w:r>
-            <w:r>
-              <w:rPr>
-                <w:noProof/>
-              </w:rPr>
               <w:fldChar w:fldCharType="end"/>
             </w:r>
           </w:hyperlink>
@@ -835,40 +484,10 @@
                 <w:noProof/>
               </w:rPr>
               <w:tab/>
-            </w:r>
-            <w:r>
-              <w:rPr>
-                <w:noProof/>
-              </w:rPr>
               <w:fldChar w:fldCharType="begin"/>
-            </w:r>
-            <w:r>
-              <w:rPr>
-                <w:noProof/>
-              </w:rPr>
               <w:instrText xml:space="preserve"> PAGEREF _Toc231757042 \h </w:instrText>
-            </w:r>
-            <w:r>
-              <w:rPr>
-                <w:noProof/>
-              </w:rPr>
-            </w:r>
-            <w:r>
-              <w:rPr>
-                <w:noProof/>
-              </w:rPr>
               <w:fldChar w:fldCharType="separate"/>
-            </w:r>
-            <w:r>
-              <w:rPr>
-                <w:noProof/>
-              </w:rPr>
               <w:t>6</w:t>
-            </w:r>
-            <w:r>
-              <w:rPr>
-                <w:noProof/>
-              </w:rPr>
               <w:fldChar w:fldCharType="end"/>
             </w:r>
           </w:hyperlink>
@@ -897,40 +516,10 @@
                 <w:noProof/>
               </w:rPr>
               <w:tab/>
-            </w:r>
-            <w:r>
-              <w:rPr>
-                <w:noProof/>
-              </w:rPr>
               <w:fldChar w:fldCharType="begin"/>
-            </w:r>
-            <w:r>
-              <w:rPr>
-                <w:noProof/>
-              </w:rPr>
               <w:instrText xml:space="preserve"> PAGEREF _Toc231757043 \h </w:instrText>
-            </w:r>
-            <w:r>
-              <w:rPr>
-                <w:noProof/>
-              </w:rPr>
-            </w:r>
-            <w:r>
-              <w:rPr>
-                <w:noProof/>
-              </w:rPr>
               <w:fldChar w:fldCharType="separate"/>
-            </w:r>
-            <w:r>
-              <w:rPr>
-                <w:noProof/>
-              </w:rPr>
               <w:t>7</w:t>
-            </w:r>
-            <w:r>
-              <w:rPr>
-                <w:noProof/>
-              </w:rPr>
               <w:fldChar w:fldCharType="end"/>
             </w:r>
           </w:hyperlink>
@@ -959,40 +548,10 @@
                 <w:noProof/>
               </w:rPr>
               <w:tab/>
-            </w:r>
-            <w:r>
-              <w:rPr>
-                <w:noProof/>
-              </w:rPr>
               <w:fldChar w:fldCharType="begin"/>
-            </w:r>
-            <w:r>
-              <w:rPr>
-                <w:noProof/>
-              </w:rPr>
               <w:instrText xml:space="preserve"> PAGEREF _Toc231757044 \h </w:instrText>
-            </w:r>
-            <w:r>
-              <w:rPr>
-                <w:noProof/>
-              </w:rPr>
-            </w:r>
-            <w:r>
-              <w:rPr>
-                <w:noProof/>
-              </w:rPr>
               <w:fldChar w:fldCharType="separate"/>
-            </w:r>
-            <w:r>
-              <w:rPr>
-                <w:noProof/>
-              </w:rPr>
               <w:t>8</w:t>
-            </w:r>
-            <w:r>
-              <w:rPr>
-                <w:noProof/>
-              </w:rPr>
               <w:fldChar w:fldCharType="end"/>
             </w:r>
           </w:hyperlink>
@@ -1021,40 +580,10 @@
                 <w:noProof/>
               </w:rPr>
               <w:tab/>
-            </w:r>
-            <w:r>
-              <w:rPr>
-                <w:noProof/>
-              </w:rPr>
               <w:fldChar w:fldCharType="begin"/>
-            </w:r>
-            <w:r>
-              <w:rPr>
-                <w:noProof/>
-              </w:rPr>
               <w:instrText xml:space="preserve"> PAGEREF _Toc231757045 \h </w:instrText>
-            </w:r>
-            <w:r>
-              <w:rPr>
-                <w:noProof/>
-              </w:rPr>
-            </w:r>
-            <w:r>
-              <w:rPr>
-                <w:noProof/>
-              </w:rPr>
               <w:fldChar w:fldCharType="separate"/>
-            </w:r>
-            <w:r>
-              <w:rPr>
-                <w:noProof/>
-              </w:rPr>
               <w:t>10</w:t>
-            </w:r>
-            <w:r>
-              <w:rPr>
-                <w:noProof/>
-              </w:rPr>
               <w:fldChar w:fldCharType="end"/>
             </w:r>
           </w:hyperlink>
@@ -1083,40 +612,10 @@
                 <w:noProof/>
               </w:rPr>
               <w:tab/>
-            </w:r>
-            <w:r>
-              <w:rPr>
-                <w:noProof/>
-              </w:rPr>
               <w:fldChar w:fldCharType="begin"/>
-            </w:r>
-            <w:r>
-              <w:rPr>
-                <w:noProof/>
-              </w:rPr>
               <w:instrText xml:space="preserve"> PAGEREF _Toc231757046 \h </w:instrText>
-            </w:r>
-            <w:r>
-              <w:rPr>
-                <w:noProof/>
-              </w:rPr>
-            </w:r>
-            <w:r>
-              <w:rPr>
-                <w:noProof/>
-              </w:rPr>
               <w:fldChar w:fldCharType="separate"/>
-            </w:r>
-            <w:r>
-              <w:rPr>
-                <w:noProof/>
-              </w:rPr>
               <w:t>12</w:t>
-            </w:r>
-            <w:r>
-              <w:rPr>
-                <w:noProof/>
-              </w:rPr>
               <w:fldChar w:fldCharType="end"/>
             </w:r>
           </w:hyperlink>
@@ -1144,40 +643,10 @@
                 <w:noProof/>
               </w:rPr>
               <w:tab/>
-            </w:r>
-            <w:r>
-              <w:rPr>
-                <w:noProof/>
-              </w:rPr>
               <w:fldChar w:fldCharType="begin"/>
-            </w:r>
-            <w:r>
-              <w:rPr>
-                <w:noProof/>
-              </w:rPr>
               <w:instrText xml:space="preserve"> PAGEREF _Toc231757047 \h </w:instrText>
-            </w:r>
-            <w:r>
-              <w:rPr>
-                <w:noProof/>
-              </w:rPr>
-            </w:r>
-            <w:r>
-              <w:rPr>
-                <w:noProof/>
-              </w:rPr>
               <w:fldChar w:fldCharType="separate"/>
-            </w:r>
-            <w:r>
-              <w:rPr>
-                <w:noProof/>
-              </w:rPr>
               <w:t>13</w:t>
-            </w:r>
-            <w:r>
-              <w:rPr>
-                <w:noProof/>
-              </w:rPr>
               <w:fldChar w:fldCharType="end"/>
             </w:r>
           </w:hyperlink>
@@ -1206,40 +675,10 @@
                 <w:noProof/>
               </w:rPr>
               <w:tab/>
-            </w:r>
-            <w:r>
-              <w:rPr>
-                <w:noProof/>
-              </w:rPr>
               <w:fldChar w:fldCharType="begin"/>
-            </w:r>
-            <w:r>
-              <w:rPr>
-                <w:noProof/>
-              </w:rPr>
               <w:instrText xml:space="preserve"> PAGEREF _Toc231757048 \h </w:instrText>
-            </w:r>
-            <w:r>
-              <w:rPr>
-                <w:noProof/>
-              </w:rPr>
-            </w:r>
-            <w:r>
-              <w:rPr>
-                <w:noProof/>
-              </w:rPr>
               <w:fldChar w:fldCharType="separate"/>
-            </w:r>
-            <w:r>
-              <w:rPr>
-                <w:noProof/>
-              </w:rPr>
               <w:t>13</w:t>
-            </w:r>
-            <w:r>
-              <w:rPr>
-                <w:noProof/>
-              </w:rPr>
               <w:fldChar w:fldCharType="end"/>
             </w:r>
           </w:hyperlink>
@@ -1268,40 +707,10 @@
                 <w:noProof/>
               </w:rPr>
               <w:tab/>
-            </w:r>
-            <w:r>
-              <w:rPr>
-                <w:noProof/>
-              </w:rPr>
               <w:fldChar w:fldCharType="begin"/>
-            </w:r>
-            <w:r>
-              <w:rPr>
-                <w:noProof/>
-              </w:rPr>
               <w:instrText xml:space="preserve"> PAGEREF _Toc231757049 \h </w:instrText>
-            </w:r>
-            <w:r>
-              <w:rPr>
-                <w:noProof/>
-              </w:rPr>
-            </w:r>
-            <w:r>
-              <w:rPr>
-                <w:noProof/>
-              </w:rPr>
               <w:fldChar w:fldCharType="separate"/>
-            </w:r>
-            <w:r>
-              <w:rPr>
-                <w:noProof/>
-              </w:rPr>
               <w:t>13</w:t>
-            </w:r>
-            <w:r>
-              <w:rPr>
-                <w:noProof/>
-              </w:rPr>
               <w:fldChar w:fldCharType="end"/>
             </w:r>
           </w:hyperlink>
@@ -1330,40 +739,10 @@
                 <w:noProof/>
               </w:rPr>
               <w:tab/>
-            </w:r>
-            <w:r>
-              <w:rPr>
-                <w:noProof/>
-              </w:rPr>
               <w:fldChar w:fldCharType="begin"/>
-            </w:r>
-            <w:r>
-              <w:rPr>
-                <w:noProof/>
-              </w:rPr>
               <w:instrText xml:space="preserve"> PAGEREF _Toc231757050 \h </w:instrText>
-            </w:r>
-            <w:r>
-              <w:rPr>
-                <w:noProof/>
-              </w:rPr>
-            </w:r>
-            <w:r>
-              <w:rPr>
-                <w:noProof/>
-              </w:rPr>
               <w:fldChar w:fldCharType="separate"/>
-            </w:r>
-            <w:r>
-              <w:rPr>
-                <w:noProof/>
-              </w:rPr>
               <w:t>14</w:t>
-            </w:r>
-            <w:r>
-              <w:rPr>
-                <w:noProof/>
-              </w:rPr>
               <w:fldChar w:fldCharType="end"/>
             </w:r>
           </w:hyperlink>
@@ -1391,40 +770,10 @@
                 <w:noProof/>
               </w:rPr>
               <w:tab/>
-            </w:r>
-            <w:r>
-              <w:rPr>
-                <w:noProof/>
-              </w:rPr>
               <w:fldChar w:fldCharType="begin"/>
-            </w:r>
-            <w:r>
-              <w:rPr>
-                <w:noProof/>
-              </w:rPr>
               <w:instrText xml:space="preserve"> PAGEREF _Toc231757051 \h </w:instrText>
-            </w:r>
-            <w:r>
-              <w:rPr>
-                <w:noProof/>
-              </w:rPr>
-            </w:r>
-            <w:r>
-              <w:rPr>
-                <w:noProof/>
-              </w:rPr>
               <w:fldChar w:fldCharType="separate"/>
-            </w:r>
-            <w:r>
-              <w:rPr>
-                <w:noProof/>
-              </w:rPr>
               <w:t>14</w:t>
-            </w:r>
-            <w:r>
-              <w:rPr>
-                <w:noProof/>
-              </w:rPr>
               <w:fldChar w:fldCharType="end"/>
             </w:r>
           </w:hyperlink>
@@ -1452,40 +801,10 @@
                 <w:noProof/>
               </w:rPr>
               <w:tab/>
-            </w:r>
-            <w:r>
-              <w:rPr>
-                <w:noProof/>
-              </w:rPr>
               <w:fldChar w:fldCharType="begin"/>
-            </w:r>
-            <w:r>
-              <w:rPr>
-                <w:noProof/>
-              </w:rPr>
               <w:instrText xml:space="preserve"> PAGEREF _Toc231757052 \h </w:instrText>
-            </w:r>
-            <w:r>
-              <w:rPr>
-                <w:noProof/>
-              </w:rPr>
-            </w:r>
-            <w:r>
-              <w:rPr>
-                <w:noProof/>
-              </w:rPr>
               <w:fldChar w:fldCharType="separate"/>
-            </w:r>
-            <w:r>
-              <w:rPr>
-                <w:noProof/>
-              </w:rPr>
               <w:t>14</w:t>
-            </w:r>
-            <w:r>
-              <w:rPr>
-                <w:noProof/>
-              </w:rPr>
               <w:fldChar w:fldCharType="end"/>
             </w:r>
           </w:hyperlink>
@@ -1513,40 +832,10 @@
                 <w:noProof/>
               </w:rPr>
               <w:tab/>
-            </w:r>
-            <w:r>
-              <w:rPr>
-                <w:noProof/>
-              </w:rPr>
               <w:fldChar w:fldCharType="begin"/>
-            </w:r>
-            <w:r>
-              <w:rPr>
-                <w:noProof/>
-              </w:rPr>
               <w:instrText xml:space="preserve"> PAGEREF _Toc231757053 \h </w:instrText>
-            </w:r>
-            <w:r>
-              <w:rPr>
-                <w:noProof/>
-              </w:rPr>
-            </w:r>
-            <w:r>
-              <w:rPr>
-                <w:noProof/>
-              </w:rPr>
               <w:fldChar w:fldCharType="separate"/>
-            </w:r>
-            <w:r>
-              <w:rPr>
-                <w:noProof/>
-              </w:rPr>
               <w:t>15</w:t>
-            </w:r>
-            <w:r>
-              <w:rPr>
-                <w:noProof/>
-              </w:rPr>
               <w:fldChar w:fldCharType="end"/>
             </w:r>
           </w:hyperlink>
@@ -1574,40 +863,10 @@
                 <w:noProof/>
               </w:rPr>
               <w:tab/>
-            </w:r>
-            <w:r>
-              <w:rPr>
-                <w:noProof/>
-              </w:rPr>
               <w:fldChar w:fldCharType="begin"/>
-            </w:r>
-            <w:r>
-              <w:rPr>
-                <w:noProof/>
-              </w:rPr>
               <w:instrText xml:space="preserve"> PAGEREF _Toc231757054 \h </w:instrText>
-            </w:r>
-            <w:r>
-              <w:rPr>
-                <w:noProof/>
-              </w:rPr>
-            </w:r>
-            <w:r>
-              <w:rPr>
-                <w:noProof/>
-              </w:rPr>
               <w:fldChar w:fldCharType="separate"/>
-            </w:r>
-            <w:r>
-              <w:rPr>
-                <w:noProof/>
-              </w:rPr>
               <w:t>15</w:t>
-            </w:r>
-            <w:r>
-              <w:rPr>
-                <w:noProof/>
-              </w:rPr>
               <w:fldChar w:fldCharType="end"/>
             </w:r>
           </w:hyperlink>
@@ -1730,15 +989,7 @@
         <w:spacing w:after="100"/>
       </w:pPr>
       <w:r>
-        <w:t xml:space="preserve">*생활인구가 지역 소비로 전환되는 정도*를 </w:t>
-      </w:r>
-      <w:proofErr w:type="spellStart"/>
-      <w:r>
-        <w:t>정량화하는</w:t>
-      </w:r>
-      <w:proofErr w:type="spellEnd"/>
-      <w:r>
-        <w:t xml:space="preserve"> 진단 모델 </w:t>
+        <w:t xml:space="preserve">*생활인구가 지역 소비로 전환되는 정도*를 정량화하는 진단 모델 </w:t>
       </w:r>
       <w:r>
         <w:rPr>
@@ -1800,6 +1051,9 @@
     <w:p>
       <w:pPr>
         <w:spacing w:after="100"/>
+        <w:rPr>
+          <w:rFonts w:hint="eastAsia"/>
+        </w:rPr>
       </w:pPr>
       <w:r>
         <w:t xml:space="preserve">(3) 가진 데이터 안에서 </w:t>
@@ -1821,14 +1075,9 @@
       </w:pPr>
       <w:bookmarkStart w:id="1" w:name="_Toc231757033"/>
       <w:r>
-        <w:t xml:space="preserve">2. 데이터 및 </w:t>
-      </w:r>
-      <w:proofErr w:type="spellStart"/>
-      <w:r>
-        <w:t>전처리</w:t>
+        <w:t>2. 데이터 및 전처리</w:t>
       </w:r>
       <w:bookmarkEnd w:id="1"/>
-      <w:proofErr w:type="spellEnd"/>
     </w:p>
     <w:p>
       <w:pPr>
@@ -1864,12 +1113,6 @@
         <w:gridCol w:w="2258"/>
       </w:tblGrid>
       <w:tr>
-        <w:tblPrEx>
-          <w:tblCellMar>
-            <w:top w:w="0" w:type="dxa"/>
-            <w:bottom w:w="0" w:type="dxa"/>
-          </w:tblCellMar>
-        </w:tblPrEx>
         <w:tc>
           <w:tcPr>
             <w:tcW w:w="2256" w:type="dxa"/>
@@ -2004,12 +1247,6 @@
         </w:tc>
       </w:tr>
       <w:tr>
-        <w:tblPrEx>
-          <w:tblCellMar>
-            <w:top w:w="0" w:type="dxa"/>
-            <w:bottom w:w="0" w:type="dxa"/>
-          </w:tblCellMar>
-        </w:tblPrEx>
         <w:tc>
           <w:tcPr>
             <w:tcW w:w="2256" w:type="dxa"/>
@@ -2120,12 +1357,6 @@
         </w:tc>
       </w:tr>
       <w:tr>
-        <w:tblPrEx>
-          <w:tblCellMar>
-            <w:top w:w="0" w:type="dxa"/>
-            <w:bottom w:w="0" w:type="dxa"/>
-          </w:tblCellMar>
-        </w:tblPrEx>
         <w:tc>
           <w:tcPr>
             <w:tcW w:w="2256" w:type="dxa"/>
@@ -2236,12 +1467,6 @@
         </w:tc>
       </w:tr>
       <w:tr>
-        <w:tblPrEx>
-          <w:tblCellMar>
-            <w:top w:w="0" w:type="dxa"/>
-            <w:bottom w:w="0" w:type="dxa"/>
-          </w:tblCellMar>
-        </w:tblPrEx>
         <w:tc>
           <w:tcPr>
             <w:tcW w:w="2256" w:type="dxa"/>
@@ -2352,12 +1577,6 @@
         </w:tc>
       </w:tr>
       <w:tr>
-        <w:tblPrEx>
-          <w:tblCellMar>
-            <w:top w:w="0" w:type="dxa"/>
-            <w:bottom w:w="0" w:type="dxa"/>
-          </w:tblCellMar>
-        </w:tblPrEx>
         <w:tc>
           <w:tcPr>
             <w:tcW w:w="2256" w:type="dxa"/>
@@ -2435,23 +1654,7 @@
                 <w:sz w:val="16"/>
                 <w:szCs w:val="16"/>
               </w:rPr>
-              <w:t>KOSIS(통계청·</w:t>
-            </w:r>
-            <w:proofErr w:type="spellStart"/>
-            <w:r>
-              <w:rPr>
-                <w:sz w:val="16"/>
-                <w:szCs w:val="16"/>
-              </w:rPr>
-              <w:t>행안부</w:t>
-            </w:r>
-            <w:proofErr w:type="spellEnd"/>
-            <w:r>
-              <w:rPr>
-                <w:sz w:val="16"/>
-                <w:szCs w:val="16"/>
-              </w:rPr>
-              <w:t>, 통신3사 기반)</w:t>
+              <w:t>KOSIS(통계청·행안부, 통신3사 기반)</w:t>
             </w:r>
           </w:p>
         </w:tc>
@@ -2484,12 +1687,6 @@
         </w:tc>
       </w:tr>
       <w:tr>
-        <w:tblPrEx>
-          <w:tblCellMar>
-            <w:top w:w="0" w:type="dxa"/>
-            <w:bottom w:w="0" w:type="dxa"/>
-          </w:tblCellMar>
-        </w:tblPrEx>
         <w:tc>
           <w:tcPr>
             <w:tcW w:w="2256" w:type="dxa"/>
@@ -2535,21 +1732,12 @@
             <w:vAlign w:val="center"/>
           </w:tcPr>
           <w:p>
-            <w:proofErr w:type="spellStart"/>
-            <w:r>
-              <w:rPr>
-                <w:sz w:val="16"/>
-                <w:szCs w:val="16"/>
-              </w:rPr>
-              <w:t>시군구</w:t>
-            </w:r>
-            <w:proofErr w:type="spellEnd"/>
-            <w:r>
-              <w:rPr>
-                <w:sz w:val="16"/>
-                <w:szCs w:val="16"/>
-              </w:rPr>
-              <w:t xml:space="preserve"> 행정경계 (시각화용)</w:t>
+            <w:r>
+              <w:rPr>
+                <w:sz w:val="16"/>
+                <w:szCs w:val="16"/>
+              </w:rPr>
+              <w:t>시군구 행정경계 (시각화용)</w:t>
             </w:r>
           </w:p>
         </w:tc>
@@ -2576,23 +1764,7 @@
                 <w:sz w:val="16"/>
                 <w:szCs w:val="16"/>
               </w:rPr>
-              <w:t xml:space="preserve">통계청 KOSTAT </w:t>
-            </w:r>
-            <w:proofErr w:type="spellStart"/>
-            <w:r>
-              <w:rPr>
-                <w:sz w:val="16"/>
-                <w:szCs w:val="16"/>
-              </w:rPr>
-              <w:t>시군구</w:t>
-            </w:r>
-            <w:proofErr w:type="spellEnd"/>
-            <w:r>
-              <w:rPr>
-                <w:sz w:val="16"/>
-                <w:szCs w:val="16"/>
-              </w:rPr>
-              <w:t xml:space="preserve"> 경계</w:t>
+              <w:t>통계청 KOSTAT 시군구 경계</w:t>
             </w:r>
           </w:p>
         </w:tc>
@@ -2640,15 +1812,7 @@
         <w:spacing w:after="40"/>
       </w:pPr>
       <w:r>
-        <w:t xml:space="preserve">모든 카드 CSV 인코딩: `cp949`. </w:t>
-      </w:r>
-      <w:proofErr w:type="spellStart"/>
-      <w:r>
-        <w:t>시군구명</w:t>
-      </w:r>
-      <w:proofErr w:type="spellEnd"/>
-      <w:r>
-        <w:t xml:space="preserve"> 표기 변형은 표준화 사전으로 통일.</w:t>
+        <w:t>모든 카드 CSV 인코딩: `cp949`. 시군구명 표기 변형은 표준화 사전으로 통일.</w:t>
       </w:r>
     </w:p>
     <w:p>
@@ -2661,15 +1825,7 @@
         <w:spacing w:after="40"/>
       </w:pPr>
       <w:r>
-        <w:t xml:space="preserve">생활인구: 「월 1회 이상 3시간 이상 체류한 인구의 월별 합계」(2024.1~12), </w:t>
-      </w:r>
-      <w:proofErr w:type="spellStart"/>
-      <w:r>
-        <w:t>wide→long</w:t>
-      </w:r>
-      <w:proofErr w:type="spellEnd"/>
-      <w:r>
-        <w:t xml:space="preserve"> 변환 후 연령 합계(계) 사용.</w:t>
+        <w:t>생활인구: 「월 1회 이상 3시간 이상 체류한 인구의 월별 합계」(2024.1~12), wide→long 변환 후 연령 합계(계) 사용.</w:t>
       </w:r>
     </w:p>
     <w:p>
@@ -2682,15 +1838,7 @@
         <w:spacing w:after="40"/>
       </w:pPr>
       <w:r>
-        <w:t xml:space="preserve">2025년 기준 폐지/결측 항목 및 지역 </w:t>
-      </w:r>
-      <w:proofErr w:type="spellStart"/>
-      <w:r>
-        <w:t>미매칭</w:t>
-      </w:r>
-      <w:proofErr w:type="spellEnd"/>
-      <w:r>
-        <w:t xml:space="preserve"> 항목 제외.</w:t>
+        <w:t>2025년 기준 폐지/결측 항목 및 지역 미매칭 항목 제외.</w:t>
       </w:r>
     </w:p>
     <w:p>
@@ -2758,25 +1906,7 @@
           <w:sz w:val="18"/>
           <w:szCs w:val="18"/>
         </w:rPr>
-        <w:t xml:space="preserve">경남 22개 </w:t>
-      </w:r>
-      <w:proofErr w:type="spellStart"/>
-      <w:r>
-        <w:rPr>
-          <w:color w:val="333333"/>
-          <w:sz w:val="18"/>
-          <w:szCs w:val="18"/>
-        </w:rPr>
-        <w:t>시군구</w:t>
-      </w:r>
-      <w:proofErr w:type="spellEnd"/>
-      <w:r>
-        <w:rPr>
-          <w:color w:val="333333"/>
-          <w:sz w:val="18"/>
-          <w:szCs w:val="18"/>
-        </w:rPr>
-        <w:t xml:space="preserve"> 전수(Phase 1)를 먼저 분석한 뒤, 생활인구 결합이 가능한 13개 지역(Phase 2)으로 범위를 좁혀 정밀 진단했다. 보고서의 중심은 Phase 2다.</w:t>
+        <w:t>경남 22개 시군구 전수(Phase 1)를 먼저 분석한 뒤, 생활인구 결합이 가능한 13개 지역(Phase 2)으로 범위를 좁혀 정밀 진단했다. 보고서의 중심은 Phase 2다.</w:t>
       </w:r>
     </w:p>
     <w:p>
@@ -2795,31 +1925,7 @@
         <w:spacing w:after="100"/>
       </w:pPr>
       <w:r>
-        <w:t xml:space="preserve">Python 3 (pandas, scikit-learn, matplotlib, </w:t>
-      </w:r>
-      <w:proofErr w:type="spellStart"/>
-      <w:r>
-        <w:t>geopandas</w:t>
-      </w:r>
-      <w:proofErr w:type="spellEnd"/>
-      <w:r>
-        <w:t xml:space="preserve">, </w:t>
-      </w:r>
-      <w:proofErr w:type="spellStart"/>
-      <w:r>
-        <w:t>shap</w:t>
-      </w:r>
-      <w:proofErr w:type="spellEnd"/>
-      <w:r>
-        <w:t xml:space="preserve">). </w:t>
-      </w:r>
-      <w:proofErr w:type="spellStart"/>
-      <w:r>
-        <w:t>K-means·RandomForest</w:t>
-      </w:r>
-      <w:proofErr w:type="spellEnd"/>
-      <w:r>
-        <w:t xml:space="preserve"> 모두</w:t>
+        <w:t>Python 3 (pandas, scikit-learn, matplotlib, geopandas, shap). K-means·RandomForest 모두</w:t>
       </w:r>
     </w:p>
     <w:p>
@@ -2827,15 +1933,7 @@
         <w:spacing w:after="100"/>
       </w:pPr>
       <w:r>
-        <w:t>`</w:t>
-      </w:r>
-      <w:proofErr w:type="spellStart"/>
-      <w:r>
-        <w:t>random_state</w:t>
-      </w:r>
-      <w:proofErr w:type="spellEnd"/>
-      <w:r>
-        <w:t>=42` 고정으로 재현성 확보.</w:t>
+        <w:t>`random_state=42` 고정으로 재현성 확보.</w:t>
       </w:r>
     </w:p>
     <w:p>
@@ -2871,12 +1969,6 @@
         <w:gridCol w:w="3010"/>
       </w:tblGrid>
       <w:tr>
-        <w:tblPrEx>
-          <w:tblCellMar>
-            <w:top w:w="0" w:type="dxa"/>
-            <w:bottom w:w="0" w:type="dxa"/>
-          </w:tblCellMar>
-        </w:tblPrEx>
         <w:tc>
           <w:tcPr>
             <w:tcW w:w="3008" w:type="dxa"/>
@@ -2978,12 +2070,6 @@
         </w:tc>
       </w:tr>
       <w:tr>
-        <w:tblPrEx>
-          <w:tblCellMar>
-            <w:top w:w="0" w:type="dxa"/>
-            <w:bottom w:w="0" w:type="dxa"/>
-          </w:tblCellMar>
-        </w:tblPrEx>
         <w:tc>
           <w:tcPr>
             <w:tcW w:w="3008" w:type="dxa"/>
@@ -3036,23 +2122,7 @@
                 <w:sz w:val="16"/>
                 <w:szCs w:val="16"/>
               </w:rPr>
-              <w:t>log(</w:t>
-            </w:r>
-            <w:proofErr w:type="gramStart"/>
-            <w:r>
-              <w:rPr>
-                <w:sz w:val="16"/>
-                <w:szCs w:val="16"/>
-              </w:rPr>
-              <w:t>연간매출 /</w:t>
-            </w:r>
-            <w:proofErr w:type="gramEnd"/>
-            <w:r>
-              <w:rPr>
-                <w:sz w:val="16"/>
-                <w:szCs w:val="16"/>
-              </w:rPr>
-              <w:t xml:space="preserve"> 연평균 생활인구) − 13곳 평균</w:t>
+              <w:t>log(연간매출 / 연평균 생활인구) − 13곳 평균</w:t>
             </w:r>
           </w:p>
         </w:tc>
@@ -3087,12 +2157,6 @@
         </w:tc>
       </w:tr>
       <w:tr>
-        <w:tblPrEx>
-          <w:tblCellMar>
-            <w:top w:w="0" w:type="dxa"/>
-            <w:bottom w:w="0" w:type="dxa"/>
-          </w:tblCellMar>
-        </w:tblPrEx>
         <w:tc>
           <w:tcPr>
             <w:tcW w:w="3008" w:type="dxa"/>
@@ -3140,37 +2204,12 @@
             <w:vAlign w:val="center"/>
           </w:tcPr>
           <w:p>
-            <w:proofErr w:type="gramStart"/>
-            <w:r>
-              <w:rPr>
-                <w:sz w:val="16"/>
-                <w:szCs w:val="16"/>
-              </w:rPr>
-              <w:t>연간매출 /</w:t>
-            </w:r>
-            <w:proofErr w:type="gramEnd"/>
-            <w:r>
-              <w:rPr>
-                <w:sz w:val="16"/>
-                <w:szCs w:val="16"/>
-              </w:rPr>
-              <w:t xml:space="preserve"> </w:t>
-            </w:r>
-            <w:proofErr w:type="gramStart"/>
-            <w:r>
-              <w:rPr>
-                <w:sz w:val="16"/>
-                <w:szCs w:val="16"/>
-              </w:rPr>
-              <w:t>생활인구 /</w:t>
-            </w:r>
-            <w:proofErr w:type="gramEnd"/>
-            <w:r>
-              <w:rPr>
-                <w:sz w:val="16"/>
-                <w:szCs w:val="16"/>
-              </w:rPr>
-              <w:t xml:space="preserve"> 12</w:t>
+            <w:r>
+              <w:rPr>
+                <w:sz w:val="16"/>
+                <w:szCs w:val="16"/>
+              </w:rPr>
+              <w:t>연간매출 / 생활인구 / 12</w:t>
             </w:r>
           </w:p>
         </w:tc>
@@ -3203,12 +2242,6 @@
         </w:tc>
       </w:tr>
       <w:tr>
-        <w:tblPrEx>
-          <w:tblCellMar>
-            <w:top w:w="0" w:type="dxa"/>
-            <w:bottom w:w="0" w:type="dxa"/>
-          </w:tblCellMar>
-        </w:tblPrEx>
         <w:tc>
           <w:tcPr>
             <w:tcW w:w="3008" w:type="dxa"/>
@@ -3294,12 +2327,6 @@
         </w:tc>
       </w:tr>
       <w:tr>
-        <w:tblPrEx>
-          <w:tblCellMar>
-            <w:top w:w="0" w:type="dxa"/>
-            <w:bottom w:w="0" w:type="dxa"/>
-          </w:tblCellMar>
-        </w:tblPrEx>
         <w:tc>
           <w:tcPr>
             <w:tcW w:w="3008" w:type="dxa"/>
@@ -3350,23 +2377,7 @@
                 <w:sz w:val="16"/>
                 <w:szCs w:val="16"/>
               </w:rPr>
-              <w:t xml:space="preserve">유입지가 경남인 </w:t>
-            </w:r>
-            <w:proofErr w:type="gramStart"/>
-            <w:r>
-              <w:rPr>
-                <w:sz w:val="16"/>
-                <w:szCs w:val="16"/>
-              </w:rPr>
-              <w:t>매출 /</w:t>
-            </w:r>
-            <w:proofErr w:type="gramEnd"/>
-            <w:r>
-              <w:rPr>
-                <w:sz w:val="16"/>
-                <w:szCs w:val="16"/>
-              </w:rPr>
-              <w:t xml:space="preserve"> 전체 매출</w:t>
+              <w:t>유입지가 경남인 매출 / 전체 매출</w:t>
             </w:r>
           </w:p>
         </w:tc>
@@ -3388,7 +2399,6 @@
             <w:vAlign w:val="center"/>
           </w:tcPr>
           <w:p>
-            <w:proofErr w:type="spellStart"/>
             <w:r>
               <w:rPr>
                 <w:b/>
@@ -3396,17 +2406,7 @@
                 <w:sz w:val="16"/>
                 <w:szCs w:val="16"/>
               </w:rPr>
-              <w:t>경남권</w:t>
-            </w:r>
-            <w:proofErr w:type="spellEnd"/>
-            <w:r>
-              <w:rPr>
-                <w:b/>
-                <w:bCs/>
-                <w:sz w:val="16"/>
-                <w:szCs w:val="16"/>
-              </w:rPr>
-              <w:t xml:space="preserve"> 소비자 비중</w:t>
+              <w:t>경남권 소비자 비중</w:t>
             </w:r>
             <w:r>
               <w:rPr>
@@ -3419,12 +2419,6 @@
         </w:tc>
       </w:tr>
       <w:tr>
-        <w:tblPrEx>
-          <w:tblCellMar>
-            <w:top w:w="0" w:type="dxa"/>
-            <w:bottom w:w="0" w:type="dxa"/>
-          </w:tblCellMar>
-        </w:tblPrEx>
         <w:tc>
           <w:tcPr>
             <w:tcW w:w="3008" w:type="dxa"/>
@@ -3508,12 +2502,6 @@
         </w:tc>
       </w:tr>
       <w:tr>
-        <w:tblPrEx>
-          <w:tblCellMar>
-            <w:top w:w="0" w:type="dxa"/>
-            <w:bottom w:w="0" w:type="dxa"/>
-          </w:tblCellMar>
-        </w:tblPrEx>
         <w:tc>
           <w:tcPr>
             <w:tcW w:w="3008" w:type="dxa"/>
@@ -3564,23 +2552,7 @@
                 <w:sz w:val="16"/>
                 <w:szCs w:val="16"/>
               </w:rPr>
-              <w:t xml:space="preserve">18~23시 </w:t>
-            </w:r>
-            <w:proofErr w:type="gramStart"/>
-            <w:r>
-              <w:rPr>
-                <w:sz w:val="16"/>
-                <w:szCs w:val="16"/>
-              </w:rPr>
-              <w:t>매출 /</w:t>
-            </w:r>
-            <w:proofErr w:type="gramEnd"/>
-            <w:r>
-              <w:rPr>
-                <w:sz w:val="16"/>
-                <w:szCs w:val="16"/>
-              </w:rPr>
-              <w:t xml:space="preserve"> 전체</w:t>
+              <w:t>18~23시 매출 / 전체</w:t>
             </w:r>
           </w:p>
         </w:tc>
@@ -3613,12 +2585,6 @@
         </w:tc>
       </w:tr>
       <w:tr>
-        <w:tblPrEx>
-          <w:tblCellMar>
-            <w:top w:w="0" w:type="dxa"/>
-            <w:bottom w:w="0" w:type="dxa"/>
-          </w:tblCellMar>
-        </w:tblPrEx>
         <w:tc>
           <w:tcPr>
             <w:tcW w:w="3008" w:type="dxa"/>
@@ -3702,12 +2668,6 @@
         </w:tc>
       </w:tr>
       <w:tr>
-        <w:tblPrEx>
-          <w:tblCellMar>
-            <w:top w:w="0" w:type="dxa"/>
-            <w:bottom w:w="0" w:type="dxa"/>
-          </w:tblCellMar>
-        </w:tblPrEx>
         <w:tc>
           <w:tcPr>
             <w:tcW w:w="3008" w:type="dxa"/>
@@ -3791,12 +2751,6 @@
         </w:tc>
       </w:tr>
       <w:tr>
-        <w:tblPrEx>
-          <w:tblCellMar>
-            <w:top w:w="0" w:type="dxa"/>
-            <w:bottom w:w="0" w:type="dxa"/>
-          </w:tblCellMar>
-        </w:tblPrEx>
         <w:tc>
           <w:tcPr>
             <w:tcW w:w="3008" w:type="dxa"/>
@@ -3847,23 +2801,7 @@
                 <w:sz w:val="16"/>
                 <w:szCs w:val="16"/>
               </w:rPr>
-              <w:t xml:space="preserve">월별 매출 회귀 </w:t>
-            </w:r>
-            <w:proofErr w:type="gramStart"/>
-            <w:r>
-              <w:rPr>
-                <w:sz w:val="16"/>
-                <w:szCs w:val="16"/>
-              </w:rPr>
-              <w:t>기울기 /</w:t>
-            </w:r>
-            <w:proofErr w:type="gramEnd"/>
-            <w:r>
-              <w:rPr>
-                <w:sz w:val="16"/>
-                <w:szCs w:val="16"/>
-              </w:rPr>
-              <w:t xml:space="preserve"> 평균</w:t>
+              <w:t>월별 매출 회귀 기울기 / 평균</w:t>
             </w:r>
           </w:p>
         </w:tc>
@@ -4016,15 +2954,7 @@
         <w:spacing w:after="100"/>
       </w:pPr>
       <w:r>
-        <w:t xml:space="preserve">「인구감소지역과 생활밀접업종 관계 </w:t>
-      </w:r>
-      <w:proofErr w:type="spellStart"/>
-      <w:r>
-        <w:t>분석」은</w:t>
-      </w:r>
-      <w:proofErr w:type="spellEnd"/>
-      <w:r>
-        <w:t xml:space="preserve"> 생활인구가 지역 소비(생활밀접업종 매출)와</w:t>
+        <w:t>「인구감소지역과 생활밀접업종 관계 분석」은 생활인구가 지역 소비(생활밀접업종 매출)와</w:t>
       </w:r>
     </w:p>
     <w:p>
@@ -4032,15 +2962,7 @@
         <w:spacing w:after="100"/>
       </w:pPr>
       <w:r>
-        <w:t xml:space="preserve">체계적으로 연동됨을 보였다. 본 연구의 MI·CPC는 *이 연동이 지역별로 얼마나 </w:t>
-      </w:r>
-      <w:proofErr w:type="spellStart"/>
-      <w:r>
-        <w:t>약한가</w:t>
-      </w:r>
-      <w:proofErr w:type="spellEnd"/>
-      <w:r>
-        <w:t>*를</w:t>
+        <w:t>체계적으로 연동됨을 보였다. 본 연구의 MI·CPC는 *이 연동이 지역별로 얼마나 약한가*를</w:t>
       </w:r>
     </w:p>
     <w:p>
@@ -4048,15 +2970,7 @@
         <w:spacing w:after="100"/>
       </w:pPr>
       <w:r>
-        <w:t xml:space="preserve">로그 비율로 </w:t>
-      </w:r>
-      <w:proofErr w:type="spellStart"/>
-      <w:r>
-        <w:t>정량화한</w:t>
-      </w:r>
-      <w:proofErr w:type="spellEnd"/>
-      <w:r>
-        <w:t xml:space="preserve"> 것으로, 분모를 정주인구가 아닌 생활인구로 둔 점이 핵심 차별점이다.</w:t>
+        <w:t>로그 비율로 정량화한 것으로, 분모를 정주인구가 아닌 생활인구로 둔 점이 핵심 차별점이다.</w:t>
       </w:r>
     </w:p>
     <w:p>
@@ -4190,12 +3104,6 @@
         <w:gridCol w:w="1130"/>
       </w:tblGrid>
       <w:tr>
-        <w:tblPrEx>
-          <w:tblCellMar>
-            <w:top w:w="0" w:type="dxa"/>
-            <w:bottom w:w="0" w:type="dxa"/>
-          </w:tblCellMar>
-        </w:tblPrEx>
         <w:tc>
           <w:tcPr>
             <w:tcW w:w="1128" w:type="dxa"/>
@@ -4462,12 +3370,6 @@
         </w:tc>
       </w:tr>
       <w:tr>
-        <w:tblPrEx>
-          <w:tblCellMar>
-            <w:top w:w="0" w:type="dxa"/>
-            <w:bottom w:w="0" w:type="dxa"/>
-          </w:tblCellMar>
-        </w:tblPrEx>
         <w:tc>
           <w:tcPr>
             <w:tcW w:w="1128" w:type="dxa"/>
@@ -4688,12 +3590,6 @@
         </w:tc>
       </w:tr>
       <w:tr>
-        <w:tblPrEx>
-          <w:tblCellMar>
-            <w:top w:w="0" w:type="dxa"/>
-            <w:bottom w:w="0" w:type="dxa"/>
-          </w:tblCellMar>
-        </w:tblPrEx>
         <w:tc>
           <w:tcPr>
             <w:tcW w:w="1128" w:type="dxa"/>
@@ -4916,12 +3812,6 @@
         </w:tc>
       </w:tr>
       <w:tr>
-        <w:tblPrEx>
-          <w:tblCellMar>
-            <w:top w:w="0" w:type="dxa"/>
-            <w:bottom w:w="0" w:type="dxa"/>
-          </w:tblCellMar>
-        </w:tblPrEx>
         <w:tc>
           <w:tcPr>
             <w:tcW w:w="1128" w:type="dxa"/>
@@ -5144,12 +4034,6 @@
         </w:tc>
       </w:tr>
       <w:tr>
-        <w:tblPrEx>
-          <w:tblCellMar>
-            <w:top w:w="0" w:type="dxa"/>
-            <w:bottom w:w="0" w:type="dxa"/>
-          </w:tblCellMar>
-        </w:tblPrEx>
         <w:tc>
           <w:tcPr>
             <w:tcW w:w="1128" w:type="dxa"/>
@@ -5368,12 +4252,6 @@
         </w:tc>
       </w:tr>
       <w:tr>
-        <w:tblPrEx>
-          <w:tblCellMar>
-            <w:top w:w="0" w:type="dxa"/>
-            <w:bottom w:w="0" w:type="dxa"/>
-          </w:tblCellMar>
-        </w:tblPrEx>
         <w:tc>
           <w:tcPr>
             <w:tcW w:w="1128" w:type="dxa"/>
@@ -5592,12 +4470,6 @@
         </w:tc>
       </w:tr>
       <w:tr>
-        <w:tblPrEx>
-          <w:tblCellMar>
-            <w:top w:w="0" w:type="dxa"/>
-            <w:bottom w:w="0" w:type="dxa"/>
-          </w:tblCellMar>
-        </w:tblPrEx>
         <w:tc>
           <w:tcPr>
             <w:tcW w:w="1128" w:type="dxa"/>
@@ -5818,12 +4690,6 @@
         </w:tc>
       </w:tr>
       <w:tr>
-        <w:tblPrEx>
-          <w:tblCellMar>
-            <w:top w:w="0" w:type="dxa"/>
-            <w:bottom w:w="0" w:type="dxa"/>
-          </w:tblCellMar>
-        </w:tblPrEx>
         <w:tc>
           <w:tcPr>
             <w:tcW w:w="1128" w:type="dxa"/>
@@ -6042,12 +4908,6 @@
         </w:tc>
       </w:tr>
       <w:tr>
-        <w:tblPrEx>
-          <w:tblCellMar>
-            <w:top w:w="0" w:type="dxa"/>
-            <w:bottom w:w="0" w:type="dxa"/>
-          </w:tblCellMar>
-        </w:tblPrEx>
         <w:tc>
           <w:tcPr>
             <w:tcW w:w="1128" w:type="dxa"/>
@@ -6266,12 +5126,6 @@
         </w:tc>
       </w:tr>
       <w:tr>
-        <w:tblPrEx>
-          <w:tblCellMar>
-            <w:top w:w="0" w:type="dxa"/>
-            <w:bottom w:w="0" w:type="dxa"/>
-          </w:tblCellMar>
-        </w:tblPrEx>
         <w:tc>
           <w:tcPr>
             <w:tcW w:w="1128" w:type="dxa"/>
@@ -6490,12 +5344,6 @@
         </w:tc>
       </w:tr>
       <w:tr>
-        <w:tblPrEx>
-          <w:tblCellMar>
-            <w:top w:w="0" w:type="dxa"/>
-            <w:bottom w:w="0" w:type="dxa"/>
-          </w:tblCellMar>
-        </w:tblPrEx>
         <w:tc>
           <w:tcPr>
             <w:tcW w:w="1128" w:type="dxa"/>
@@ -6714,12 +5562,6 @@
         </w:tc>
       </w:tr>
       <w:tr>
-        <w:tblPrEx>
-          <w:tblCellMar>
-            <w:top w:w="0" w:type="dxa"/>
-            <w:bottom w:w="0" w:type="dxa"/>
-          </w:tblCellMar>
-        </w:tblPrEx>
         <w:tc>
           <w:tcPr>
             <w:tcW w:w="1128" w:type="dxa"/>
@@ -6938,12 +5780,6 @@
         </w:tc>
       </w:tr>
       <w:tr>
-        <w:tblPrEx>
-          <w:tblCellMar>
-            <w:top w:w="0" w:type="dxa"/>
-            <w:bottom w:w="0" w:type="dxa"/>
-          </w:tblCellMar>
-        </w:tblPrEx>
         <w:tc>
           <w:tcPr>
             <w:tcW w:w="1128" w:type="dxa"/>
@@ -7162,12 +5998,6 @@
         </w:tc>
       </w:tr>
       <w:tr>
-        <w:tblPrEx>
-          <w:tblCellMar>
-            <w:top w:w="0" w:type="dxa"/>
-            <w:bottom w:w="0" w:type="dxa"/>
-          </w:tblCellMar>
-        </w:tblPrEx>
         <w:tc>
           <w:tcPr>
             <w:tcW w:w="1128" w:type="dxa"/>
@@ -7463,15 +6293,7 @@
         <w:t>7.6배</w:t>
       </w:r>
       <w:r>
-        <w:t xml:space="preserve"> 차이다. 같은 인구감소지역, 심지어 같은 군(郡) </w:t>
-      </w:r>
-      <w:proofErr w:type="spellStart"/>
-      <w:r>
-        <w:t>단위인데도</w:t>
-      </w:r>
-      <w:proofErr w:type="spellEnd"/>
-      <w:r>
-        <w:t xml:space="preserve"> 거창(65,036원)과</w:t>
+        <w:t xml:space="preserve"> 차이다. 같은 인구감소지역, 심지어 같은 군(郡) 단위인데도 거창(65,036원)과</w:t>
       </w:r>
     </w:p>
     <w:p>
@@ -7605,23 +6427,7 @@
           <w:b/>
           <w:bCs/>
         </w:rPr>
-        <w:t xml:space="preserve">MI 전부 &lt; −0.6, CPC 전부 </w:t>
-      </w:r>
-      <w:proofErr w:type="gramStart"/>
-      <w:r>
-        <w:rPr>
-          <w:b/>
-          <w:bCs/>
-        </w:rPr>
-        <w:t>&lt; 17,000</w:t>
-      </w:r>
-      <w:proofErr w:type="gramEnd"/>
-      <w:r>
-        <w:rPr>
-          <w:b/>
-          <w:bCs/>
-        </w:rPr>
-        <w:t>원</w:t>
+        <w:t>MI 전부 &lt; −0.6, CPC 전부 &lt; 17,000원</w:t>
       </w:r>
       <w:r>
         <w:t>이라는 동일 증상으로 묶였다. 세 지역이 서로의 증상을</w:t>
@@ -7662,35 +6468,15 @@
           <w:sz w:val="18"/>
           <w:szCs w:val="18"/>
         </w:rPr>
-        <w:t xml:space="preserve">그림 2. 유형별 지표 </w:t>
-      </w:r>
-      <w:proofErr w:type="gramStart"/>
-      <w:r>
-        <w:rPr>
-          <w:b/>
-          <w:bCs/>
+        <w:t>그림 2. 유형별 지표 비교</w:t>
+      </w:r>
+      <w:r>
+        <w:rPr>
           <w:color w:val="333333"/>
           <w:sz w:val="18"/>
           <w:szCs w:val="18"/>
         </w:rPr>
-        <w:t>비교</w:t>
-      </w:r>
-      <w:r>
-        <w:rPr>
-          <w:color w:val="333333"/>
-          <w:sz w:val="18"/>
-          <w:szCs w:val="18"/>
-        </w:rPr>
-        <w:t xml:space="preserve"> /</w:t>
-      </w:r>
-      <w:proofErr w:type="gramEnd"/>
-      <w:r>
-        <w:rPr>
-          <w:color w:val="333333"/>
-          <w:sz w:val="18"/>
-          <w:szCs w:val="18"/>
-        </w:rPr>
-        <w:t xml:space="preserve"> </w:t>
+        <w:t xml:space="preserve"> / </w:t>
       </w:r>
       <w:r>
         <w:rPr>
@@ -7941,15 +6727,7 @@
         <w:spacing w:after="100"/>
       </w:pPr>
       <w:r>
-        <w:t xml:space="preserve">13개 지역의 진단 결과를 경남 행정경계(통계청 </w:t>
-      </w:r>
-      <w:proofErr w:type="spellStart"/>
-      <w:r>
-        <w:t>시군구</w:t>
-      </w:r>
-      <w:proofErr w:type="spellEnd"/>
-      <w:r>
-        <w:t xml:space="preserve"> 경계) 위에 투영하면, 침체가</w:t>
+        <w:t>13개 지역의 진단 결과를 경남 행정경계(통계청 시군구 경계) 위에 투영하면, 침체가</w:t>
       </w:r>
     </w:p>
     <w:p>
@@ -8010,35 +6788,15 @@
           <w:sz w:val="18"/>
           <w:szCs w:val="18"/>
         </w:rPr>
-        <w:t xml:space="preserve">그림 5. 침체유형 </w:t>
-      </w:r>
-      <w:proofErr w:type="gramStart"/>
-      <w:r>
-        <w:rPr>
-          <w:b/>
-          <w:bCs/>
+        <w:t>그림 5. 침체유형 지도</w:t>
+      </w:r>
+      <w:r>
+        <w:rPr>
           <w:color w:val="333333"/>
           <w:sz w:val="18"/>
           <w:szCs w:val="18"/>
         </w:rPr>
-        <w:t>지도</w:t>
-      </w:r>
-      <w:r>
-        <w:rPr>
-          <w:color w:val="333333"/>
-          <w:sz w:val="18"/>
-          <w:szCs w:val="18"/>
-        </w:rPr>
-        <w:t xml:space="preserve"> /</w:t>
-      </w:r>
-      <w:proofErr w:type="gramEnd"/>
-      <w:r>
-        <w:rPr>
-          <w:color w:val="333333"/>
-          <w:sz w:val="18"/>
-          <w:szCs w:val="18"/>
-        </w:rPr>
-        <w:t xml:space="preserve"> </w:t>
+        <w:t xml:space="preserve"> / </w:t>
       </w:r>
       <w:r>
         <w:rPr>
@@ -8199,15 +6957,7 @@
         <w:t>① 위험점수 요인 분해 (정확 분해).</w:t>
       </w:r>
       <w:r>
-        <w:t xml:space="preserve"> 위험점수는 4개 지표의 </w:t>
-      </w:r>
-      <w:proofErr w:type="spellStart"/>
-      <w:r>
-        <w:t>가중합이므로</w:t>
-      </w:r>
-      <w:proofErr w:type="spellEnd"/>
-      <w:r>
-        <w:t>, 각 시군의</w:t>
+        <w:t xml:space="preserve"> 위험점수는 4개 지표의 가중합이므로, 각 시군의</w:t>
       </w:r>
     </w:p>
     <w:p>
@@ -8246,15 +6996,7 @@
         <w:spacing w:after="100"/>
       </w:pPr>
       <w:r>
-        <w:t xml:space="preserve">재확인된다. 반면 소비 </w:t>
-      </w:r>
-      <w:proofErr w:type="spellStart"/>
-      <w:r>
-        <w:t>안정군</w:t>
-      </w:r>
-      <w:proofErr w:type="spellEnd"/>
-      <w:r>
-        <w:t>(밀양·거창)은 CPC, 통영은 TREND가 잔여 위험의 주축이다.</w:t>
+        <w:t>재확인된다. 반면 소비 안정군(밀양·거창)은 CPC, 통영은 TREND가 잔여 위험의 주축이다.</w:t>
       </w:r>
     </w:p>
     <w:p>
@@ -8336,105 +7078,41 @@
           <w:b/>
           <w:bCs/>
         </w:rPr>
-        <w:t>② MI의 구조적 동인 (</w:t>
-      </w:r>
-      <w:proofErr w:type="spellStart"/>
+        <w:t>② MI의 구조적 동인 (RandomForest + SHAP, 탐색적).</w:t>
+      </w:r>
+      <w:r>
+        <w:t xml:space="preserve"> 그렇다면 *소비전환 실패 자체는</w:t>
+      </w:r>
+    </w:p>
+    <w:p>
+      <w:pPr>
+        <w:spacing w:after="100"/>
+      </w:pPr>
+      <w:r>
+        <w:t>무엇과 연관되는가?* MI를 종속변수로, 산식에 포함되지 않은 구조지표</w:t>
+      </w:r>
+    </w:p>
+    <w:p>
+      <w:pPr>
+        <w:spacing w:after="100"/>
+      </w:pPr>
+      <w:r>
+        <w:t>(LRR·CDI·NAR·AGI·YR·STI·TREND)를 독립변수로 RandomForest 회귀를 적합하고 SHAP으로</w:t>
+      </w:r>
+    </w:p>
+    <w:p>
+      <w:pPr>
+        <w:spacing w:after="100"/>
+      </w:pPr>
+      <w:r>
+        <w:t xml:space="preserve">기여도를 분해했다. 전역 기여도는 </w:t>
+      </w:r>
       <w:r>
         <w:rPr>
           <w:b/>
           <w:bCs/>
         </w:rPr>
-        <w:t>RandomForest</w:t>
-      </w:r>
-      <w:proofErr w:type="spellEnd"/>
-      <w:r>
-        <w:rPr>
-          <w:b/>
-          <w:bCs/>
-        </w:rPr>
-        <w:t xml:space="preserve"> + SHAP, 탐색적).</w:t>
-      </w:r>
-      <w:r>
-        <w:t xml:space="preserve"> 그렇다면 *소비전환 실패 자체는</w:t>
-      </w:r>
-    </w:p>
-    <w:p>
-      <w:pPr>
-        <w:spacing w:after="100"/>
-      </w:pPr>
-      <w:r>
-        <w:t xml:space="preserve">무엇과 </w:t>
-      </w:r>
-      <w:proofErr w:type="gramStart"/>
-      <w:r>
-        <w:t>연관되는가?*</w:t>
-      </w:r>
-      <w:proofErr w:type="gramEnd"/>
-      <w:r>
-        <w:t xml:space="preserve"> MI를 종속변수로, 산식에 포함되지 않은 구조지표</w:t>
-      </w:r>
-    </w:p>
-    <w:p>
-      <w:pPr>
-        <w:spacing w:after="100"/>
-      </w:pPr>
-      <w:r>
-        <w:t xml:space="preserve">(LRR·CDI·NAR·AGI·YR·STI·TREND)를 독립변수로 </w:t>
-      </w:r>
-      <w:proofErr w:type="spellStart"/>
-      <w:r>
-        <w:t>RandomForest</w:t>
-      </w:r>
-      <w:proofErr w:type="spellEnd"/>
-      <w:r>
-        <w:t xml:space="preserve"> 회귀를 적합하고 SHAP으로</w:t>
-      </w:r>
-    </w:p>
-    <w:p>
-      <w:pPr>
-        <w:spacing w:after="100"/>
-      </w:pPr>
-      <w:r>
-        <w:t xml:space="preserve">기여도를 분해했다. 전역 기여도는 </w:t>
-      </w:r>
-      <w:r>
-        <w:rPr>
-          <w:b/>
-          <w:bCs/>
-        </w:rPr>
-        <w:t>TREND(매출 감소세</w:t>
-      </w:r>
-      <w:proofErr w:type="gramStart"/>
-      <w:r>
-        <w:rPr>
-          <w:b/>
-          <w:bCs/>
-        </w:rPr>
-        <w:t>) &gt;</w:t>
-      </w:r>
-      <w:proofErr w:type="gramEnd"/>
-      <w:r>
-        <w:rPr>
-          <w:b/>
-          <w:bCs/>
-        </w:rPr>
-        <w:t xml:space="preserve"> CDI(업종 집중</w:t>
-      </w:r>
-      <w:proofErr w:type="gramStart"/>
-      <w:r>
-        <w:rPr>
-          <w:b/>
-          <w:bCs/>
-        </w:rPr>
-        <w:t>) &gt;</w:t>
-      </w:r>
-      <w:proofErr w:type="gramEnd"/>
-      <w:r>
-        <w:rPr>
-          <w:b/>
-          <w:bCs/>
-        </w:rPr>
-        <w:t xml:space="preserve"> NAR(야간 약함)</w:t>
+        <w:t>TREND(매출 감소세) &gt; CDI(업종 집중) &gt; NAR(야간 약함)</w:t>
       </w:r>
     </w:p>
     <w:p>
@@ -8582,43 +7260,7 @@
           <w:sz w:val="18"/>
           <w:szCs w:val="18"/>
         </w:rPr>
-        <w:t xml:space="preserve">다. 확정적 인과가 아니라 처방 우선순위를 좁히기 위한 패턴 탐지로 해석하며, </w:t>
-      </w:r>
-      <w:proofErr w:type="spellStart"/>
-      <w:r>
-        <w:rPr>
-          <w:color w:val="333333"/>
-          <w:sz w:val="18"/>
-          <w:szCs w:val="18"/>
-        </w:rPr>
-        <w:t>RandomForest</w:t>
-      </w:r>
-      <w:proofErr w:type="spellEnd"/>
-      <w:r>
-        <w:rPr>
-          <w:color w:val="333333"/>
-          <w:sz w:val="18"/>
-          <w:szCs w:val="18"/>
-        </w:rPr>
-        <w:t>는 `</w:t>
-      </w:r>
-      <w:proofErr w:type="spellStart"/>
-      <w:r>
-        <w:rPr>
-          <w:color w:val="333333"/>
-          <w:sz w:val="18"/>
-          <w:szCs w:val="18"/>
-        </w:rPr>
-        <w:t>random_state</w:t>
-      </w:r>
-      <w:proofErr w:type="spellEnd"/>
-      <w:r>
-        <w:rPr>
-          <w:color w:val="333333"/>
-          <w:sz w:val="18"/>
-          <w:szCs w:val="18"/>
-        </w:rPr>
-        <w:t>=42`로 재현성을 고정했다.</w:t>
+        <w:t>다. 확정적 인과가 아니라 처방 우선순위를 좁히기 위한 패턴 탐지로 해석하며, RandomForest는 `random_state=42`로 재현성을 고정했다.</w:t>
       </w:r>
     </w:p>
     <w:p>
@@ -8645,19 +7287,9 @@
         </w:rPr>
         <w:t>"처방하면 정말 나아지는가"</w:t>
       </w:r>
-      <w:proofErr w:type="spellStart"/>
-      <w:r>
-        <w:t>를</w:t>
-      </w:r>
-      <w:proofErr w:type="spellEnd"/>
-      <w:r>
-        <w:t xml:space="preserve"> 모델로 보였다. 처방을 </w:t>
-      </w:r>
-      <w:proofErr w:type="spellStart"/>
-      <w:r>
-        <w:t>반사실</w:t>
-      </w:r>
-      <w:proofErr w:type="spellEnd"/>
+      <w:r>
+        <w:t>를 모델로 보였다. 처방을 반사실</w:t>
+      </w:r>
     </w:p>
     <w:p>
       <w:pPr>
@@ -8705,15 +7337,7 @@
         <w:spacing w:after="100"/>
       </w:pPr>
       <w:r>
-        <w:t xml:space="preserve">하동·함양)에 *방문 1인당 월 +1,000원* </w:t>
-      </w:r>
-      <w:proofErr w:type="spellStart"/>
-      <w:r>
-        <w:t>객단가</w:t>
-      </w:r>
-      <w:proofErr w:type="spellEnd"/>
-      <w:r>
-        <w:t xml:space="preserve"> 개선이 달성된다고 가정하고(부록 A와 동일 가정),</w:t>
+        <w:t>하동·함양)에 *방문 1인당 월 +1,000원* 객단가 개선이 달성된다고 가정하고(부록 A와 동일 가정),</w:t>
       </w:r>
     </w:p>
     <w:p>
@@ -8721,15 +7345,7 @@
         <w:spacing w:after="100"/>
       </w:pPr>
       <w:r>
-        <w:t xml:space="preserve">매출→MI·CPC→위험점수를 </w:t>
-      </w:r>
-      <w:proofErr w:type="spellStart"/>
-      <w:r>
-        <w:t>재산정했다</w:t>
-      </w:r>
-      <w:proofErr w:type="spellEnd"/>
-      <w:r>
-        <w:t xml:space="preserve">. </w:t>
+        <w:t xml:space="preserve">매출→MI·CPC→위험점수를 재산정했다. </w:t>
       </w:r>
       <w:r>
         <w:rPr>
@@ -8773,12 +7389,6 @@
         <w:gridCol w:w="3010"/>
       </w:tblGrid>
       <w:tr>
-        <w:tblPrEx>
-          <w:tblCellMar>
-            <w:top w:w="0" w:type="dxa"/>
-            <w:bottom w:w="0" w:type="dxa"/>
-          </w:tblCellMar>
-        </w:tblPrEx>
         <w:tc>
           <w:tcPr>
             <w:tcW w:w="3008" w:type="dxa"/>
@@ -8880,12 +7490,6 @@
         </w:tc>
       </w:tr>
       <w:tr>
-        <w:tblPrEx>
-          <w:tblCellMar>
-            <w:top w:w="0" w:type="dxa"/>
-            <w:bottom w:w="0" w:type="dxa"/>
-          </w:tblCellMar>
-        </w:tblPrEx>
         <w:tc>
           <w:tcPr>
             <w:tcW w:w="3008" w:type="dxa"/>
@@ -9001,12 +7605,6 @@
         </w:tc>
       </w:tr>
       <w:tr>
-        <w:tblPrEx>
-          <w:tblCellMar>
-            <w:top w:w="0" w:type="dxa"/>
-            <w:bottom w:w="0" w:type="dxa"/>
-          </w:tblCellMar>
-        </w:tblPrEx>
         <w:tc>
           <w:tcPr>
             <w:tcW w:w="3008" w:type="dxa"/>
@@ -9122,12 +7720,6 @@
         </w:tc>
       </w:tr>
       <w:tr>
-        <w:tblPrEx>
-          <w:tblCellMar>
-            <w:top w:w="0" w:type="dxa"/>
-            <w:bottom w:w="0" w:type="dxa"/>
-          </w:tblCellMar>
-        </w:tblPrEx>
         <w:tc>
           <w:tcPr>
             <w:tcW w:w="3008" w:type="dxa"/>
@@ -9243,12 +7835,6 @@
         </w:tc>
       </w:tr>
       <w:tr>
-        <w:tblPrEx>
-          <w:tblCellMar>
-            <w:top w:w="0" w:type="dxa"/>
-            <w:bottom w:w="0" w:type="dxa"/>
-          </w:tblCellMar>
-        </w:tblPrEx>
         <w:tc>
           <w:tcPr>
             <w:tcW w:w="3008" w:type="dxa"/>
@@ -9364,12 +7950,6 @@
         </w:tc>
       </w:tr>
       <w:tr>
-        <w:tblPrEx>
-          <w:tblCellMar>
-            <w:top w:w="0" w:type="dxa"/>
-            <w:bottom w:w="0" w:type="dxa"/>
-          </w:tblCellMar>
-        </w:tblPrEx>
         <w:tc>
           <w:tcPr>
             <w:tcW w:w="3008" w:type="dxa"/>
@@ -9507,7 +8087,6 @@
         </w:rPr>
         <w:t xml:space="preserve">커피 한 잔 값 미만(+1,000원)의 최소 처방으로도 위험점수가 측정 가능하게 하락하며, </w:t>
       </w:r>
-      <w:proofErr w:type="spellStart"/>
       <w:r>
         <w:rPr>
           <w:b/>
@@ -9516,18 +8095,7 @@
           <w:sz w:val="18"/>
           <w:szCs w:val="18"/>
         </w:rPr>
-        <w:t>처방받지</w:t>
-      </w:r>
-      <w:proofErr w:type="spellEnd"/>
-      <w:r>
-        <w:rPr>
-          <w:b/>
-          <w:bCs/>
-          <w:color w:val="333333"/>
-          <w:sz w:val="18"/>
-          <w:szCs w:val="18"/>
-        </w:rPr>
-        <w:t xml:space="preserve"> 않은 8개 시군의 위험점수는 정확히 불변(Δ=0)</w:t>
+        <w:t>처방받지 않은 8개 시군의 위험점수는 정확히 불변(Δ=0)</w:t>
       </w:r>
       <w:r>
         <w:rPr>
@@ -9564,43 +8132,7 @@
           <w:sz w:val="18"/>
           <w:szCs w:val="18"/>
         </w:rPr>
-        <w:t xml:space="preserve"> (처방대상 = </w:t>
-      </w:r>
-      <w:proofErr w:type="spellStart"/>
-      <w:r>
-        <w:rPr>
-          <w:color w:val="333333"/>
-          <w:sz w:val="18"/>
-          <w:szCs w:val="18"/>
-        </w:rPr>
-        <w:t>진빨강</w:t>
-      </w:r>
-      <w:proofErr w:type="spellEnd"/>
-      <w:r>
-        <w:rPr>
-          <w:color w:val="333333"/>
-          <w:sz w:val="18"/>
-          <w:szCs w:val="18"/>
-        </w:rPr>
-        <w:t xml:space="preserve">, </w:t>
-      </w:r>
-      <w:proofErr w:type="spellStart"/>
-      <w:r>
-        <w:rPr>
-          <w:color w:val="333333"/>
-          <w:sz w:val="18"/>
-          <w:szCs w:val="18"/>
-        </w:rPr>
-        <w:t>미처방</w:t>
-      </w:r>
-      <w:proofErr w:type="spellEnd"/>
-      <w:r>
-        <w:rPr>
-          <w:color w:val="333333"/>
-          <w:sz w:val="18"/>
-          <w:szCs w:val="18"/>
-        </w:rPr>
-        <w:t xml:space="preserve"> = 파랑·불변)</w:t>
+        <w:t xml:space="preserve"> (처방대상 = 진빨강, 미처방 = 파랑·불변)</w:t>
       </w:r>
     </w:p>
     <w:p>
@@ -9753,21 +8285,12 @@
       <w:r>
         <w:t xml:space="preserve">복수 지역으로 구성된 </w:t>
       </w:r>
-      <w:proofErr w:type="spellStart"/>
       <w:r>
         <w:rPr>
           <w:b/>
           <w:bCs/>
         </w:rPr>
-        <w:t>유형군</w:t>
-      </w:r>
-      <w:proofErr w:type="spellEnd"/>
-      <w:r>
-        <w:rPr>
-          <w:b/>
-          <w:bCs/>
-        </w:rPr>
-        <w:t xml:space="preserve"> 단위</w:t>
+        <w:t>유형군 단위</w:t>
       </w:r>
       <w:r>
         <w:t>로 심화한다(단일 사례 편향 회피).</w:t>
@@ -9864,15 +8387,7 @@
         <w:spacing w:after="100"/>
       </w:pPr>
       <w:r>
-        <w:t>→ 기대효과: 하동 연 +30.5</w:t>
-      </w:r>
-      <w:proofErr w:type="gramStart"/>
-      <w:r>
-        <w:t>억 /</w:t>
-      </w:r>
-      <w:proofErr w:type="gramEnd"/>
-      <w:r>
-        <w:t xml:space="preserve"> 함양 연 +22.2억</w:t>
+        <w:t>→ 기대효과: 하동 연 +30.5억 / 함양 연 +22.2억</w:t>
       </w:r>
     </w:p>
     <w:p>
@@ -9890,15 +8405,7 @@
         <w:spacing w:after="100"/>
       </w:pPr>
       <w:r>
-        <w:t xml:space="preserve">같은 증상(MI &lt; −0.6, CPC </w:t>
-      </w:r>
-      <w:proofErr w:type="gramStart"/>
-      <w:r>
-        <w:t>&lt; 17,000</w:t>
-      </w:r>
-      <w:proofErr w:type="gramEnd"/>
-      <w:r>
-        <w:t xml:space="preserve">)이지만 </w:t>
+        <w:t xml:space="preserve">같은 증상(MI &lt; −0.6, CPC &lt; 17,000)이지만 </w:t>
       </w:r>
       <w:r>
         <w:rPr>
@@ -9954,32 +8461,15 @@
         </w:numPr>
         <w:spacing w:after="40"/>
       </w:pPr>
-      <w:proofErr w:type="spellStart"/>
       <w:r>
         <w:rPr>
           <w:b/>
           <w:bCs/>
         </w:rPr>
-        <w:t>생활밀착</w:t>
-      </w:r>
-      <w:proofErr w:type="spellEnd"/>
-      <w:r>
-        <w:rPr>
-          <w:b/>
-          <w:bCs/>
-        </w:rPr>
-        <w:t xml:space="preserve"> 업종</w:t>
-      </w:r>
-      <w:r>
-        <w:t xml:space="preserve">(식료·생활서비스) </w:t>
-      </w:r>
-      <w:proofErr w:type="spellStart"/>
-      <w:r>
-        <w:t>객단가</w:t>
-      </w:r>
-      <w:proofErr w:type="spellEnd"/>
-      <w:r>
-        <w:t xml:space="preserve"> 제고 — 일상 소비가 기반</w:t>
+        <w:t>생활밀착 업종</w:t>
+      </w:r>
+      <w:r>
+        <w:t>(식료·생활서비스) 객단가 제고 — 일상 소비가 기반</w:t>
       </w:r>
     </w:p>
     <w:p>
@@ -10030,15 +8520,7 @@
         <w:t>연 +31억</w:t>
       </w:r>
       <w:r>
-        <w:t>(8.8%</w:t>
-      </w:r>
-      <w:proofErr w:type="gramStart"/>
-      <w:r>
-        <w:t>) /</w:t>
-      </w:r>
-      <w:proofErr w:type="gramEnd"/>
-      <w:r>
-        <w:t xml:space="preserve"> 의령 </w:t>
+        <w:t xml:space="preserve">(8.8%) / 의령 </w:t>
       </w:r>
       <w:r>
         <w:rPr>
@@ -10119,15 +8601,7 @@
         <w:spacing w:after="40"/>
       </w:pPr>
       <w:r>
-        <w:t xml:space="preserve">고령 친화·약령시 연계로 주 소비층 </w:t>
-      </w:r>
-      <w:proofErr w:type="spellStart"/>
-      <w:r>
-        <w:t>객단가</w:t>
-      </w:r>
-      <w:proofErr w:type="spellEnd"/>
-      <w:r>
-        <w:t xml:space="preserve"> 강화</w:t>
+        <w:t>고령 친화·약령시 연계로 주 소비층 객단가 강화</w:t>
       </w:r>
     </w:p>
     <w:p>
@@ -10160,141 +8634,156 @@
     </w:p>
     <w:p>
       <w:pPr>
-        <w:pStyle w:val="2"/>
-      </w:pPr>
-      <w:bookmarkStart w:id="18" w:name="_Toc231757050"/>
-      <w:r>
-        <w:t>5.3 회복 거점 활용 (거창·통영)</w:t>
-      </w:r>
-      <w:bookmarkEnd w:id="18"/>
-    </w:p>
-    <w:p>
-      <w:pPr>
-        <w:spacing w:after="100"/>
-      </w:pPr>
-      <w:r>
-        <w:t xml:space="preserve">거창(군 단위 CPC 최고)·통영(13곳 최고)을 </w:t>
-      </w:r>
+        <w:spacing w:before="120" w:after="100"/>
+      </w:pPr>
+      <w:r>
+        <w:t xml:space="preserve">관광 소비구조(한국관광 데이터랩)로 보면, 산청은 관광소비의 78%가 운송·쇼핑(통과)이고 체류성(숙박+여가)은 1.8%에 불과하다. 인접 남해(체류 23.4%, 숙박 14.8%)와 정면 대비되어, 산청 처방의 핵심이 ‘통과를 체류로’ 전환하는 데 있음을 데이터로 뒷받침한다(하동 6.6%, 고성 11.8%도 통과 우위).</w:t>
+      </w:r>
+    </w:p>
+    <w:p>
+      <w:pPr>
+        <w:spacing w:before="120" w:after="60"/>
+        <w:jc w:val="center"/>
+      </w:pPr>
+      <w:r>
+        <w:rPr>
+          <w:noProof/>
+        </w:rPr>
+        <w:drawing>
+          <wp:inline distT="0" distB="0" distL="0" distR="0">
+            <wp:extent cx="5334000" cy="3132823"/>
+            <wp:effectExtent l="0" t="0" r="0" b="0"/>
+            <wp:docPr id="901001" name="관광 체류 통과 구조"/>
+            <wp:cNvGraphicFramePr>
+              <a:graphicFrameLocks xmlns:a="http://schemas.openxmlformats.org/drawingml/2006/main" noChangeAspect="1"/>
+            </wp:cNvGraphicFramePr>
+            <a:graphic xmlns:a="http://schemas.openxmlformats.org/drawingml/2006/main">
+              <a:graphicData uri="http://schemas.openxmlformats.org/drawingml/2006/picture">
+                <pic:pic xmlns:pic="http://schemas.openxmlformats.org/drawingml/2006/picture">
+                  <pic:nvPicPr>
+                    <pic:cNvPr id="10" name="image10.png"/>
+                    <pic:cNvPicPr>
+                      <a:picLocks noChangeAspect="1" noChangeArrowheads="1"/>
+                    </pic:cNvPicPr>
+                  </pic:nvPicPr>
+                  <pic:blipFill>
+                    <a:blip r:embed="rId19"/>
+                    <a:stretch>
+                      <a:fillRect/>
+                    </a:stretch>
+                  </pic:blipFill>
+                  <pic:spPr bwMode="auto">
+                    <a:xfrm>
+                      <a:off x="0" y="0"/>
+                      <a:ext cx="5334000" cy="3132823"/>
+                    </a:xfrm>
+                    <a:prstGeom prst="rect">
+                      <a:avLst/>
+                    </a:prstGeom>
+                  </pic:spPr>
+                </pic:pic>
+              </a:graphicData>
+            </a:graphic>
+          </wp:inline>
+        </w:drawing>
+      </w:r>
+    </w:p>
+    <w:p>
+      <w:pPr>
+        <w:spacing w:after="160"/>
+        <w:jc w:val="center"/>
+      </w:pPr>
       <w:r>
         <w:rPr>
           <w:b/>
           <w:bCs/>
-        </w:rPr>
-        <w:t>광역 회복 거점</w:t>
-      </w:r>
-      <w:r>
-        <w:t>으로 삼아 인접 침체지역과 연계.</w:t>
-      </w:r>
-    </w:p>
-    <w:p>
-      <w:pPr>
-        <w:pStyle w:val="1"/>
-      </w:pPr>
-      <w:bookmarkStart w:id="19" w:name="_Toc231757051"/>
-      <w:r>
-        <w:t>6. 결론 및 기대효과</w:t>
-      </w:r>
-      <w:bookmarkEnd w:id="19"/>
-    </w:p>
-    <w:p>
-      <w:pPr>
-        <w:spacing w:after="40"/>
-      </w:pPr>
-      <w:r>
-        <w:t xml:space="preserve">경남 인구감소지역의 상권 문제는 단순 인구 부족이 아니라 </w:t>
+          <w:sz w:val="18"/>
+          <w:szCs w:val="18"/>
+        </w:rPr>
+        <w:t>그림 10. 관광형 시군의 체류 vs 통과 소비구조 (한국관광 데이터랩, 2024)</w:t>
+      </w:r>
+    </w:p>
+    <w:p>
+      <w:pPr>
+        <w:pStyle w:val="2"/>
+      </w:pPr>
+      <w:bookmarkStart w:id="18" w:name="_Toc231757050"/>
+      <w:r>
+        <w:t>5.3 회복 거점 활용 (거창·통영)</w:t>
+      </w:r>
+      <w:bookmarkEnd w:id="18"/>
+    </w:p>
+    <w:p>
+      <w:pPr>
+        <w:spacing w:after="100"/>
+      </w:pPr>
+      <w:r>
+        <w:t xml:space="preserve">거창(군 단위 CPC 최고)·통영(13곳 최고)을 </w:t>
       </w:r>
       <w:r>
         <w:rPr>
           <w:b/>
           <w:bCs/>
         </w:rPr>
-        <w:t>"생활인구의 지역 소비 전환 실패"</w:t>
-      </w:r>
-      <w:r>
-        <w:t>가</w:t>
-      </w:r>
-      <w:r>
-        <w:rPr>
-          <w:rFonts w:hint="eastAsia"/>
-        </w:rPr>
-        <w:t xml:space="preserve"> </w:t>
-      </w:r>
-      <w:r>
-        <w:t>핵심 축이며, 이는 MI 지표로 정량 진단된다.</w:t>
-      </w:r>
+        <w:t>광역 회복 거점</w:t>
+      </w:r>
+      <w:r>
+        <w:t>으로 삼아 인접 침체지역과 연계.</w:t>
+      </w:r>
+    </w:p>
+    <w:p>
+      <w:pPr>
+        <w:pStyle w:val="1"/>
+      </w:pPr>
+      <w:bookmarkStart w:id="19" w:name="_Toc231757051"/>
+      <w:r>
+        <w:t>6. 결론 및 기대효과</w:t>
+      </w:r>
+      <w:bookmarkEnd w:id="19"/>
     </w:p>
     <w:p>
       <w:pPr>
         <w:spacing w:after="40"/>
       </w:pPr>
       <w:r>
-        <w:t xml:space="preserve">13개 지역은 </w:t>
+        <w:t xml:space="preserve">경남 인구감소지역의 상권 문제는 단순 인구 부족이 아니라 </w:t>
       </w:r>
       <w:r>
         <w:rPr>
           <w:b/>
           <w:bCs/>
         </w:rPr>
-        <w:t xml:space="preserve">방문대비 </w:t>
-      </w:r>
-      <w:proofErr w:type="gramStart"/>
+        <w:t>"생활인구의 지역 소비 전환 실패"</w:t>
+      </w:r>
+      <w:r>
+        <w:t>가</w:t>
+      </w:r>
+      <w:r>
+        <w:rPr>
+          <w:rFonts w:hint="eastAsia"/>
+        </w:rPr>
+        <w:t xml:space="preserve"> </w:t>
+      </w:r>
+      <w:r>
+        <w:t>핵심 축이며, 이는 MI 지표로 정량 진단된다.</w:t>
+      </w:r>
+    </w:p>
+    <w:p>
+      <w:pPr>
+        <w:spacing w:after="40"/>
+      </w:pPr>
+      <w:r>
+        <w:t xml:space="preserve">13개 지역은 </w:t>
+      </w:r>
       <w:r>
         <w:rPr>
           <w:b/>
           <w:bCs/>
         </w:rPr>
-        <w:t>소비부족형 /</w:t>
-      </w:r>
-      <w:proofErr w:type="gramEnd"/>
-      <w:r>
-        <w:rPr>
-          <w:b/>
-          <w:bCs/>
-        </w:rPr>
-        <w:t xml:space="preserve"> 외지방문 </w:t>
-      </w:r>
-      <w:proofErr w:type="gramStart"/>
-      <w:r>
-        <w:rPr>
-          <w:b/>
-          <w:bCs/>
-        </w:rPr>
-        <w:t>의존형 /</w:t>
-      </w:r>
-      <w:proofErr w:type="gramEnd"/>
-      <w:r>
-        <w:rPr>
-          <w:b/>
-          <w:bCs/>
-        </w:rPr>
-        <w:t xml:space="preserve"> 혼합 </w:t>
-      </w:r>
-      <w:proofErr w:type="gramStart"/>
-      <w:r>
-        <w:rPr>
-          <w:b/>
-          <w:bCs/>
-        </w:rPr>
-        <w:t>경계형 /</w:t>
-      </w:r>
-      <w:proofErr w:type="gramEnd"/>
-      <w:r>
-        <w:rPr>
-          <w:b/>
-          <w:bCs/>
-        </w:rPr>
-        <w:t xml:space="preserve"> 소비 안정형</w:t>
-      </w:r>
-      <w:r>
-        <w:t xml:space="preserve">으로 </w:t>
-      </w:r>
-      <w:proofErr w:type="spellStart"/>
-      <w:r>
-        <w:t>유형화되며</w:t>
-      </w:r>
-      <w:proofErr w:type="spellEnd"/>
-      <w:r>
-        <w:t>,</w:t>
+        <w:t>방문대비 소비부족형 / 외지방문 의존형 / 혼합 경계형 / 소비 안정형</w:t>
+      </w:r>
+      <w:r>
+        <w:t>으로 유형화되며,</w:t>
       </w:r>
       <w:r>
         <w:rPr>
@@ -10421,7 +8910,6 @@
         </w:rPr>
         <w:t xml:space="preserve">거시 배경: 2024년 경남은 연간 </w:t>
       </w:r>
-      <w:proofErr w:type="spellStart"/>
       <w:r>
         <w:rPr>
           <w:b/>
@@ -10430,44 +8918,15 @@
           <w:sz w:val="18"/>
           <w:szCs w:val="18"/>
         </w:rPr>
-        <w:t>순이동</w:t>
-      </w:r>
-      <w:proofErr w:type="spellEnd"/>
-      <w:r>
-        <w:rPr>
-          <w:b/>
-          <w:bCs/>
+        <w:t>순이동 −9,069명</w:t>
+      </w:r>
+      <w:r>
+        <w:rPr>
           <w:color w:val="333333"/>
           <w:sz w:val="18"/>
           <w:szCs w:val="18"/>
         </w:rPr>
-        <w:t xml:space="preserve"> −9,069명</w:t>
-      </w:r>
-      <w:r>
-        <w:rPr>
-          <w:color w:val="333333"/>
-          <w:sz w:val="18"/>
-          <w:szCs w:val="18"/>
-        </w:rPr>
-        <w:t xml:space="preserve">(통계청 국내인구이동)으로 도 전체가 인구 </w:t>
-      </w:r>
-      <w:proofErr w:type="spellStart"/>
-      <w:r>
-        <w:rPr>
-          <w:color w:val="333333"/>
-          <w:sz w:val="18"/>
-          <w:szCs w:val="18"/>
-        </w:rPr>
-        <w:t>순유출</w:t>
-      </w:r>
-      <w:proofErr w:type="spellEnd"/>
-      <w:r>
-        <w:rPr>
-          <w:color w:val="333333"/>
-          <w:sz w:val="18"/>
-          <w:szCs w:val="18"/>
-        </w:rPr>
-        <w:t xml:space="preserve"> 상태다. 정주인구 감소가 구조적 상수인 만큼, 정책 여력은 *남은 생활인구를 소비로 전환*하는 데 집중되어야 한다는 본 연구의 문제의식과 부합한다.</w:t>
+        <w:t>(통계청 국내인구이동)으로 도 전체가 인구 순유출 상태다. 정주인구 감소가 구조적 상수인 만큼, 정책 여력은 *남은 생활인구를 소비로 전환*하는 데 집중되어야 한다는 본 연구의 문제의식과 부합한다.</w:t>
       </w:r>
     </w:p>
     <w:p>
@@ -10475,15 +8934,7 @@
         <w:spacing w:after="100"/>
       </w:pPr>
       <w:r>
-        <w:t>E-um은 "어디가 침체됐는가"</w:t>
-      </w:r>
-      <w:proofErr w:type="spellStart"/>
-      <w:r>
-        <w:t>를</w:t>
-      </w:r>
-      <w:proofErr w:type="spellEnd"/>
-      <w:r>
-        <w:t xml:space="preserve"> 넘어 </w:t>
+        <w:t xml:space="preserve">E-um은 "어디가 침체됐는가"를 넘어 </w:t>
       </w:r>
       <w:r>
         <w:rPr>
@@ -10492,13 +8943,8 @@
         </w:rPr>
         <w:t>"왜 침체됐고, 무엇을 하면 되는가"</w:t>
       </w:r>
-      <w:proofErr w:type="spellStart"/>
-      <w:r>
-        <w:t>를</w:t>
-      </w:r>
-      <w:proofErr w:type="spellEnd"/>
-      <w:r>
-        <w:t xml:space="preserve"> 데이터로 답하는</w:t>
+      <w:r>
+        <w:t>를 데이터로 답하는</w:t>
       </w:r>
     </w:p>
     <w:p>
@@ -10585,15 +9031,7 @@
         <w:t>탐색적 추정</w:t>
       </w:r>
       <w:r>
-        <w:t>(</w:t>
-      </w:r>
-      <w:proofErr w:type="spellStart"/>
-      <w:r>
-        <w:t>객단가</w:t>
-      </w:r>
-      <w:proofErr w:type="spellEnd"/>
-      <w:r>
-        <w:t xml:space="preserve"> 개선이 방문을 위축시키지 않는다는 전제).</w:t>
+        <w:t>(객단가 개선이 방문을 위축시키지 않는다는 전제).</w:t>
       </w:r>
     </w:p>
     <w:p>
@@ -10620,15 +9058,7 @@
         <w:spacing w:after="40"/>
       </w:pPr>
       <w:r>
-        <w:t>이음-Detect(</w:t>
-      </w:r>
-      <w:proofErr w:type="spellStart"/>
-      <w:r>
-        <w:t>RandomForest+SHAP</w:t>
-      </w:r>
-      <w:proofErr w:type="spellEnd"/>
-      <w:r>
-        <w:t xml:space="preserve">)는 n=13의 </w:t>
+        <w:t xml:space="preserve">이음-Detect(RandomForest+SHAP)는 n=13의 </w:t>
       </w:r>
       <w:r>
         <w:rPr>
@@ -10659,32 +9089,15 @@
         <w:spacing w:after="40"/>
       </w:pPr>
       <w:r>
-        <w:t xml:space="preserve">외지방문 의존형(하동·함양)의 인구 </w:t>
-      </w:r>
-      <w:proofErr w:type="spellStart"/>
-      <w:r>
-        <w:t>유출입</w:t>
-      </w:r>
-      <w:proofErr w:type="spellEnd"/>
-      <w:r>
-        <w:t xml:space="preserve"> 검증은 </w:t>
+        <w:t xml:space="preserve">외지방문 의존형(하동·함양)의 인구 유출입 검증은 </w:t>
       </w:r>
       <w:r>
         <w:rPr>
           <w:b/>
           <w:bCs/>
         </w:rPr>
-        <w:t xml:space="preserve">시·군 단위 </w:t>
-      </w:r>
-      <w:proofErr w:type="spellStart"/>
-      <w:r>
-        <w:rPr>
-          <w:b/>
-          <w:bCs/>
-        </w:rPr>
-        <w:t>순이동</w:t>
-      </w:r>
-      <w:proofErr w:type="spellEnd"/>
+        <w:t>시·군 단위 순이동</w:t>
+      </w:r>
       <w:r>
         <w:t xml:space="preserve"> 데이터가 필요하나, 현재</w:t>
       </w:r>
@@ -10694,15 +9107,7 @@
         <w:spacing w:after="100"/>
       </w:pPr>
       <w:r>
-        <w:t xml:space="preserve">공개 국내인구이동 통계는 시·도 </w:t>
-      </w:r>
-      <w:proofErr w:type="spellStart"/>
-      <w:r>
-        <w:t>단위까지만</w:t>
-      </w:r>
-      <w:proofErr w:type="spellEnd"/>
-      <w:r>
-        <w:t xml:space="preserve"> 매칭되어 본 분석에는 거시 배경으로만 반영했다.</w:t>
+        <w:t>공개 국내인구이동 통계는 시·도 단위까지만 매칭되어 본 분석에는 거시 배경으로만 반영했다.</w:t>
       </w:r>
     </w:p>
     <w:p>
@@ -10710,23 +9115,7 @@
         <w:spacing w:after="100"/>
       </w:pPr>
       <w:r>
-        <w:t xml:space="preserve">KOSIS </w:t>
-      </w:r>
-      <w:proofErr w:type="spellStart"/>
-      <w:r>
-        <w:t>시군구</w:t>
-      </w:r>
-      <w:proofErr w:type="spellEnd"/>
-      <w:r>
-        <w:t xml:space="preserve"> 전입·전출 </w:t>
-      </w:r>
-      <w:proofErr w:type="spellStart"/>
-      <w:r>
-        <w:t>마이크로데이터</w:t>
-      </w:r>
-      <w:proofErr w:type="spellEnd"/>
-      <w:r>
-        <w:t xml:space="preserve"> 확보 시 외부의존 구조를 직접 검증할 수 있다.</w:t>
+        <w:t>KOSIS 시군구 전입·전출 마이크로데이터 확보 시 외부의존 구조를 직접 검증할 수 있다.</w:t>
       </w:r>
     </w:p>
     <w:p>
@@ -10795,29 +9184,7 @@
           <w:sz w:val="18"/>
           <w:szCs w:val="18"/>
         </w:rPr>
-        <w:t xml:space="preserve">추가 연간매출 = 연평균 생활인구 × 12개월 × Δ월 </w:t>
-      </w:r>
-      <w:proofErr w:type="spellStart"/>
-      <w:r>
-        <w:rPr>
-          <w:b/>
-          <w:bCs/>
-          <w:color w:val="333333"/>
-          <w:sz w:val="18"/>
-          <w:szCs w:val="18"/>
-        </w:rPr>
-        <w:t>객단가</w:t>
-      </w:r>
-      <w:proofErr w:type="spellEnd"/>
-      <w:r>
-        <w:rPr>
-          <w:b/>
-          <w:bCs/>
-          <w:color w:val="333333"/>
-          <w:sz w:val="18"/>
-          <w:szCs w:val="18"/>
-        </w:rPr>
-        <w:t>(+1,000원)</w:t>
+        <w:t>추가 연간매출 = 연평균 생활인구 × 12개월 × Δ월 객단가(+1,000원)</w:t>
       </w:r>
     </w:p>
     <w:p>
@@ -10825,13 +9192,8 @@
         <w:spacing w:after="100"/>
       </w:pPr>
       <w:r>
-        <w:t xml:space="preserve">생활인구는 "월 1회 이상 3시간 이상 체류한 인구의 월별 합계"이므로 12를 곱해 연간 </w:t>
-      </w:r>
-      <w:proofErr w:type="spellStart"/>
-      <w:r>
-        <w:t>체류량으로</w:t>
-      </w:r>
-      <w:proofErr w:type="spellEnd"/>
+        <w:t>생활인구는 "월 1회 이상 3시간 이상 체류한 인구의 월별 합계"이므로 12를 곱해 연간 체류량으로</w:t>
+      </w:r>
     </w:p>
     <w:p>
       <w:pPr>
@@ -10866,12 +9228,6 @@
         <w:gridCol w:w="1806"/>
       </w:tblGrid>
       <w:tr>
-        <w:tblPrEx>
-          <w:tblCellMar>
-            <w:top w:w="0" w:type="dxa"/>
-            <w:bottom w:w="0" w:type="dxa"/>
-          </w:tblCellMar>
-        </w:tblPrEx>
         <w:tc>
           <w:tcPr>
             <w:tcW w:w="1805" w:type="dxa"/>
@@ -11039,12 +9395,6 @@
         </w:tc>
       </w:tr>
       <w:tr>
-        <w:tblPrEx>
-          <w:tblCellMar>
-            <w:top w:w="0" w:type="dxa"/>
-            <w:bottom w:w="0" w:type="dxa"/>
-          </w:tblCellMar>
-        </w:tblPrEx>
         <w:tc>
           <w:tcPr>
             <w:tcW w:w="1805" w:type="dxa"/>
@@ -11182,12 +9532,6 @@
         </w:tc>
       </w:tr>
       <w:tr>
-        <w:tblPrEx>
-          <w:tblCellMar>
-            <w:top w:w="0" w:type="dxa"/>
-            <w:bottom w:w="0" w:type="dxa"/>
-          </w:tblCellMar>
-        </w:tblPrEx>
         <w:tc>
           <w:tcPr>
             <w:tcW w:w="1805" w:type="dxa"/>
@@ -11325,12 +9669,6 @@
         </w:tc>
       </w:tr>
       <w:tr>
-        <w:tblPrEx>
-          <w:tblCellMar>
-            <w:top w:w="0" w:type="dxa"/>
-            <w:bottom w:w="0" w:type="dxa"/>
-          </w:tblCellMar>
-        </w:tblPrEx>
         <w:tc>
           <w:tcPr>
             <w:tcW w:w="1805" w:type="dxa"/>
@@ -11468,12 +9806,6 @@
         </w:tc>
       </w:tr>
       <w:tr>
-        <w:tblPrEx>
-          <w:tblCellMar>
-            <w:top w:w="0" w:type="dxa"/>
-            <w:bottom w:w="0" w:type="dxa"/>
-          </w:tblCellMar>
-        </w:tblPrEx>
         <w:tc>
           <w:tcPr>
             <w:tcW w:w="1805" w:type="dxa"/>
@@ -11611,12 +9943,6 @@
         </w:tc>
       </w:tr>
       <w:tr>
-        <w:tblPrEx>
-          <w:tblCellMar>
-            <w:top w:w="0" w:type="dxa"/>
-            <w:bottom w:w="0" w:type="dxa"/>
-          </w:tblCellMar>
-        </w:tblPrEx>
         <w:tc>
           <w:tcPr>
             <w:tcW w:w="1805" w:type="dxa"/>
@@ -11754,12 +10080,6 @@
         </w:tc>
       </w:tr>
       <w:tr>
-        <w:tblPrEx>
-          <w:tblCellMar>
-            <w:top w:w="0" w:type="dxa"/>
-            <w:bottom w:w="0" w:type="dxa"/>
-          </w:tblCellMar>
-        </w:tblPrEx>
         <w:tc>
           <w:tcPr>
             <w:tcW w:w="1805" w:type="dxa"/>
@@ -11950,27 +10270,8 @@
           <w:sz w:val="18"/>
           <w:szCs w:val="18"/>
         </w:rPr>
-        <w:t xml:space="preserve"> ① </w:t>
-      </w:r>
-      <w:proofErr w:type="spellStart"/>
-      <w:r>
-        <w:rPr>
-          <w:color w:val="333333"/>
-          <w:sz w:val="18"/>
-          <w:szCs w:val="18"/>
-        </w:rPr>
-        <w:t>객단가</w:t>
-      </w:r>
-      <w:proofErr w:type="spellEnd"/>
-      <w:r>
-        <w:rPr>
-          <w:color w:val="333333"/>
-          <w:sz w:val="18"/>
-          <w:szCs w:val="18"/>
-        </w:rPr>
-        <w:t xml:space="preserve"> 개선이 방문 빈도를 위축시키지 않는다고 가정한다. ② 생활인구를 결제 가능 인구로 간주한다(미성년·중복 체류 보정 없음). ③ 따라서 본 수치는 정책 목표의 </w:t>
-      </w:r>
-      <w:proofErr w:type="spellStart"/>
+        <w:t xml:space="preserve"> ① 객단가 개선이 방문 빈도를 위축시키지 않는다고 가정한다. ② 생활인구를 결제 가능 인구로 간주한다(미성년·중복 체류 보정 없음). ③ 따라서 본 수치는 정책 목표의 </w:t>
+      </w:r>
       <w:r>
         <w:rPr>
           <w:b/>
@@ -11979,18 +10280,7 @@
           <w:sz w:val="18"/>
           <w:szCs w:val="18"/>
         </w:rPr>
-        <w:t>규모감</w:t>
-      </w:r>
-      <w:proofErr w:type="spellEnd"/>
-      <w:r>
-        <w:rPr>
-          <w:b/>
-          <w:bCs/>
-          <w:color w:val="333333"/>
-          <w:sz w:val="18"/>
-          <w:szCs w:val="18"/>
-        </w:rPr>
-        <w:t>(order of magnitude)</w:t>
+        <w:t>규모감(order of magnitude)</w:t>
       </w:r>
       <w:r>
         <w:rPr>
@@ -12073,15 +10363,7 @@
       </w:pPr>
       <w:r>
         <w:lastRenderedPageBreak/>
-        <w:t xml:space="preserve">통계청(KOSTAT), </w:t>
-      </w:r>
-      <w:proofErr w:type="spellStart"/>
-      <w:r>
-        <w:t>시군구</w:t>
-      </w:r>
-      <w:proofErr w:type="spellEnd"/>
-      <w:r>
-        <w:t xml:space="preserve"> 행정경계 경계자료.</w:t>
+        <w:t>통계청(KOSTAT), 시군구 행정경계 경계자료.</w:t>
       </w:r>
       <w:r>
         <w:rPr>
@@ -12157,13 +10439,8 @@
         </w:numPr>
         <w:spacing w:after="40"/>
       </w:pPr>
-      <w:proofErr w:type="spellStart"/>
-      <w:r>
-        <w:t>Breiman</w:t>
-      </w:r>
-      <w:proofErr w:type="spellEnd"/>
-      <w:r>
-        <w:t>, L. (2001). Random Forests. *Machine Learning*, 45(1), 5–32. — 이음-Detect.</w:t>
+      <w:r>
+        <w:t>Breiman, L. (2001). Random Forests. *Machine Learning*, 45(1), 5–32. — 이음-Detect.</w:t>
       </w:r>
     </w:p>
     <w:p>
@@ -12176,15 +10453,7 @@
         <w:spacing w:after="40"/>
       </w:pPr>
       <w:r>
-        <w:t>Lundberg, S. M., &amp; Lee, S.-I. (2017). A Unified Approach to Interpreting Model Predictions. *</w:t>
-      </w:r>
-      <w:proofErr w:type="spellStart"/>
-      <w:r>
-        <w:t>NeurIPS</w:t>
-      </w:r>
-      <w:proofErr w:type="spellEnd"/>
-      <w:r>
-        <w:t>*. — SHAP 기여도 분해.</w:t>
+        <w:t>Lundberg, S. M., &amp; Lee, S.-I. (2017). A Unified Approach to Interpreting Model Predictions. *NeurIPS*. — SHAP 기여도 분해.</w:t>
       </w:r>
     </w:p>
     <w:sectPr>
@@ -13119,6 +11388,50 @@
       <w:ind w:leftChars="200" w:left="425"/>
     </w:pPr>
   </w:style>
+  <w:style w:type="paragraph" w:styleId="aa">
+    <w:name w:val="header"/>
+    <w:basedOn w:val="a"/>
+    <w:link w:val="Char1"/>
+    <w:uiPriority w:val="99"/>
+    <w:unhideWhenUsed/>
+    <w:rsid w:val="001E7B6E"/>
+    <w:pPr>
+      <w:tabs>
+        <w:tab w:val="center" w:pos="4513"/>
+        <w:tab w:val="right" w:pos="9026"/>
+      </w:tabs>
+      <w:snapToGrid w:val="0"/>
+    </w:pPr>
+  </w:style>
+  <w:style w:type="character" w:customStyle="1" w:styleId="Char1">
+    <w:name w:val="머리글 Char"/>
+    <w:basedOn w:val="a0"/>
+    <w:link w:val="aa"/>
+    <w:uiPriority w:val="99"/>
+    <w:rsid w:val="001E7B6E"/>
+  </w:style>
+  <w:style w:type="paragraph" w:styleId="ab">
+    <w:name w:val="footer"/>
+    <w:basedOn w:val="a"/>
+    <w:link w:val="Char2"/>
+    <w:uiPriority w:val="99"/>
+    <w:unhideWhenUsed/>
+    <w:rsid w:val="001E7B6E"/>
+    <w:pPr>
+      <w:tabs>
+        <w:tab w:val="center" w:pos="4513"/>
+        <w:tab w:val="right" w:pos="9026"/>
+      </w:tabs>
+      <w:snapToGrid w:val="0"/>
+    </w:pPr>
+  </w:style>
+  <w:style w:type="character" w:customStyle="1" w:styleId="Char2">
+    <w:name w:val="바닥글 Char"/>
+    <w:basedOn w:val="a0"/>
+    <w:link w:val="ab"/>
+    <w:uiPriority w:val="99"/>
+    <w:rsid w:val="001E7B6E"/>
+  </w:style>
 </w:styles>
 </file>
 

--- a/eum_package/이음_보고서_v1.docx
+++ b/eum_package/이음_보고서_v1.docx
@@ -2971,6 +2971,14 @@
       </w:pPr>
       <w:r>
         <w:t>로그 비율로 정량화한 것으로, 분모를 정주인구가 아닌 생활인구로 둔 점이 핵심 차별점이다.</w:t>
+      </w:r>
+    </w:p>
+    <w:p>
+      <w:pPr>
+        <w:spacing w:after="100"/>
+      </w:pPr>
+      <w:r>
+        <w:t xml:space="preserve">이 설계는 공공 통계로 뒷받침된다. 통계청 「인구감소지역 생활인구 산정 결과」(2024)에 따르면 89개 인구감소지역의 생활인구는 등록인구의 약 4배로, 정주인구 기준 소비 진단은 실제 체류 흐름을 크게 과소평가한다. 또한 개인소비 빅데이터(신한카드)와 한국은행·통계청·국민여행조사를 융합해 시군구별 1인당 소비액을 추정하고 정주인구 감소분 소비를 관광으로 대체하는 접근이 이미 공공 분석에서 활용된 바 있어, MI·CPC(생활인구 대비 소비)는 이 정립된 방법을 단일 진단지수로 조작화(operationalize)한 것이다.</w:t>
       </w:r>
     </w:p>
     <w:p>
@@ -10403,6 +10411,45 @@
       </w:pPr>
       <w:r>
         <w:t>통계청, 「인구감소지역과 생활밀접업종 관계 분석」.</w:t>
+      </w:r>
+    </w:p>
+    <w:p>
+      <w:pPr>
+        <w:pStyle w:val="a4"/>
+        <w:numPr>
+          <w:ilvl w:val="0"/>
+          <w:numId w:val="2"/>
+        </w:numPr>
+        <w:spacing w:after="40"/>
+      </w:pPr>
+      <w:r>
+        <w:t>통계청, 「(전체) 인구감소지역 생활인구 산정 결과」(2024) — 생활인구가 등록인구의 약 4배.</w:t>
+      </w:r>
+    </w:p>
+    <w:p>
+      <w:pPr>
+        <w:pStyle w:val="a4"/>
+        <w:numPr>
+          <w:ilvl w:val="0"/>
+          <w:numId w:val="2"/>
+        </w:numPr>
+        <w:spacing w:after="40"/>
+      </w:pPr>
+      <w:r>
+        <w:t>한국관광 데이터랩, 개인소비 빅데이터(신한카드)·한국은행·통계청·국민여행조사 융합 시군구 1인당 소비 추정 분석.</w:t>
+      </w:r>
+    </w:p>
+    <w:p>
+      <w:pPr>
+        <w:pStyle w:val="a4"/>
+        <w:numPr>
+          <w:ilvl w:val="0"/>
+          <w:numId w:val="2"/>
+        </w:numPr>
+        <w:spacing w:after="40"/>
+      </w:pPr>
+      <w:r>
+        <w:t>한국개발연구원(KDI), 「인구 요인이 소비성향에 미치는 영향과 시사점」.</w:t>
       </w:r>
     </w:p>
     <w:p>

--- a/eum_package/이음_보고서_v1.docx
+++ b/eum_package/이음_보고서_v1.docx
@@ -1792,6 +1792,116 @@
                 <w:szCs w:val="16"/>
               </w:rPr>
               <w:t>침체유형·위험점수 지도</w:t>
+            </w:r>
+          </w:p>
+        </w:tc>
+      </w:tr>
+      <w:tr>
+        <w:tc>
+          <w:tcPr>
+            <w:tcW w:w="2256" w:type="dxa"/>
+            <w:tcBorders>
+              <w:top w:val="single" w:sz="1" w:space="0" w:color="BBBBBB"/>
+              <w:left w:val="single" w:sz="1" w:space="0" w:color="BBBBBB"/>
+              <w:bottom w:val="single" w:sz="1" w:space="0" w:color="BBBBBB"/>
+              <w:right w:val="single" w:sz="1" w:space="0" w:color="BBBBBB"/>
+            </w:tcBorders>
+            <w:tcMar>
+              <w:top w:w="60" w:type="dxa"/>
+              <w:left w:w="100" w:type="dxa"/>
+              <w:bottom w:w="60" w:type="dxa"/>
+              <w:right w:w="100" w:type="dxa"/>
+            </w:tcMar>
+            <w:vAlign w:val="center"/>
+          </w:tcPr>
+          <w:p>
+            <w:r>
+              <w:rPr>
+                <w:sz w:val="16"/>
+                <w:szCs w:val="16"/>
+              </w:rPr>
+              <w:t>관광소비</w:t>
+            </w:r>
+          </w:p>
+        </w:tc>
+        <w:tc>
+          <w:tcPr>
+            <w:tcW w:w="2256" w:type="dxa"/>
+            <w:tcBorders>
+              <w:top w:val="single" w:sz="1" w:space="0" w:color="BBBBBB"/>
+              <w:left w:val="single" w:sz="1" w:space="0" w:color="BBBBBB"/>
+              <w:bottom w:val="single" w:sz="1" w:space="0" w:color="BBBBBB"/>
+              <w:right w:val="single" w:sz="1" w:space="0" w:color="BBBBBB"/>
+            </w:tcBorders>
+            <w:tcMar>
+              <w:top w:w="60" w:type="dxa"/>
+              <w:left w:w="100" w:type="dxa"/>
+              <w:bottom w:w="60" w:type="dxa"/>
+              <w:right w:w="100" w:type="dxa"/>
+            </w:tcMar>
+            <w:vAlign w:val="center"/>
+          </w:tcPr>
+          <w:p>
+            <w:r>
+              <w:rPr>
+                <w:sz w:val="16"/>
+                <w:szCs w:val="16"/>
+              </w:rPr>
+              <w:t>시군별 관광소비(업종·체류/통과)</w:t>
+            </w:r>
+          </w:p>
+        </w:tc>
+        <w:tc>
+          <w:tcPr>
+            <w:tcW w:w="2256" w:type="dxa"/>
+            <w:tcBorders>
+              <w:top w:val="single" w:sz="1" w:space="0" w:color="BBBBBB"/>
+              <w:left w:val="single" w:sz="1" w:space="0" w:color="BBBBBB"/>
+              <w:bottom w:val="single" w:sz="1" w:space="0" w:color="BBBBBB"/>
+              <w:right w:val="single" w:sz="1" w:space="0" w:color="BBBBBB"/>
+            </w:tcBorders>
+            <w:tcMar>
+              <w:top w:w="60" w:type="dxa"/>
+              <w:left w:w="100" w:type="dxa"/>
+              <w:bottom w:w="60" w:type="dxa"/>
+              <w:right w:w="100" w:type="dxa"/>
+            </w:tcMar>
+            <w:vAlign w:val="center"/>
+          </w:tcPr>
+          <w:p>
+            <w:r>
+              <w:rPr>
+                <w:sz w:val="16"/>
+                <w:szCs w:val="16"/>
+              </w:rPr>
+              <w:t>한국관광 데이터랩(신한카드)</w:t>
+            </w:r>
+          </w:p>
+        </w:tc>
+        <w:tc>
+          <w:tcPr>
+            <w:tcW w:w="2258" w:type="dxa"/>
+            <w:tcBorders>
+              <w:top w:val="single" w:sz="1" w:space="0" w:color="BBBBBB"/>
+              <w:left w:val="single" w:sz="1" w:space="0" w:color="BBBBBB"/>
+              <w:bottom w:val="single" w:sz="1" w:space="0" w:color="BBBBBB"/>
+              <w:right w:val="single" w:sz="1" w:space="0" w:color="BBBBBB"/>
+            </w:tcBorders>
+            <w:tcMar>
+              <w:top w:w="60" w:type="dxa"/>
+              <w:left w:w="100" w:type="dxa"/>
+              <w:bottom w:w="60" w:type="dxa"/>
+              <w:right w:w="100" w:type="dxa"/>
+            </w:tcMar>
+            <w:vAlign w:val="center"/>
+          </w:tcPr>
+          <w:p>
+            <w:r>
+              <w:rPr>
+                <w:sz w:val="16"/>
+                <w:szCs w:val="16"/>
+              </w:rPr>
+              <w:t>관광형 처방(체류전환)</w:t>
             </w:r>
           </w:p>
         </w:tc>
@@ -8396,6 +8506,21 @@
       </w:pPr>
       <w:r>
         <w:t>→ 기대효과: 하동 연 +30.5억 / 함양 연 +22.2억</w:t>
+      </w:r>
+    </w:p>
+    <w:p>
+      <w:pPr>
+        <w:spacing w:before="120" w:after="120"/>
+      </w:pPr>
+      <w:r>
+        <w:rPr>
+          <w:i/>
+          <w:iCs/>
+          <w:sz w:val="18"/>
+          <w:szCs w:val="18"/>
+          <w:color w:val="555555"/>
+        </w:rPr>
+        <w:t xml:space="preserve">※ [시계열 보강·탐색적] 경남 빅데이터 허브플랫폼 카드매출(2023→2024) 비교 결과, 하동·함양의 1인당 결제액(객단가)이 약 1,400원 감소(타 유형은 보합)해 두 지역의 소비력 약화가 진행 중임을 시계열로도 확인했다 — 최우선 대응의 시급성을 뒷받침한다. (두 해의 카드 집계표본 규모 차이로, 절대 매출이 아닌 객단가·비중 변화만 비교한 탐색적 분석)</w:t>
       </w:r>
     </w:p>
     <w:p>

--- a/eum_package/이음_보고서_v1.docx
+++ b/eum_package/이음_보고서_v1.docx
@@ -1068,6 +1068,757 @@
       <w:r>
         <w:t>까지 제시한다.</w:t>
       </w:r>
+    </w:p>
+    <w:p>
+      <w:pPr>
+        <w:spacing w:before="160" w:after="60"/>
+      </w:pPr>
+      <w:r>
+        <w:rPr>
+          <w:b/>
+          <w:bCs/>
+          <w:sz w:val="22"/>
+          <w:szCs w:val="22"/>
+          <w:color w:val="1F4E79"/>
+        </w:rPr>
+        <w:t>■ 선행연구 검토 — 기존 상권진단의 한계와 이음(MI)의 차별점</w:t>
+      </w:r>
+    </w:p>
+    <w:p>
+      <w:pPr>
+        <w:spacing w:after="80"/>
+      </w:pPr>
+      <w:r>
+        <w:t xml:space="preserve">기존 상권진단은 유동인구·매출 등 정량지표에 의존하거나 생활인구를 ‘규모’로만 활용해, 생활인구가 실제 소비로 전환되는 정도(소비-유동 불일치)는 측정하지 못했다. 이음은 카드매출×생활인구로 이 공백을 MI로 메운다.</w:t>
+      </w:r>
+    </w:p>
+    <w:tbl>
+      <w:tblPr>
+        <w:tblW w:w="9026" w:type="dxa"/>
+        <w:tblBorders>
+          <w:top w:val="single" w:sz="1" w:color="BBBBBB"/>
+          <w:left w:val="single" w:sz="1" w:color="BBBBBB"/>
+          <w:bottom w:val="single" w:sz="1" w:color="BBBBBB"/>
+          <w:right w:val="single" w:sz="1" w:color="BBBBBB"/>
+          <w:insideH w:val="single" w:sz="1" w:color="BBBBBB"/>
+          <w:insideV w:val="single" w:sz="1" w:color="BBBBBB"/>
+        </w:tblBorders>
+      </w:tblPr>
+      <w:tblGrid>
+        <w:gridCol w:w="2600"/>
+        <w:gridCol w:w="1900"/>
+        <w:gridCol w:w="2150"/>
+        <w:gridCol w:w="2376"/>
+      </w:tblGrid>
+      <w:tr>
+        <w:tc>
+          <w:tcPr>
+            <w:tcW w:w="2600" w:type="dxa"/>
+            <w:tcBorders>
+              <w:top w:val="single" w:sz="1" w:space="0" w:color="BBBBBB"/>
+              <w:left w:val="single" w:sz="1" w:space="0" w:color="BBBBBB"/>
+              <w:bottom w:val="single" w:sz="1" w:space="0" w:color="BBBBBB"/>
+              <w:right w:val="single" w:sz="1" w:space="0" w:color="BBBBBB"/>
+            </w:tcBorders>
+            <w:shd w:val="clear" w:fill="D5E8F0"/>
+            <w:tcMar>
+              <w:top w:w="50" w:type="dxa"/>
+              <w:left w:w="90" w:type="dxa"/>
+              <w:bottom w:w="50" w:type="dxa"/>
+              <w:right w:w="90" w:type="dxa"/>
+            </w:tcMar>
+            <w:vAlign w:val="center"/>
+          </w:tcPr>
+          <w:p>
+            <w:pPr>
+              <w:jc w:val="center"/>
+            </w:pPr>
+            <w:r>
+              <w:rPr>
+                <w:b/>
+                <w:bCs/>
+                <w:sz w:val="15"/>
+                <w:szCs w:val="15"/>
+              </w:rPr>
+              <w:t xml:space="preserve">선행 접근 · 출처</w:t>
+            </w:r>
+          </w:p>
+        </w:tc>
+        <w:tc>
+          <w:tcPr>
+            <w:tcW w:w="1900" w:type="dxa"/>
+            <w:tcBorders>
+              <w:top w:val="single" w:sz="1" w:space="0" w:color="BBBBBB"/>
+              <w:left w:val="single" w:sz="1" w:space="0" w:color="BBBBBB"/>
+              <w:bottom w:val="single" w:sz="1" w:space="0" w:color="BBBBBB"/>
+              <w:right w:val="single" w:sz="1" w:space="0" w:color="BBBBBB"/>
+            </w:tcBorders>
+            <w:shd w:val="clear" w:fill="D5E8F0"/>
+            <w:tcMar>
+              <w:top w:w="50" w:type="dxa"/>
+              <w:left w:w="90" w:type="dxa"/>
+              <w:bottom w:w="50" w:type="dxa"/>
+              <w:right w:w="90" w:type="dxa"/>
+            </w:tcMar>
+            <w:vAlign w:val="center"/>
+          </w:tcPr>
+          <w:p>
+            <w:pPr>
+              <w:jc w:val="center"/>
+            </w:pPr>
+            <w:r>
+              <w:rPr>
+                <w:b/>
+                <w:bCs/>
+                <w:sz w:val="15"/>
+                <w:szCs w:val="15"/>
+              </w:rPr>
+              <w:t xml:space="preserve">핵심 기여</w:t>
+            </w:r>
+          </w:p>
+        </w:tc>
+        <w:tc>
+          <w:tcPr>
+            <w:tcW w:w="2150" w:type="dxa"/>
+            <w:tcBorders>
+              <w:top w:val="single" w:sz="1" w:space="0" w:color="BBBBBB"/>
+              <w:left w:val="single" w:sz="1" w:space="0" w:color="BBBBBB"/>
+              <w:bottom w:val="single" w:sz="1" w:space="0" w:color="BBBBBB"/>
+              <w:right w:val="single" w:sz="1" w:space="0" w:color="BBBBBB"/>
+            </w:tcBorders>
+            <w:shd w:val="clear" w:fill="D5E8F0"/>
+            <w:tcMar>
+              <w:top w:w="50" w:type="dxa"/>
+              <w:left w:w="90" w:type="dxa"/>
+              <w:bottom w:w="50" w:type="dxa"/>
+              <w:right w:w="90" w:type="dxa"/>
+            </w:tcMar>
+            <w:vAlign w:val="center"/>
+          </w:tcPr>
+          <w:p>
+            <w:pPr>
+              <w:jc w:val="center"/>
+            </w:pPr>
+            <w:r>
+              <w:rPr>
+                <w:b/>
+                <w:bCs/>
+                <w:sz w:val="15"/>
+                <w:szCs w:val="15"/>
+              </w:rPr>
+              <w:t xml:space="preserve">한계</w:t>
+            </w:r>
+          </w:p>
+        </w:tc>
+        <w:tc>
+          <w:tcPr>
+            <w:tcW w:w="2376" w:type="dxa"/>
+            <w:tcBorders>
+              <w:top w:val="single" w:sz="1" w:space="0" w:color="BBBBBB"/>
+              <w:left w:val="single" w:sz="1" w:space="0" w:color="BBBBBB"/>
+              <w:bottom w:val="single" w:sz="1" w:space="0" w:color="BBBBBB"/>
+              <w:right w:val="single" w:sz="1" w:space="0" w:color="BBBBBB"/>
+            </w:tcBorders>
+            <w:shd w:val="clear" w:fill="D5E8F0"/>
+            <w:tcMar>
+              <w:top w:w="50" w:type="dxa"/>
+              <w:left w:w="90" w:type="dxa"/>
+              <w:bottom w:w="50" w:type="dxa"/>
+              <w:right w:w="90" w:type="dxa"/>
+            </w:tcMar>
+            <w:vAlign w:val="center"/>
+          </w:tcPr>
+          <w:p>
+            <w:pPr>
+              <w:jc w:val="center"/>
+            </w:pPr>
+            <w:r>
+              <w:rPr>
+                <w:b/>
+                <w:bCs/>
+                <w:sz w:val="15"/>
+                <w:szCs w:val="15"/>
+              </w:rPr>
+              <w:t xml:space="preserve">이음(MI)의 차별점</w:t>
+            </w:r>
+          </w:p>
+        </w:tc>
+      </w:tr>
+      <w:tr>
+        <w:tc>
+          <w:tcPr>
+            <w:tcW w:w="2600" w:type="dxa"/>
+            <w:tcBorders>
+              <w:top w:val="single" w:sz="1" w:space="0" w:color="BBBBBB"/>
+              <w:left w:val="single" w:sz="1" w:space="0" w:color="BBBBBB"/>
+              <w:bottom w:val="single" w:sz="1" w:space="0" w:color="BBBBBB"/>
+              <w:right w:val="single" w:sz="1" w:space="0" w:color="BBBBBB"/>
+            </w:tcBorders>
+            <w:tcMar>
+              <w:top w:w="50" w:type="dxa"/>
+              <w:left w:w="90" w:type="dxa"/>
+              <w:bottom w:w="50" w:type="dxa"/>
+              <w:right w:w="90" w:type="dxa"/>
+            </w:tcMar>
+            <w:vAlign w:val="center"/>
+          </w:tcPr>
+          <w:p>
+            <w:pPr/>
+            <w:r>
+              <w:rPr>
+                <w:sz w:val="15"/>
+                <w:szCs w:val="15"/>
+              </w:rPr>
+              <w:t xml:space="preserve">상권–유동인구 실증연구 (대한교통학회)</w:t>
+            </w:r>
+          </w:p>
+        </w:tc>
+        <w:tc>
+          <w:tcPr>
+            <w:tcW w:w="1900" w:type="dxa"/>
+            <w:tcBorders>
+              <w:top w:val="single" w:sz="1" w:space="0" w:color="BBBBBB"/>
+              <w:left w:val="single" w:sz="1" w:space="0" w:color="BBBBBB"/>
+              <w:bottom w:val="single" w:sz="1" w:space="0" w:color="BBBBBB"/>
+              <w:right w:val="single" w:sz="1" w:space="0" w:color="BBBBBB"/>
+            </w:tcBorders>
+            <w:tcMar>
+              <w:top w:w="50" w:type="dxa"/>
+              <w:left w:w="90" w:type="dxa"/>
+              <w:bottom w:w="50" w:type="dxa"/>
+              <w:right w:w="90" w:type="dxa"/>
+            </w:tcMar>
+            <w:vAlign w:val="center"/>
+          </w:tcPr>
+          <w:p>
+            <w:pPr/>
+            <w:r>
+              <w:rPr>
+                <w:sz w:val="15"/>
+                <w:szCs w:val="15"/>
+              </w:rPr>
+              <w:t xml:space="preserve">유동인구↔매출 양(+)의 상관 규명</w:t>
+            </w:r>
+          </w:p>
+        </w:tc>
+        <w:tc>
+          <w:tcPr>
+            <w:tcW w:w="2150" w:type="dxa"/>
+            <w:tcBorders>
+              <w:top w:val="single" w:sz="1" w:space="0" w:color="BBBBBB"/>
+              <w:left w:val="single" w:sz="1" w:space="0" w:color="BBBBBB"/>
+              <w:bottom w:val="single" w:sz="1" w:space="0" w:color="BBBBBB"/>
+              <w:right w:val="single" w:sz="1" w:space="0" w:color="BBBBBB"/>
+            </w:tcBorders>
+            <w:tcMar>
+              <w:top w:w="50" w:type="dxa"/>
+              <w:left w:w="90" w:type="dxa"/>
+              <w:bottom w:w="50" w:type="dxa"/>
+              <w:right w:w="90" w:type="dxa"/>
+            </w:tcMar>
+            <w:vAlign w:val="center"/>
+          </w:tcPr>
+          <w:p>
+            <w:pPr/>
+            <w:r>
+              <w:rPr>
+                <w:sz w:val="15"/>
+                <w:szCs w:val="15"/>
+              </w:rPr>
+              <w:t xml:space="preserve">유동인구를 매출의 투입으로만 봄 — 소비 전환 효율은 미측정</w:t>
+            </w:r>
+          </w:p>
+        </w:tc>
+        <w:tc>
+          <w:tcPr>
+            <w:tcW w:w="2376" w:type="dxa"/>
+            <w:tcBorders>
+              <w:top w:val="single" w:sz="1" w:space="0" w:color="BBBBBB"/>
+              <w:left w:val="single" w:sz="1" w:space="0" w:color="BBBBBB"/>
+              <w:bottom w:val="single" w:sz="1" w:space="0" w:color="BBBBBB"/>
+              <w:right w:val="single" w:sz="1" w:space="0" w:color="BBBBBB"/>
+            </w:tcBorders>
+            <w:tcMar>
+              <w:top w:w="50" w:type="dxa"/>
+              <w:left w:w="90" w:type="dxa"/>
+              <w:bottom w:w="50" w:type="dxa"/>
+              <w:right w:w="90" w:type="dxa"/>
+            </w:tcMar>
+            <w:vAlign w:val="center"/>
+          </w:tcPr>
+          <w:p>
+            <w:pPr/>
+            <w:r>
+              <w:rPr>
+                <w:sz w:val="15"/>
+                <w:szCs w:val="15"/>
+              </w:rPr>
+              <w:t xml:space="preserve">생활인구 대비 소비전환을 MI로 직접 정량화</w:t>
+            </w:r>
+          </w:p>
+        </w:tc>
+      </w:tr>
+      <w:tr>
+        <w:tc>
+          <w:tcPr>
+            <w:tcW w:w="2600" w:type="dxa"/>
+            <w:tcBorders>
+              <w:top w:val="single" w:sz="1" w:space="0" w:color="BBBBBB"/>
+              <w:left w:val="single" w:sz="1" w:space="0" w:color="BBBBBB"/>
+              <w:bottom w:val="single" w:sz="1" w:space="0" w:color="BBBBBB"/>
+              <w:right w:val="single" w:sz="1" w:space="0" w:color="BBBBBB"/>
+            </w:tcBorders>
+            <w:tcMar>
+              <w:top w:w="50" w:type="dxa"/>
+              <w:left w:w="90" w:type="dxa"/>
+              <w:bottom w:w="50" w:type="dxa"/>
+              <w:right w:w="90" w:type="dxa"/>
+            </w:tcMar>
+            <w:vAlign w:val="center"/>
+          </w:tcPr>
+          <w:p>
+            <w:pPr/>
+            <w:r>
+              <w:rPr>
+                <w:sz w:val="15"/>
+                <w:szCs w:val="15"/>
+              </w:rPr>
+              <w:t xml:space="preserve">서울시 상권분석 서비스 (KT 생활인구 기반)</w:t>
+            </w:r>
+          </w:p>
+        </w:tc>
+        <w:tc>
+          <w:tcPr>
+            <w:tcW w:w="1900" w:type="dxa"/>
+            <w:tcBorders>
+              <w:top w:val="single" w:sz="1" w:space="0" w:color="BBBBBB"/>
+              <w:left w:val="single" w:sz="1" w:space="0" w:color="BBBBBB"/>
+              <w:bottom w:val="single" w:sz="1" w:space="0" w:color="BBBBBB"/>
+              <w:right w:val="single" w:sz="1" w:space="0" w:color="BBBBBB"/>
+            </w:tcBorders>
+            <w:tcMar>
+              <w:top w:w="50" w:type="dxa"/>
+              <w:left w:w="90" w:type="dxa"/>
+              <w:bottom w:w="50" w:type="dxa"/>
+              <w:right w:w="90" w:type="dxa"/>
+            </w:tcMar>
+            <w:vAlign w:val="center"/>
+          </w:tcPr>
+          <w:p>
+            <w:pPr/>
+            <w:r>
+              <w:rPr>
+                <w:sz w:val="15"/>
+                <w:szCs w:val="15"/>
+              </w:rPr>
+              <w:t xml:space="preserve">생활인구로 점포·매출·유동 지표 제공</w:t>
+            </w:r>
+          </w:p>
+        </w:tc>
+        <w:tc>
+          <w:tcPr>
+            <w:tcW w:w="2150" w:type="dxa"/>
+            <w:tcBorders>
+              <w:top w:val="single" w:sz="1" w:space="0" w:color="BBBBBB"/>
+              <w:left w:val="single" w:sz="1" w:space="0" w:color="BBBBBB"/>
+              <w:bottom w:val="single" w:sz="1" w:space="0" w:color="BBBBBB"/>
+              <w:right w:val="single" w:sz="1" w:space="0" w:color="BBBBBB"/>
+            </w:tcBorders>
+            <w:tcMar>
+              <w:top w:w="50" w:type="dxa"/>
+              <w:left w:w="90" w:type="dxa"/>
+              <w:bottom w:w="50" w:type="dxa"/>
+              <w:right w:w="90" w:type="dxa"/>
+            </w:tcMar>
+            <w:vAlign w:val="center"/>
+          </w:tcPr>
+          <w:p>
+            <w:pPr/>
+            <w:r>
+              <w:rPr>
+                <w:sz w:val="15"/>
+                <w:szCs w:val="15"/>
+              </w:rPr>
+              <w:t xml:space="preserve">지표 나열식 — 소비-유동 불일치 진단·유형분류·처방 없음(대도시 중심)</w:t>
+            </w:r>
+          </w:p>
+        </w:tc>
+        <w:tc>
+          <w:tcPr>
+            <w:tcW w:w="2376" w:type="dxa"/>
+            <w:tcBorders>
+              <w:top w:val="single" w:sz="1" w:space="0" w:color="BBBBBB"/>
+              <w:left w:val="single" w:sz="1" w:space="0" w:color="BBBBBB"/>
+              <w:bottom w:val="single" w:sz="1" w:space="0" w:color="BBBBBB"/>
+              <w:right w:val="single" w:sz="1" w:space="0" w:color="BBBBBB"/>
+            </w:tcBorders>
+            <w:tcMar>
+              <w:top w:w="50" w:type="dxa"/>
+              <w:left w:w="90" w:type="dxa"/>
+              <w:bottom w:w="50" w:type="dxa"/>
+              <w:right w:w="90" w:type="dxa"/>
+            </w:tcMar>
+            <w:vAlign w:val="center"/>
+          </w:tcPr>
+          <w:p>
+            <w:pPr/>
+            <w:r>
+              <w:rPr>
+                <w:sz w:val="15"/>
+                <w:szCs w:val="15"/>
+              </w:rPr>
+              <w:t xml:space="preserve">인구감소 시군 특화 + 4유형 분류·처방</w:t>
+            </w:r>
+          </w:p>
+        </w:tc>
+      </w:tr>
+      <w:tr>
+        <w:tc>
+          <w:tcPr>
+            <w:tcW w:w="2600" w:type="dxa"/>
+            <w:tcBorders>
+              <w:top w:val="single" w:sz="1" w:space="0" w:color="BBBBBB"/>
+              <w:left w:val="single" w:sz="1" w:space="0" w:color="BBBBBB"/>
+              <w:bottom w:val="single" w:sz="1" w:space="0" w:color="BBBBBB"/>
+              <w:right w:val="single" w:sz="1" w:space="0" w:color="BBBBBB"/>
+            </w:tcBorders>
+            <w:tcMar>
+              <w:top w:w="50" w:type="dxa"/>
+              <w:left w:w="90" w:type="dxa"/>
+              <w:bottom w:w="50" w:type="dxa"/>
+              <w:right w:w="90" w:type="dxa"/>
+            </w:tcMar>
+            <w:vAlign w:val="center"/>
+          </w:tcPr>
+          <w:p>
+            <w:pPr/>
+            <w:r>
+              <w:rPr>
+                <w:sz w:val="15"/>
+                <w:szCs w:val="15"/>
+              </w:rPr>
+              <w:t xml:space="preserve">통계청 「인구감소지역과 생활밀접업종 관계 분석」</w:t>
+            </w:r>
+          </w:p>
+        </w:tc>
+        <w:tc>
+          <w:tcPr>
+            <w:tcW w:w="1900" w:type="dxa"/>
+            <w:tcBorders>
+              <w:top w:val="single" w:sz="1" w:space="0" w:color="BBBBBB"/>
+              <w:left w:val="single" w:sz="1" w:space="0" w:color="BBBBBB"/>
+              <w:bottom w:val="single" w:sz="1" w:space="0" w:color="BBBBBB"/>
+              <w:right w:val="single" w:sz="1" w:space="0" w:color="BBBBBB"/>
+            </w:tcBorders>
+            <w:tcMar>
+              <w:top w:w="50" w:type="dxa"/>
+              <w:left w:w="90" w:type="dxa"/>
+              <w:bottom w:w="50" w:type="dxa"/>
+              <w:right w:w="90" w:type="dxa"/>
+            </w:tcMar>
+            <w:vAlign w:val="center"/>
+          </w:tcPr>
+          <w:p>
+            <w:pPr/>
+            <w:r>
+              <w:rPr>
+                <w:sz w:val="15"/>
+                <w:szCs w:val="15"/>
+              </w:rPr>
+              <w:t xml:space="preserve">생활인구↔소비(생활밀접업종) 연동 입증</w:t>
+            </w:r>
+          </w:p>
+        </w:tc>
+        <w:tc>
+          <w:tcPr>
+            <w:tcW w:w="2150" w:type="dxa"/>
+            <w:tcBorders>
+              <w:top w:val="single" w:sz="1" w:space="0" w:color="BBBBBB"/>
+              <w:left w:val="single" w:sz="1" w:space="0" w:color="BBBBBB"/>
+              <w:bottom w:val="single" w:sz="1" w:space="0" w:color="BBBBBB"/>
+              <w:right w:val="single" w:sz="1" w:space="0" w:color="BBBBBB"/>
+            </w:tcBorders>
+            <w:tcMar>
+              <w:top w:w="50" w:type="dxa"/>
+              <w:left w:w="90" w:type="dxa"/>
+              <w:bottom w:w="50" w:type="dxa"/>
+              <w:right w:w="90" w:type="dxa"/>
+            </w:tcMar>
+            <w:vAlign w:val="center"/>
+          </w:tcPr>
+          <w:p>
+            <w:pPr/>
+            <w:r>
+              <w:rPr>
+                <w:sz w:val="15"/>
+                <w:szCs w:val="15"/>
+              </w:rPr>
+              <w:t xml:space="preserve">관계 규명에 그침 — 시군별 진단지수·처방 부재</w:t>
+            </w:r>
+          </w:p>
+        </w:tc>
+        <w:tc>
+          <w:tcPr>
+            <w:tcW w:w="2376" w:type="dxa"/>
+            <w:tcBorders>
+              <w:top w:val="single" w:sz="1" w:space="0" w:color="BBBBBB"/>
+              <w:left w:val="single" w:sz="1" w:space="0" w:color="BBBBBB"/>
+              <w:bottom w:val="single" w:sz="1" w:space="0" w:color="BBBBBB"/>
+              <w:right w:val="single" w:sz="1" w:space="0" w:color="BBBBBB"/>
+            </w:tcBorders>
+            <w:tcMar>
+              <w:top w:w="50" w:type="dxa"/>
+              <w:left w:w="90" w:type="dxa"/>
+              <w:bottom w:w="50" w:type="dxa"/>
+              <w:right w:w="90" w:type="dxa"/>
+            </w:tcMar>
+            <w:vAlign w:val="center"/>
+          </w:tcPr>
+          <w:p>
+            <w:pPr/>
+            <w:r>
+              <w:rPr>
+                <w:sz w:val="15"/>
+                <w:szCs w:val="15"/>
+              </w:rPr>
+              <w:t xml:space="preserve">MI·CPC로 지수화 + Detect·Simulate</w:t>
+            </w:r>
+          </w:p>
+        </w:tc>
+      </w:tr>
+      <w:tr>
+        <w:tc>
+          <w:tcPr>
+            <w:tcW w:w="2600" w:type="dxa"/>
+            <w:tcBorders>
+              <w:top w:val="single" w:sz="1" w:space="0" w:color="BBBBBB"/>
+              <w:left w:val="single" w:sz="1" w:space="0" w:color="BBBBBB"/>
+              <w:bottom w:val="single" w:sz="1" w:space="0" w:color="BBBBBB"/>
+              <w:right w:val="single" w:sz="1" w:space="0" w:color="BBBBBB"/>
+            </w:tcBorders>
+            <w:tcMar>
+              <w:top w:w="50" w:type="dxa"/>
+              <w:left w:w="90" w:type="dxa"/>
+              <w:bottom w:w="50" w:type="dxa"/>
+              <w:right w:w="90" w:type="dxa"/>
+            </w:tcMar>
+            <w:vAlign w:val="center"/>
+          </w:tcPr>
+          <w:p>
+            <w:pPr/>
+            <w:r>
+              <w:rPr>
+                <w:sz w:val="15"/>
+                <w:szCs w:val="15"/>
+              </w:rPr>
+              <w:t xml:space="preserve">통계청 「인구감소지역 생활인구 산정」(2024)</w:t>
+            </w:r>
+          </w:p>
+        </w:tc>
+        <w:tc>
+          <w:tcPr>
+            <w:tcW w:w="1900" w:type="dxa"/>
+            <w:tcBorders>
+              <w:top w:val="single" w:sz="1" w:space="0" w:color="BBBBBB"/>
+              <w:left w:val="single" w:sz="1" w:space="0" w:color="BBBBBB"/>
+              <w:bottom w:val="single" w:sz="1" w:space="0" w:color="BBBBBB"/>
+              <w:right w:val="single" w:sz="1" w:space="0" w:color="BBBBBB"/>
+            </w:tcBorders>
+            <w:tcMar>
+              <w:top w:w="50" w:type="dxa"/>
+              <w:left w:w="90" w:type="dxa"/>
+              <w:bottom w:w="50" w:type="dxa"/>
+              <w:right w:w="90" w:type="dxa"/>
+            </w:tcMar>
+            <w:vAlign w:val="center"/>
+          </w:tcPr>
+          <w:p>
+            <w:pPr/>
+            <w:r>
+              <w:rPr>
+                <w:sz w:val="15"/>
+                <w:szCs w:val="15"/>
+              </w:rPr>
+              <w:t xml:space="preserve">생활인구=등록인구 약 4배 공식 산정</w:t>
+            </w:r>
+          </w:p>
+        </w:tc>
+        <w:tc>
+          <w:tcPr>
+            <w:tcW w:w="2150" w:type="dxa"/>
+            <w:tcBorders>
+              <w:top w:val="single" w:sz="1" w:space="0" w:color="BBBBBB"/>
+              <w:left w:val="single" w:sz="1" w:space="0" w:color="BBBBBB"/>
+              <w:bottom w:val="single" w:sz="1" w:space="0" w:color="BBBBBB"/>
+              <w:right w:val="single" w:sz="1" w:space="0" w:color="BBBBBB"/>
+            </w:tcBorders>
+            <w:tcMar>
+              <w:top w:w="50" w:type="dxa"/>
+              <w:left w:w="90" w:type="dxa"/>
+              <w:bottom w:w="50" w:type="dxa"/>
+              <w:right w:w="90" w:type="dxa"/>
+            </w:tcMar>
+            <w:vAlign w:val="center"/>
+          </w:tcPr>
+          <w:p>
+            <w:pPr/>
+            <w:r>
+              <w:rPr>
+                <w:sz w:val="15"/>
+                <w:szCs w:val="15"/>
+              </w:rPr>
+              <w:t xml:space="preserve">인구 통계만 — 소비 결합 없음</w:t>
+            </w:r>
+          </w:p>
+        </w:tc>
+        <w:tc>
+          <w:tcPr>
+            <w:tcW w:w="2376" w:type="dxa"/>
+            <w:tcBorders>
+              <w:top w:val="single" w:sz="1" w:space="0" w:color="BBBBBB"/>
+              <w:left w:val="single" w:sz="1" w:space="0" w:color="BBBBBB"/>
+              <w:bottom w:val="single" w:sz="1" w:space="0" w:color="BBBBBB"/>
+              <w:right w:val="single" w:sz="1" w:space="0" w:color="BBBBBB"/>
+            </w:tcBorders>
+            <w:tcMar>
+              <w:top w:w="50" w:type="dxa"/>
+              <w:left w:w="90" w:type="dxa"/>
+              <w:bottom w:w="50" w:type="dxa"/>
+              <w:right w:w="90" w:type="dxa"/>
+            </w:tcMar>
+            <w:vAlign w:val="center"/>
+          </w:tcPr>
+          <w:p>
+            <w:pPr/>
+            <w:r>
+              <w:rPr>
+                <w:sz w:val="15"/>
+                <w:szCs w:val="15"/>
+              </w:rPr>
+              <w:t xml:space="preserve">카드매출 결합으로 소비전환 측정</w:t>
+            </w:r>
+          </w:p>
+        </w:tc>
+      </w:tr>
+      <w:tr>
+        <w:tc>
+          <w:tcPr>
+            <w:tcW w:w="2600" w:type="dxa"/>
+            <w:tcBorders>
+              <w:top w:val="single" w:sz="1" w:space="0" w:color="BBBBBB"/>
+              <w:left w:val="single" w:sz="1" w:space="0" w:color="BBBBBB"/>
+              <w:bottom w:val="single" w:sz="1" w:space="0" w:color="BBBBBB"/>
+              <w:right w:val="single" w:sz="1" w:space="0" w:color="BBBBBB"/>
+            </w:tcBorders>
+            <w:tcMar>
+              <w:top w:w="50" w:type="dxa"/>
+              <w:left w:w="90" w:type="dxa"/>
+              <w:bottom w:w="50" w:type="dxa"/>
+              <w:right w:w="90" w:type="dxa"/>
+            </w:tcMar>
+            <w:vAlign w:val="center"/>
+          </w:tcPr>
+          <w:p>
+            <w:pPr/>
+            <w:r>
+              <w:rPr>
+                <w:sz w:val="15"/>
+                <w:szCs w:val="15"/>
+              </w:rPr>
+              <w:t xml:space="preserve">KDI 「인구 요인이 소비성향에 미치는 영향」</w:t>
+            </w:r>
+          </w:p>
+        </w:tc>
+        <w:tc>
+          <w:tcPr>
+            <w:tcW w:w="1900" w:type="dxa"/>
+            <w:tcBorders>
+              <w:top w:val="single" w:sz="1" w:space="0" w:color="BBBBBB"/>
+              <w:left w:val="single" w:sz="1" w:space="0" w:color="BBBBBB"/>
+              <w:bottom w:val="single" w:sz="1" w:space="0" w:color="BBBBBB"/>
+              <w:right w:val="single" w:sz="1" w:space="0" w:color="BBBBBB"/>
+            </w:tcBorders>
+            <w:tcMar>
+              <w:top w:w="50" w:type="dxa"/>
+              <w:left w:w="90" w:type="dxa"/>
+              <w:bottom w:w="50" w:type="dxa"/>
+              <w:right w:w="90" w:type="dxa"/>
+            </w:tcMar>
+            <w:vAlign w:val="center"/>
+          </w:tcPr>
+          <w:p>
+            <w:pPr/>
+            <w:r>
+              <w:rPr>
+                <w:sz w:val="15"/>
+                <w:szCs w:val="15"/>
+              </w:rPr>
+              <w:t xml:space="preserve">인구–소비 거시 연계 규명</w:t>
+            </w:r>
+          </w:p>
+        </w:tc>
+        <w:tc>
+          <w:tcPr>
+            <w:tcW w:w="2150" w:type="dxa"/>
+            <w:tcBorders>
+              <w:top w:val="single" w:sz="1" w:space="0" w:color="BBBBBB"/>
+              <w:left w:val="single" w:sz="1" w:space="0" w:color="BBBBBB"/>
+              <w:bottom w:val="single" w:sz="1" w:space="0" w:color="BBBBBB"/>
+              <w:right w:val="single" w:sz="1" w:space="0" w:color="BBBBBB"/>
+            </w:tcBorders>
+            <w:tcMar>
+              <w:top w:w="50" w:type="dxa"/>
+              <w:left w:w="90" w:type="dxa"/>
+              <w:bottom w:w="50" w:type="dxa"/>
+              <w:right w:w="90" w:type="dxa"/>
+            </w:tcMar>
+            <w:vAlign w:val="center"/>
+          </w:tcPr>
+          <w:p>
+            <w:pPr/>
+            <w:r>
+              <w:rPr>
+                <w:sz w:val="15"/>
+                <w:szCs w:val="15"/>
+              </w:rPr>
+              <w:t xml:space="preserve">거시·전국 단위 — 시군 상권 미시진단 아님</w:t>
+            </w:r>
+          </w:p>
+        </w:tc>
+        <w:tc>
+          <w:tcPr>
+            <w:tcW w:w="2376" w:type="dxa"/>
+            <w:tcBorders>
+              <w:top w:val="single" w:sz="1" w:space="0" w:color="BBBBBB"/>
+              <w:left w:val="single" w:sz="1" w:space="0" w:color="BBBBBB"/>
+              <w:bottom w:val="single" w:sz="1" w:space="0" w:color="BBBBBB"/>
+              <w:right w:val="single" w:sz="1" w:space="0" w:color="BBBBBB"/>
+            </w:tcBorders>
+            <w:tcMar>
+              <w:top w:w="50" w:type="dxa"/>
+              <w:left w:w="90" w:type="dxa"/>
+              <w:bottom w:w="50" w:type="dxa"/>
+              <w:right w:w="90" w:type="dxa"/>
+            </w:tcMar>
+            <w:vAlign w:val="center"/>
+          </w:tcPr>
+          <w:p>
+            <w:pPr/>
+            <w:r>
+              <w:rPr>
+                <w:sz w:val="15"/>
+                <w:szCs w:val="15"/>
+              </w:rPr>
+              <w:t xml:space="preserve">시군 단위 미시 진단·처방</w:t>
+            </w:r>
+          </w:p>
+        </w:tc>
+      </w:tr>
+    </w:tbl>
+    <w:p>
+      <w:pPr>
+        <w:spacing w:after="120"/>
+      </w:pPr>
     </w:p>
     <w:p>
       <w:pPr>

--- a/eum_package/이음_보고서_v1.docx
+++ b/eum_package/이음_보고서_v1.docx
@@ -9614,6 +9614,463 @@
       <w:r>
         <w:t>으로 삼아 인접 침체지역과 연계.</w:t>
       </w:r>
+    </w:p>
+    <w:p>
+      <w:pPr>
+        <w:pStyle w:val="2"/>
+      </w:pPr>
+      <w:bookmarkStart w:id="50" w:name="_Toc231757099"/>
+      <w:r>
+        <w:t>5.4 처방전 카드 — 하동군(시범)</w:t>
+      </w:r>
+      <w:bookmarkEnd w:id="50"/>
+    </w:p>
+    <w:p>
+      <w:pPr>
+        <w:spacing w:after="80"/>
+      </w:pPr>
+      <w:r>
+        <w:t xml:space="preserve">진단을 실행 단위로 전환한 시범 처방전이다. 우선순위 1위 하동을 대상으로, 소상공인 상가정보로 체류 인프라 공백을 공간적으로 특정해 처방을 구체화했다.</w:t>
+      </w:r>
+    </w:p>
+    <w:p>
+      <w:pPr>
+        <w:spacing w:before="120" w:after="60"/>
+        <w:jc w:val="center"/>
+      </w:pPr>
+      <w:r>
+        <w:rPr>
+          <w:noProof/>
+        </w:rPr>
+        <w:drawing>
+          <wp:inline distT="0" distB="0" distL="0" distR="0">
+            <wp:extent cx="5334000" cy="3637117"/>
+            <wp:effectExtent l="0" t="0" r="0" b="0"/>
+            <wp:docPr id="901002" name="하동 상가 공간진단"/>
+            <wp:cNvGraphicFramePr>
+              <a:graphicFrameLocks xmlns:a="http://schemas.openxmlformats.org/drawingml/2006/main" noChangeAspect="1"/>
+            </wp:cNvGraphicFramePr>
+            <a:graphic xmlns:a="http://schemas.openxmlformats.org/drawingml/2006/main">
+              <a:graphicData uri="http://schemas.openxmlformats.org/drawingml/2006/picture">
+                <pic:pic xmlns:pic="http://schemas.openxmlformats.org/drawingml/2006/picture">
+                  <pic:nvPicPr>
+                    <pic:cNvPr id="11" name="image11.png"/>
+                    <pic:cNvPicPr>
+                      <a:picLocks noChangeAspect="1" noChangeArrowheads="1"/>
+                    </pic:cNvPicPr>
+                  </pic:nvPicPr>
+                  <pic:blipFill>
+                    <a:blip r:embed="rId20"/>
+                    <a:stretch>
+                      <a:fillRect/>
+                    </a:stretch>
+                  </pic:blipFill>
+                  <pic:spPr bwMode="auto">
+                    <a:xfrm>
+                      <a:off x="0" y="0"/>
+                      <a:ext cx="5334000" cy="3637117"/>
+                    </a:xfrm>
+                    <a:prstGeom prst="rect">
+                      <a:avLst/>
+                    </a:prstGeom>
+                  </pic:spPr>
+                </pic:pic>
+              </a:graphicData>
+            </a:graphic>
+          </wp:inline>
+        </w:drawing>
+      </w:r>
+    </w:p>
+    <w:p>
+      <w:pPr>
+        <w:spacing w:after="120"/>
+        <w:jc w:val="center"/>
+      </w:pPr>
+      <w:r>
+        <w:rPr>
+          <w:b/>
+          <w:bCs/>
+          <w:sz w:val="18"/>
+          <w:szCs w:val="18"/>
+        </w:rPr>
+        <w:t>그림 11. 하동 읍·면별 체류 인프라 분포 (소상공인 상가정보, 2026)</w:t>
+      </w:r>
+    </w:p>
+    <w:tbl>
+      <w:tblPr>
+        <w:tblW w:w="9026" w:type="dxa"/>
+        <w:tblBorders>
+          <w:top w:val="single" w:sz="1" w:color="BBBBBB"/>
+          <w:left w:val="single" w:sz="1" w:color="BBBBBB"/>
+          <w:bottom w:val="single" w:sz="1" w:color="BBBBBB"/>
+          <w:right w:val="single" w:sz="1" w:color="BBBBBB"/>
+          <w:insideH w:val="single" w:sz="1" w:color="BBBBBB"/>
+          <w:insideV w:val="single" w:sz="1" w:color="BBBBBB"/>
+        </w:tblBorders>
+      </w:tblPr>
+      <w:tblGrid>
+        <w:gridCol w:w="1500"/>
+        <w:gridCol w:w="7526"/>
+      </w:tblGrid>
+      <w:tr>
+        <w:tc>
+          <w:tcPr>
+            <w:tcW w:w="1500" w:type="dxa"/>
+            <w:tcBorders>
+              <w:top w:val="single" w:sz="1" w:color="BBBBBB"/>
+              <w:left w:val="single" w:sz="1" w:color="BBBBBB"/>
+              <w:bottom w:val="single" w:sz="1" w:color="BBBBBB"/>
+              <w:right w:val="single" w:sz="1" w:color="BBBBBB"/>
+            </w:tcBorders>
+            <w:shd w:val="clear" w:fill="D5E8F0"/>
+            <w:tcMar>
+              <w:top w:w="60" w:type="dxa"/>
+              <w:left w:w="100" w:type="dxa"/>
+              <w:bottom w:w="60" w:type="dxa"/>
+              <w:right w:w="100" w:type="dxa"/>
+            </w:tcMar>
+            <w:vAlign w:val="center"/>
+          </w:tcPr>
+          <w:p>
+            <w:r>
+              <w:rPr>
+                <w:b/>
+                <w:bCs/>
+                <w:sz w:val="17"/>
+                <w:szCs w:val="17"/>
+              </w:rPr>
+              <w:t xml:space="preserve">진단</w:t>
+            </w:r>
+          </w:p>
+        </w:tc>
+        <w:tc>
+          <w:tcPr>
+            <w:tcW w:w="7526" w:type="dxa"/>
+            <w:tcBorders>
+              <w:top w:val="single" w:sz="1" w:color="BBBBBB"/>
+              <w:left w:val="single" w:sz="1" w:color="BBBBBB"/>
+              <w:bottom w:val="single" w:sz="1" w:color="BBBBBB"/>
+              <w:right w:val="single" w:sz="1" w:color="BBBBBB"/>
+            </w:tcBorders>
+            <w:tcMar>
+              <w:top w:w="60" w:type="dxa"/>
+              <w:left w:w="100" w:type="dxa"/>
+              <w:bottom w:w="60" w:type="dxa"/>
+              <w:right w:w="100" w:type="dxa"/>
+            </w:tcMar>
+            <w:vAlign w:val="center"/>
+          </w:tcPr>
+          <w:p>
+            <w:r>
+              <w:rPr>
+                <w:sz w:val="17"/>
+                <w:szCs w:val="17"/>
+              </w:rPr>
+              <w:t xml:space="preserve">외지방문 의존형 · 위험점수 1위(0.865) · MI −0.865 · LRR 0.729(경남 소비자 비중↓ = 외지 의존) · CPC 13,240원/월</w:t>
+            </w:r>
+          </w:p>
+        </w:tc>
+      </w:tr>
+      <w:tr>
+        <w:tc>
+          <w:tcPr>
+            <w:tcW w:w="1500" w:type="dxa"/>
+            <w:tcBorders>
+              <w:top w:val="single" w:sz="1" w:color="BBBBBB"/>
+              <w:left w:val="single" w:sz="1" w:color="BBBBBB"/>
+              <w:bottom w:val="single" w:sz="1" w:color="BBBBBB"/>
+              <w:right w:val="single" w:sz="1" w:color="BBBBBB"/>
+            </w:tcBorders>
+            <w:shd w:val="clear" w:fill="D5E8F0"/>
+            <w:tcMar>
+              <w:top w:w="60" w:type="dxa"/>
+              <w:left w:w="100" w:type="dxa"/>
+              <w:bottom w:w="60" w:type="dxa"/>
+              <w:right w:w="100" w:type="dxa"/>
+            </w:tcMar>
+            <w:vAlign w:val="center"/>
+          </w:tcPr>
+          <w:p>
+            <w:r>
+              <w:rPr>
+                <w:b/>
+                <w:bCs/>
+                <w:sz w:val="17"/>
+                <w:szCs w:val="17"/>
+              </w:rPr>
+              <w:t xml:space="preserve">핵심 원인</w:t>
+            </w:r>
+          </w:p>
+        </w:tc>
+        <w:tc>
+          <w:tcPr>
+            <w:tcW w:w="7526" w:type="dxa"/>
+            <w:tcBorders>
+              <w:top w:val="single" w:sz="1" w:color="BBBBBB"/>
+              <w:left w:val="single" w:sz="1" w:color="BBBBBB"/>
+              <w:bottom w:val="single" w:sz="1" w:color="BBBBBB"/>
+              <w:right w:val="single" w:sz="1" w:color="BBBBBB"/>
+            </w:tcBorders>
+            <w:tcMar>
+              <w:top w:w="60" w:type="dxa"/>
+              <w:left w:w="100" w:type="dxa"/>
+              <w:bottom w:w="60" w:type="dxa"/>
+              <w:right w:w="100" w:type="dxa"/>
+            </w:tcMar>
+            <w:vAlign w:val="center"/>
+          </w:tcPr>
+          <w:p>
+            <w:r>
+              <w:rPr>
+                <w:sz w:val="17"/>
+                <w:szCs w:val="17"/>
+              </w:rPr>
+              <w:t xml:space="preserve">(이음-Detect) 야간 활성도(NAR) 최약 + 외지 의존 / 관광은 통과형(체류 6.6%)</w:t>
+            </w:r>
+          </w:p>
+        </w:tc>
+      </w:tr>
+      <w:tr>
+        <w:tc>
+          <w:tcPr>
+            <w:tcW w:w="1500" w:type="dxa"/>
+            <w:tcBorders>
+              <w:top w:val="single" w:sz="1" w:color="BBBBBB"/>
+              <w:left w:val="single" w:sz="1" w:color="BBBBBB"/>
+              <w:bottom w:val="single" w:sz="1" w:color="BBBBBB"/>
+              <w:right w:val="single" w:sz="1" w:color="BBBBBB"/>
+            </w:tcBorders>
+            <w:shd w:val="clear" w:fill="D5E8F0"/>
+            <w:tcMar>
+              <w:top w:w="60" w:type="dxa"/>
+              <w:left w:w="100" w:type="dxa"/>
+              <w:bottom w:w="60" w:type="dxa"/>
+              <w:right w:w="100" w:type="dxa"/>
+            </w:tcMar>
+            <w:vAlign w:val="center"/>
+          </w:tcPr>
+          <w:p>
+            <w:r>
+              <w:rPr>
+                <w:b/>
+                <w:bCs/>
+                <w:sz w:val="17"/>
+                <w:szCs w:val="17"/>
+              </w:rPr>
+              <w:t xml:space="preserve">공간 근거</w:t>
+            </w:r>
+          </w:p>
+        </w:tc>
+        <w:tc>
+          <w:tcPr>
+            <w:tcW w:w="7526" w:type="dxa"/>
+            <w:tcBorders>
+              <w:top w:val="single" w:sz="1" w:color="BBBBBB"/>
+              <w:left w:val="single" w:sz="1" w:color="BBBBBB"/>
+              <w:bottom w:val="single" w:sz="1" w:color="BBBBBB"/>
+              <w:right w:val="single" w:sz="1" w:color="BBBBBB"/>
+            </w:tcBorders>
+            <w:tcMar>
+              <w:top w:w="60" w:type="dxa"/>
+              <w:left w:w="100" w:type="dxa"/>
+              <w:bottom w:w="60" w:type="dxa"/>
+              <w:right w:w="100" w:type="dxa"/>
+            </w:tcMar>
+            <w:vAlign w:val="center"/>
+          </w:tcPr>
+          <w:p>
+            <w:r>
+              <w:rPr>
+                <w:sz w:val="17"/>
+                <w:szCs w:val="17"/>
+              </w:rPr>
+              <w:t xml:space="preserve">(상가정보) 체류 인프라(숙박·여가)가 화개면 28.9%·청암면 31.9%(지리산 관광지)에 편중. 점포 최다 하동읍(826)·진교면(378)은 체류비중 5%대로 공백 — [그림 11]</w:t>
+            </w:r>
+          </w:p>
+        </w:tc>
+      </w:tr>
+      <w:tr>
+        <w:tc>
+          <w:tcPr>
+            <w:tcW w:w="1500" w:type="dxa"/>
+            <w:tcBorders>
+              <w:top w:val="single" w:sz="1" w:color="BBBBBB"/>
+              <w:left w:val="single" w:sz="1" w:color="BBBBBB"/>
+              <w:bottom w:val="single" w:sz="1" w:color="BBBBBB"/>
+              <w:right w:val="single" w:sz="1" w:color="BBBBBB"/>
+            </w:tcBorders>
+            <w:shd w:val="clear" w:fill="D5E8F0"/>
+            <w:tcMar>
+              <w:top w:w="60" w:type="dxa"/>
+              <w:left w:w="100" w:type="dxa"/>
+              <w:bottom w:w="60" w:type="dxa"/>
+              <w:right w:w="100" w:type="dxa"/>
+            </w:tcMar>
+            <w:vAlign w:val="center"/>
+          </w:tcPr>
+          <w:p>
+            <w:r>
+              <w:rPr>
+                <w:b/>
+                <w:bCs/>
+                <w:sz w:val="17"/>
+                <w:szCs w:val="17"/>
+              </w:rPr>
+              <w:t xml:space="preserve">처방</w:t>
+            </w:r>
+          </w:p>
+        </w:tc>
+        <w:tc>
+          <w:tcPr>
+            <w:tcW w:w="7526" w:type="dxa"/>
+            <w:tcBorders>
+              <w:top w:val="single" w:sz="1" w:color="BBBBBB"/>
+              <w:left w:val="single" w:sz="1" w:color="BBBBBB"/>
+              <w:bottom w:val="single" w:sz="1" w:color="BBBBBB"/>
+              <w:right w:val="single" w:sz="1" w:color="BBBBBB"/>
+            </w:tcBorders>
+            <w:tcMar>
+              <w:top w:w="60" w:type="dxa"/>
+              <w:left w:w="100" w:type="dxa"/>
+              <w:bottom w:w="60" w:type="dxa"/>
+              <w:right w:w="100" w:type="dxa"/>
+            </w:tcMar>
+            <w:vAlign w:val="center"/>
+          </w:tcPr>
+          <w:p>
+            <w:r>
+              <w:rPr>
+                <w:sz w:val="17"/>
+                <w:szCs w:val="17"/>
+              </w:rPr>
+              <w:t xml:space="preserve">① 하동읍·진교면에 체류·야간 콘텐츠(숙박·체험·소규모 공연) 유치 → 관광 통과를 읍 상권 체류로 전환  ② 지역화폐 페이백으로 경남 외 소비 회수(LRR↑)  ③ 화개(숙박 거점)–하동읍(생활상권) 셔틀·결제 동선 연계</w:t>
+            </w:r>
+          </w:p>
+        </w:tc>
+      </w:tr>
+      <w:tr>
+        <w:tc>
+          <w:tcPr>
+            <w:tcW w:w="1500" w:type="dxa"/>
+            <w:tcBorders>
+              <w:top w:val="single" w:sz="1" w:color="BBBBBB"/>
+              <w:left w:val="single" w:sz="1" w:color="BBBBBB"/>
+              <w:bottom w:val="single" w:sz="1" w:color="BBBBBB"/>
+              <w:right w:val="single" w:sz="1" w:color="BBBBBB"/>
+            </w:tcBorders>
+            <w:shd w:val="clear" w:fill="D5E8F0"/>
+            <w:tcMar>
+              <w:top w:w="60" w:type="dxa"/>
+              <w:left w:w="100" w:type="dxa"/>
+              <w:bottom w:w="60" w:type="dxa"/>
+              <w:right w:w="100" w:type="dxa"/>
+            </w:tcMar>
+            <w:vAlign w:val="center"/>
+          </w:tcPr>
+          <w:p>
+            <w:r>
+              <w:rPr>
+                <w:b/>
+                <w:bCs/>
+                <w:sz w:val="17"/>
+                <w:szCs w:val="17"/>
+              </w:rPr>
+              <w:t xml:space="preserve">목표 KPI</w:t>
+            </w:r>
+          </w:p>
+        </w:tc>
+        <w:tc>
+          <w:tcPr>
+            <w:tcW w:w="7526" w:type="dxa"/>
+            <w:tcBorders>
+              <w:top w:val="single" w:sz="1" w:color="BBBBBB"/>
+              <w:left w:val="single" w:sz="1" w:color="BBBBBB"/>
+              <w:bottom w:val="single" w:sz="1" w:color="BBBBBB"/>
+              <w:right w:val="single" w:sz="1" w:color="BBBBBB"/>
+            </w:tcBorders>
+            <w:tcMar>
+              <w:top w:w="60" w:type="dxa"/>
+              <w:left w:w="100" w:type="dxa"/>
+              <w:bottom w:w="60" w:type="dxa"/>
+              <w:right w:w="100" w:type="dxa"/>
+            </w:tcMar>
+            <w:vAlign w:val="center"/>
+          </w:tcPr>
+          <w:p>
+            <w:r>
+              <w:rPr>
+                <w:sz w:val="17"/>
+                <w:szCs w:val="17"/>
+              </w:rPr>
+              <w:t xml:space="preserve">방문 1인당 객단가 +1,000원 · 하동읍·진교면 체류업종 비중 5%→10% · 야간(18–23시) 매출 비중 ↑</w:t>
+            </w:r>
+          </w:p>
+        </w:tc>
+      </w:tr>
+      <w:tr>
+        <w:tc>
+          <w:tcPr>
+            <w:tcW w:w="1500" w:type="dxa"/>
+            <w:tcBorders>
+              <w:top w:val="single" w:sz="1" w:color="BBBBBB"/>
+              <w:left w:val="single" w:sz="1" w:color="BBBBBB"/>
+              <w:bottom w:val="single" w:sz="1" w:color="BBBBBB"/>
+              <w:right w:val="single" w:sz="1" w:color="BBBBBB"/>
+            </w:tcBorders>
+            <w:shd w:val="clear" w:fill="D5E8F0"/>
+            <w:tcMar>
+              <w:top w:w="60" w:type="dxa"/>
+              <w:left w:w="100" w:type="dxa"/>
+              <w:bottom w:w="60" w:type="dxa"/>
+              <w:right w:w="100" w:type="dxa"/>
+            </w:tcMar>
+            <w:vAlign w:val="center"/>
+          </w:tcPr>
+          <w:p>
+            <w:r>
+              <w:rPr>
+                <w:b/>
+                <w:bCs/>
+                <w:sz w:val="17"/>
+                <w:szCs w:val="17"/>
+              </w:rPr>
+              <w:t xml:space="preserve">기대효과</w:t>
+            </w:r>
+          </w:p>
+        </w:tc>
+        <w:tc>
+          <w:tcPr>
+            <w:tcW w:w="7526" w:type="dxa"/>
+            <w:tcBorders>
+              <w:top w:val="single" w:sz="1" w:color="BBBBBB"/>
+              <w:left w:val="single" w:sz="1" w:color="BBBBBB"/>
+              <w:bottom w:val="single" w:sz="1" w:color="BBBBBB"/>
+              <w:right w:val="single" w:sz="1" w:color="BBBBBB"/>
+            </w:tcBorders>
+            <w:tcMar>
+              <w:top w:w="60" w:type="dxa"/>
+              <w:left w:w="100" w:type="dxa"/>
+              <w:bottom w:w="60" w:type="dxa"/>
+              <w:right w:w="100" w:type="dxa"/>
+            </w:tcMar>
+            <w:vAlign w:val="center"/>
+          </w:tcPr>
+          <w:p>
+            <w:r>
+              <w:rPr>
+                <w:sz w:val="17"/>
+                <w:szCs w:val="17"/>
+              </w:rPr>
+              <w:t xml:space="preserve">연 +30.5억 (생활인구 254,547 × 12개월 × 1,000원, 탐색적 추정)</w:t>
+            </w:r>
+          </w:p>
+        </w:tc>
+      </w:tr>
+    </w:tbl>
+    <w:p>
+      <w:pPr>
+        <w:spacing w:after="120"/>
+      </w:pPr>
     </w:p>
     <w:p>
       <w:pPr>

--- a/eum_package/이음_보고서_v1.docx
+++ b/eum_package/이음_보고서_v1.docx
@@ -10062,6 +10062,1169 @@
                 <w:szCs w:val="17"/>
               </w:rPr>
               <w:t xml:space="preserve">연 +30.5억 (생활인구 254,547 × 12개월 × 1,000원, 탐색적 추정)</w:t>
+            </w:r>
+          </w:p>
+        </w:tc>
+      </w:tr>
+    </w:tbl>
+    <w:p>
+      <w:pPr>
+        <w:spacing w:after="120"/>
+      </w:pPr>
+    </w:p>
+    <w:p>
+      <w:pPr>
+        <w:spacing w:before="160" w:after="40"/>
+      </w:pPr>
+      <w:r>
+        <w:rPr>
+          <w:b/>
+          <w:bCs/>
+          <w:sz w:val="20"/>
+          <w:szCs w:val="20"/>
+          <w:color w:val="1F4E79"/>
+        </w:rPr>
+        <w:t>▸ 합천군 (방문대비 소비부족형) — 처방전</w:t>
+      </w:r>
+    </w:p>
+    <w:tbl>
+      <w:tblPr>
+        <w:tblW w:w="9026" w:type="dxa"/>
+        <w:tblBorders>
+          <w:top w:val="single" w:sz="1" w:color="BBBBBB"/>
+          <w:left w:val="single" w:sz="1" w:color="BBBBBB"/>
+          <w:bottom w:val="single" w:sz="1" w:color="BBBBBB"/>
+          <w:right w:val="single" w:sz="1" w:color="BBBBBB"/>
+          <w:insideH w:val="single" w:sz="1" w:color="BBBBBB"/>
+          <w:insideV w:val="single" w:sz="1" w:color="BBBBBB"/>
+        </w:tblBorders>
+      </w:tblPr>
+      <w:tblGrid>
+        <w:gridCol w:w="1500"/>
+        <w:gridCol w:w="7526"/>
+      </w:tblGrid>
+      <w:tr>
+        <w:tc>
+          <w:tcPr>
+            <w:tcW w:w="1500" w:type="dxa"/>
+            <w:tcBorders>
+              <w:top w:val="single" w:sz="1" w:color="BBBBBB"/>
+              <w:left w:val="single" w:sz="1" w:color="BBBBBB"/>
+              <w:bottom w:val="single" w:sz="1" w:color="BBBBBB"/>
+              <w:right w:val="single" w:sz="1" w:color="BBBBBB"/>
+            </w:tcBorders>
+            <w:shd w:val="clear" w:fill="D5E8F0"/>
+            <w:tcMar>
+              <w:top w:w="55" w:type="dxa"/>
+              <w:left w:w="100" w:type="dxa"/>
+              <w:bottom w:w="55" w:type="dxa"/>
+              <w:right w:w="100" w:type="dxa"/>
+            </w:tcMar>
+            <w:vAlign w:val="center"/>
+          </w:tcPr>
+          <w:p>
+            <w:r>
+              <w:rPr>
+                <w:b/>
+                <w:bCs/>
+                <w:sz w:val="16"/>
+                <w:szCs w:val="16"/>
+              </w:rPr>
+              <w:t xml:space="preserve">진단</w:t>
+            </w:r>
+          </w:p>
+        </w:tc>
+        <w:tc>
+          <w:tcPr>
+            <w:tcW w:w="7526" w:type="dxa"/>
+            <w:tcBorders>
+              <w:top w:val="single" w:sz="1" w:color="BBBBBB"/>
+              <w:left w:val="single" w:sz="1" w:color="BBBBBB"/>
+              <w:bottom w:val="single" w:sz="1" w:color="BBBBBB"/>
+              <w:right w:val="single" w:sz="1" w:color="BBBBBB"/>
+            </w:tcBorders>
+            <w:tcMar>
+              <w:top w:w="55" w:type="dxa"/>
+              <w:left w:w="100" w:type="dxa"/>
+              <w:bottom w:w="55" w:type="dxa"/>
+              <w:right w:w="100" w:type="dxa"/>
+            </w:tcMar>
+            <w:vAlign w:val="center"/>
+          </w:tcPr>
+          <w:p>
+            <w:r>
+              <w:rPr>
+                <w:sz w:val="16"/>
+                <w:szCs w:val="16"/>
+              </w:rPr>
+              <w:t xml:space="preserve">위험 3위(0.775) · MI −1.016(13곳 최저) · CPC 11,380원(최저) · STI 0.065(정주형)</w:t>
+            </w:r>
+          </w:p>
+        </w:tc>
+      </w:tr>
+      <w:tr>
+        <w:tc>
+          <w:tcPr>
+            <w:tcW w:w="1500" w:type="dxa"/>
+            <w:tcBorders>
+              <w:top w:val="single" w:sz="1" w:color="BBBBBB"/>
+              <w:left w:val="single" w:sz="1" w:color="BBBBBB"/>
+              <w:bottom w:val="single" w:sz="1" w:color="BBBBBB"/>
+              <w:right w:val="single" w:sz="1" w:color="BBBBBB"/>
+            </w:tcBorders>
+            <w:shd w:val="clear" w:fill="D5E8F0"/>
+            <w:tcMar>
+              <w:top w:w="55" w:type="dxa"/>
+              <w:left w:w="100" w:type="dxa"/>
+              <w:bottom w:w="55" w:type="dxa"/>
+              <w:right w:w="100" w:type="dxa"/>
+            </w:tcMar>
+            <w:vAlign w:val="center"/>
+          </w:tcPr>
+          <w:p>
+            <w:r>
+              <w:rPr>
+                <w:b/>
+                <w:bCs/>
+                <w:sz w:val="16"/>
+                <w:szCs w:val="16"/>
+              </w:rPr>
+              <w:t xml:space="preserve">핵심 원인</w:t>
+            </w:r>
+          </w:p>
+        </w:tc>
+        <w:tc>
+          <w:tcPr>
+            <w:tcW w:w="7526" w:type="dxa"/>
+            <w:tcBorders>
+              <w:top w:val="single" w:sz="1" w:color="BBBBBB"/>
+              <w:left w:val="single" w:sz="1" w:color="BBBBBB"/>
+              <w:bottom w:val="single" w:sz="1" w:color="BBBBBB"/>
+              <w:right w:val="single" w:sz="1" w:color="BBBBBB"/>
+            </w:tcBorders>
+            <w:tcMar>
+              <w:top w:w="55" w:type="dxa"/>
+              <w:left w:w="100" w:type="dxa"/>
+              <w:bottom w:w="55" w:type="dxa"/>
+              <w:right w:w="100" w:type="dxa"/>
+            </w:tcMar>
+            <w:vAlign w:val="center"/>
+          </w:tcPr>
+          <w:p>
+            <w:r>
+              <w:rPr>
+                <w:sz w:val="16"/>
+                <w:szCs w:val="16"/>
+              </w:rPr>
+              <w:t xml:space="preserve">(이음-Detect) TREND(매출 감소세)가 최대 동인 — 유동 대비 소비가 극히 낮음</w:t>
+            </w:r>
+          </w:p>
+        </w:tc>
+      </w:tr>
+      <w:tr>
+        <w:tc>
+          <w:tcPr>
+            <w:tcW w:w="1500" w:type="dxa"/>
+            <w:tcBorders>
+              <w:top w:val="single" w:sz="1" w:color="BBBBBB"/>
+              <w:left w:val="single" w:sz="1" w:color="BBBBBB"/>
+              <w:bottom w:val="single" w:sz="1" w:color="BBBBBB"/>
+              <w:right w:val="single" w:sz="1" w:color="BBBBBB"/>
+            </w:tcBorders>
+            <w:shd w:val="clear" w:fill="D5E8F0"/>
+            <w:tcMar>
+              <w:top w:w="55" w:type="dxa"/>
+              <w:left w:w="100" w:type="dxa"/>
+              <w:bottom w:w="55" w:type="dxa"/>
+              <w:right w:w="100" w:type="dxa"/>
+            </w:tcMar>
+            <w:vAlign w:val="center"/>
+          </w:tcPr>
+          <w:p>
+            <w:r>
+              <w:rPr>
+                <w:b/>
+                <w:bCs/>
+                <w:sz w:val="16"/>
+                <w:szCs w:val="16"/>
+              </w:rPr>
+              <w:t xml:space="preserve">공간 근거</w:t>
+            </w:r>
+          </w:p>
+        </w:tc>
+        <w:tc>
+          <w:tcPr>
+            <w:tcW w:w="7526" w:type="dxa"/>
+            <w:tcBorders>
+              <w:top w:val="single" w:sz="1" w:color="BBBBBB"/>
+              <w:left w:val="single" w:sz="1" w:color="BBBBBB"/>
+              <w:bottom w:val="single" w:sz="1" w:color="BBBBBB"/>
+              <w:right w:val="single" w:sz="1" w:color="BBBBBB"/>
+            </w:tcBorders>
+            <w:tcMar>
+              <w:top w:w="55" w:type="dxa"/>
+              <w:left w:w="100" w:type="dxa"/>
+              <w:bottom w:w="55" w:type="dxa"/>
+              <w:right w:w="100" w:type="dxa"/>
+            </w:tcMar>
+            <w:vAlign w:val="center"/>
+          </w:tcPr>
+          <w:p>
+            <w:r>
+              <w:rPr>
+                <w:sz w:val="16"/>
+                <w:szCs w:val="16"/>
+              </w:rPr>
+              <w:t xml:space="preserve">(상가정보) 점포 1,923개 중 합천읍 40% 집중 · 음식+소매 68%(생활업종 위주)</w:t>
+            </w:r>
+          </w:p>
+        </w:tc>
+      </w:tr>
+      <w:tr>
+        <w:tc>
+          <w:tcPr>
+            <w:tcW w:w="1500" w:type="dxa"/>
+            <w:tcBorders>
+              <w:top w:val="single" w:sz="1" w:color="BBBBBB"/>
+              <w:left w:val="single" w:sz="1" w:color="BBBBBB"/>
+              <w:bottom w:val="single" w:sz="1" w:color="BBBBBB"/>
+              <w:right w:val="single" w:sz="1" w:color="BBBBBB"/>
+            </w:tcBorders>
+            <w:shd w:val="clear" w:fill="D5E8F0"/>
+            <w:tcMar>
+              <w:top w:w="55" w:type="dxa"/>
+              <w:left w:w="100" w:type="dxa"/>
+              <w:bottom w:w="55" w:type="dxa"/>
+              <w:right w:w="100" w:type="dxa"/>
+            </w:tcMar>
+            <w:vAlign w:val="center"/>
+          </w:tcPr>
+          <w:p>
+            <w:r>
+              <w:rPr>
+                <w:b/>
+                <w:bCs/>
+                <w:sz w:val="16"/>
+                <w:szCs w:val="16"/>
+              </w:rPr>
+              <w:t xml:space="preserve">처방</w:t>
+            </w:r>
+          </w:p>
+        </w:tc>
+        <w:tc>
+          <w:tcPr>
+            <w:tcW w:w="7526" w:type="dxa"/>
+            <w:tcBorders>
+              <w:top w:val="single" w:sz="1" w:color="BBBBBB"/>
+              <w:left w:val="single" w:sz="1" w:color="BBBBBB"/>
+              <w:bottom w:val="single" w:sz="1" w:color="BBBBBB"/>
+              <w:right w:val="single" w:sz="1" w:color="BBBBBB"/>
+            </w:tcBorders>
+            <w:tcMar>
+              <w:top w:w="55" w:type="dxa"/>
+              <w:left w:w="100" w:type="dxa"/>
+              <w:bottom w:w="55" w:type="dxa"/>
+              <w:right w:w="100" w:type="dxa"/>
+            </w:tcMar>
+            <w:vAlign w:val="center"/>
+          </w:tcPr>
+          <w:p>
+            <w:r>
+              <w:rPr>
+                <w:sz w:val="16"/>
+                <w:szCs w:val="16"/>
+              </w:rPr>
+              <w:t xml:space="preserve">① 합천읍 거점 상권에 생활밀착 객단가↑ 지원  ② 매출 감소세 업종 정밀진단·맞춤지원  ③ 지역화폐로 역내 소비 결속</w:t>
+            </w:r>
+          </w:p>
+        </w:tc>
+      </w:tr>
+      <w:tr>
+        <w:tc>
+          <w:tcPr>
+            <w:tcW w:w="1500" w:type="dxa"/>
+            <w:tcBorders>
+              <w:top w:val="single" w:sz="1" w:color="BBBBBB"/>
+              <w:left w:val="single" w:sz="1" w:color="BBBBBB"/>
+              <w:bottom w:val="single" w:sz="1" w:color="BBBBBB"/>
+              <w:right w:val="single" w:sz="1" w:color="BBBBBB"/>
+            </w:tcBorders>
+            <w:shd w:val="clear" w:fill="D5E8F0"/>
+            <w:tcMar>
+              <w:top w:w="55" w:type="dxa"/>
+              <w:left w:w="100" w:type="dxa"/>
+              <w:bottom w:w="55" w:type="dxa"/>
+              <w:right w:w="100" w:type="dxa"/>
+            </w:tcMar>
+            <w:vAlign w:val="center"/>
+          </w:tcPr>
+          <w:p>
+            <w:r>
+              <w:rPr>
+                <w:b/>
+                <w:bCs/>
+                <w:sz w:val="16"/>
+                <w:szCs w:val="16"/>
+              </w:rPr>
+              <w:t xml:space="preserve">목표 KPI</w:t>
+            </w:r>
+          </w:p>
+        </w:tc>
+        <w:tc>
+          <w:tcPr>
+            <w:tcW w:w="7526" w:type="dxa"/>
+            <w:tcBorders>
+              <w:top w:val="single" w:sz="1" w:color="BBBBBB"/>
+              <w:left w:val="single" w:sz="1" w:color="BBBBBB"/>
+              <w:bottom w:val="single" w:sz="1" w:color="BBBBBB"/>
+              <w:right w:val="single" w:sz="1" w:color="BBBBBB"/>
+            </w:tcBorders>
+            <w:tcMar>
+              <w:top w:w="55" w:type="dxa"/>
+              <w:left w:w="100" w:type="dxa"/>
+              <w:bottom w:w="55" w:type="dxa"/>
+              <w:right w:w="100" w:type="dxa"/>
+            </w:tcMar>
+            <w:vAlign w:val="center"/>
+          </w:tcPr>
+          <w:p>
+            <w:r>
+              <w:rPr>
+                <w:sz w:val="16"/>
+                <w:szCs w:val="16"/>
+              </w:rPr>
+              <w:t xml:space="preserve">객단가 +1,000원 · 합천읍 상권 매출 추세 전환(− → +)</w:t>
+            </w:r>
+          </w:p>
+        </w:tc>
+      </w:tr>
+      <w:tr>
+        <w:tc>
+          <w:tcPr>
+            <w:tcW w:w="1500" w:type="dxa"/>
+            <w:tcBorders>
+              <w:top w:val="single" w:sz="1" w:color="BBBBBB"/>
+              <w:left w:val="single" w:sz="1" w:color="BBBBBB"/>
+              <w:bottom w:val="single" w:sz="1" w:color="BBBBBB"/>
+              <w:right w:val="single" w:sz="1" w:color="BBBBBB"/>
+            </w:tcBorders>
+            <w:shd w:val="clear" w:fill="D5E8F0"/>
+            <w:tcMar>
+              <w:top w:w="55" w:type="dxa"/>
+              <w:left w:w="100" w:type="dxa"/>
+              <w:bottom w:w="55" w:type="dxa"/>
+              <w:right w:w="100" w:type="dxa"/>
+            </w:tcMar>
+            <w:vAlign w:val="center"/>
+          </w:tcPr>
+          <w:p>
+            <w:r>
+              <w:rPr>
+                <w:b/>
+                <w:bCs/>
+                <w:sz w:val="16"/>
+                <w:szCs w:val="16"/>
+              </w:rPr>
+              <w:t xml:space="preserve">기대효과</w:t>
+            </w:r>
+          </w:p>
+        </w:tc>
+        <w:tc>
+          <w:tcPr>
+            <w:tcW w:w="7526" w:type="dxa"/>
+            <w:tcBorders>
+              <w:top w:val="single" w:sz="1" w:color="BBBBBB"/>
+              <w:left w:val="single" w:sz="1" w:color="BBBBBB"/>
+              <w:bottom w:val="single" w:sz="1" w:color="BBBBBB"/>
+              <w:right w:val="single" w:sz="1" w:color="BBBBBB"/>
+            </w:tcBorders>
+            <w:tcMar>
+              <w:top w:w="55" w:type="dxa"/>
+              <w:left w:w="100" w:type="dxa"/>
+              <w:bottom w:w="55" w:type="dxa"/>
+              <w:right w:w="100" w:type="dxa"/>
+            </w:tcMar>
+            <w:vAlign w:val="center"/>
+          </w:tcPr>
+          <w:p>
+            <w:r>
+              <w:rPr>
+                <w:sz w:val="16"/>
+                <w:szCs w:val="16"/>
+              </w:rPr>
+              <w:t xml:space="preserve">연 +30.6억 (생활인구 254,764 × 12 × 1,000원, 탐색적)</w:t>
+            </w:r>
+          </w:p>
+        </w:tc>
+      </w:tr>
+    </w:tbl>
+    <w:p>
+      <w:pPr>
+        <w:spacing w:before="160" w:after="40"/>
+      </w:pPr>
+      <w:r>
+        <w:rPr>
+          <w:b/>
+          <w:bCs/>
+          <w:sz w:val="20"/>
+          <w:szCs w:val="20"/>
+          <w:color w:val="1F4E79"/>
+        </w:rPr>
+        <w:t>▸ 남해군 (혼합 경계형) — 모니터링·예방 카드</w:t>
+      </w:r>
+    </w:p>
+    <w:tbl>
+      <w:tblPr>
+        <w:tblW w:w="9026" w:type="dxa"/>
+        <w:tblBorders>
+          <w:top w:val="single" w:sz="1" w:color="BBBBBB"/>
+          <w:left w:val="single" w:sz="1" w:color="BBBBBB"/>
+          <w:bottom w:val="single" w:sz="1" w:color="BBBBBB"/>
+          <w:right w:val="single" w:sz="1" w:color="BBBBBB"/>
+          <w:insideH w:val="single" w:sz="1" w:color="BBBBBB"/>
+          <w:insideV w:val="single" w:sz="1" w:color="BBBBBB"/>
+        </w:tblBorders>
+      </w:tblPr>
+      <w:tblGrid>
+        <w:gridCol w:w="1500"/>
+        <w:gridCol w:w="7526"/>
+      </w:tblGrid>
+      <w:tr>
+        <w:tc>
+          <w:tcPr>
+            <w:tcW w:w="1500" w:type="dxa"/>
+            <w:tcBorders>
+              <w:top w:val="single" w:sz="1" w:color="BBBBBB"/>
+              <w:left w:val="single" w:sz="1" w:color="BBBBBB"/>
+              <w:bottom w:val="single" w:sz="1" w:color="BBBBBB"/>
+              <w:right w:val="single" w:sz="1" w:color="BBBBBB"/>
+            </w:tcBorders>
+            <w:shd w:val="clear" w:fill="D5E8F0"/>
+            <w:tcMar>
+              <w:top w:w="55" w:type="dxa"/>
+              <w:left w:w="100" w:type="dxa"/>
+              <w:bottom w:w="55" w:type="dxa"/>
+              <w:right w:w="100" w:type="dxa"/>
+            </w:tcMar>
+            <w:vAlign w:val="center"/>
+          </w:tcPr>
+          <w:p>
+            <w:r>
+              <w:rPr>
+                <w:b/>
+                <w:bCs/>
+                <w:sz w:val="16"/>
+                <w:szCs w:val="16"/>
+              </w:rPr>
+              <w:t xml:space="preserve">진단</w:t>
+            </w:r>
+          </w:p>
+        </w:tc>
+        <w:tc>
+          <w:tcPr>
+            <w:tcW w:w="7526" w:type="dxa"/>
+            <w:tcBorders>
+              <w:top w:val="single" w:sz="1" w:color="BBBBBB"/>
+              <w:left w:val="single" w:sz="1" w:color="BBBBBB"/>
+              <w:bottom w:val="single" w:sz="1" w:color="BBBBBB"/>
+              <w:right w:val="single" w:sz="1" w:color="BBBBBB"/>
+            </w:tcBorders>
+            <w:tcMar>
+              <w:top w:w="55" w:type="dxa"/>
+              <w:left w:w="100" w:type="dxa"/>
+              <w:bottom w:w="55" w:type="dxa"/>
+              <w:right w:w="100" w:type="dxa"/>
+            </w:tcMar>
+            <w:vAlign w:val="center"/>
+          </w:tcPr>
+          <w:p>
+            <w:r>
+              <w:rPr>
+                <w:sz w:val="16"/>
+                <w:szCs w:val="16"/>
+              </w:rPr>
+              <w:t xml:space="preserve">위험 4위(0.709) · MI −0.610 · 관광 체류 인프라 27%(상가, 비교적 양호)</w:t>
+            </w:r>
+          </w:p>
+        </w:tc>
+      </w:tr>
+      <w:tr>
+        <w:tc>
+          <w:tcPr>
+            <w:tcW w:w="1500" w:type="dxa"/>
+            <w:tcBorders>
+              <w:top w:val="single" w:sz="1" w:color="BBBBBB"/>
+              <w:left w:val="single" w:sz="1" w:color="BBBBBB"/>
+              <w:bottom w:val="single" w:sz="1" w:color="BBBBBB"/>
+              <w:right w:val="single" w:sz="1" w:color="BBBBBB"/>
+            </w:tcBorders>
+            <w:shd w:val="clear" w:fill="D5E8F0"/>
+            <w:tcMar>
+              <w:top w:w="55" w:type="dxa"/>
+              <w:left w:w="100" w:type="dxa"/>
+              <w:bottom w:w="55" w:type="dxa"/>
+              <w:right w:w="100" w:type="dxa"/>
+            </w:tcMar>
+            <w:vAlign w:val="center"/>
+          </w:tcPr>
+          <w:p>
+            <w:r>
+              <w:rPr>
+                <w:b/>
+                <w:bCs/>
+                <w:sz w:val="16"/>
+                <w:szCs w:val="16"/>
+              </w:rPr>
+              <w:t xml:space="preserve">핵심 원인</w:t>
+            </w:r>
+          </w:p>
+        </w:tc>
+        <w:tc>
+          <w:tcPr>
+            <w:tcW w:w="7526" w:type="dxa"/>
+            <w:tcBorders>
+              <w:top w:val="single" w:sz="1" w:color="BBBBBB"/>
+              <w:left w:val="single" w:sz="1" w:color="BBBBBB"/>
+              <w:bottom w:val="single" w:sz="1" w:color="BBBBBB"/>
+              <w:right w:val="single" w:sz="1" w:color="BBBBBB"/>
+            </w:tcBorders>
+            <w:tcMar>
+              <w:top w:w="55" w:type="dxa"/>
+              <w:left w:w="100" w:type="dxa"/>
+              <w:bottom w:w="55" w:type="dxa"/>
+              <w:right w:w="100" w:type="dxa"/>
+            </w:tcMar>
+            <w:vAlign w:val="center"/>
+          </w:tcPr>
+          <w:p>
+            <w:r>
+              <w:rPr>
+                <w:sz w:val="16"/>
+                <w:szCs w:val="16"/>
+              </w:rPr>
+              <w:t xml:space="preserve">(이음-Detect) TREND(감소세) — 경계선상, 악화 시 소비부족형 전락 위험</w:t>
+            </w:r>
+          </w:p>
+        </w:tc>
+      </w:tr>
+      <w:tr>
+        <w:tc>
+          <w:tcPr>
+            <w:tcW w:w="1500" w:type="dxa"/>
+            <w:tcBorders>
+              <w:top w:val="single" w:sz="1" w:color="BBBBBB"/>
+              <w:left w:val="single" w:sz="1" w:color="BBBBBB"/>
+              <w:bottom w:val="single" w:sz="1" w:color="BBBBBB"/>
+              <w:right w:val="single" w:sz="1" w:color="BBBBBB"/>
+            </w:tcBorders>
+            <w:shd w:val="clear" w:fill="D5E8F0"/>
+            <w:tcMar>
+              <w:top w:w="55" w:type="dxa"/>
+              <w:left w:w="100" w:type="dxa"/>
+              <w:bottom w:w="55" w:type="dxa"/>
+              <w:right w:w="100" w:type="dxa"/>
+            </w:tcMar>
+            <w:vAlign w:val="center"/>
+          </w:tcPr>
+          <w:p>
+            <w:r>
+              <w:rPr>
+                <w:b/>
+                <w:bCs/>
+                <w:sz w:val="16"/>
+                <w:szCs w:val="16"/>
+              </w:rPr>
+              <w:t xml:space="preserve">공간 근거</w:t>
+            </w:r>
+          </w:p>
+        </w:tc>
+        <w:tc>
+          <w:tcPr>
+            <w:tcW w:w="7526" w:type="dxa"/>
+            <w:tcBorders>
+              <w:top w:val="single" w:sz="1" w:color="BBBBBB"/>
+              <w:left w:val="single" w:sz="1" w:color="BBBBBB"/>
+              <w:bottom w:val="single" w:sz="1" w:color="BBBBBB"/>
+              <w:right w:val="single" w:sz="1" w:color="BBBBBB"/>
+            </w:tcBorders>
+            <w:tcMar>
+              <w:top w:w="55" w:type="dxa"/>
+              <w:left w:w="100" w:type="dxa"/>
+              <w:bottom w:w="55" w:type="dxa"/>
+              <w:right w:w="100" w:type="dxa"/>
+            </w:tcMar>
+            <w:vAlign w:val="center"/>
+          </w:tcPr>
+          <w:p>
+            <w:r>
+              <w:rPr>
+                <w:sz w:val="16"/>
+                <w:szCs w:val="16"/>
+              </w:rPr>
+              <w:t xml:space="preserve">(상가정보) 점포 3,218개 · 남해읍 33% + 체류업종 27%로 관광자산 보유</w:t>
+            </w:r>
+          </w:p>
+        </w:tc>
+      </w:tr>
+      <w:tr>
+        <w:tc>
+          <w:tcPr>
+            <w:tcW w:w="1500" w:type="dxa"/>
+            <w:tcBorders>
+              <w:top w:val="single" w:sz="1" w:color="BBBBBB"/>
+              <w:left w:val="single" w:sz="1" w:color="BBBBBB"/>
+              <w:bottom w:val="single" w:sz="1" w:color="BBBBBB"/>
+              <w:right w:val="single" w:sz="1" w:color="BBBBBB"/>
+            </w:tcBorders>
+            <w:shd w:val="clear" w:fill="D5E8F0"/>
+            <w:tcMar>
+              <w:top w:w="55" w:type="dxa"/>
+              <w:left w:w="100" w:type="dxa"/>
+              <w:bottom w:w="55" w:type="dxa"/>
+              <w:right w:w="100" w:type="dxa"/>
+            </w:tcMar>
+            <w:vAlign w:val="center"/>
+          </w:tcPr>
+          <w:p>
+            <w:r>
+              <w:rPr>
+                <w:b/>
+                <w:bCs/>
+                <w:sz w:val="16"/>
+                <w:szCs w:val="16"/>
+              </w:rPr>
+              <w:t xml:space="preserve">대응(모니터링)</w:t>
+            </w:r>
+          </w:p>
+        </w:tc>
+        <w:tc>
+          <w:tcPr>
+            <w:tcW w:w="7526" w:type="dxa"/>
+            <w:tcBorders>
+              <w:top w:val="single" w:sz="1" w:color="BBBBBB"/>
+              <w:left w:val="single" w:sz="1" w:color="BBBBBB"/>
+              <w:bottom w:val="single" w:sz="1" w:color="BBBBBB"/>
+              <w:right w:val="single" w:sz="1" w:color="BBBBBB"/>
+            </w:tcBorders>
+            <w:tcMar>
+              <w:top w:w="55" w:type="dxa"/>
+              <w:left w:w="100" w:type="dxa"/>
+              <w:bottom w:w="55" w:type="dxa"/>
+              <w:right w:w="100" w:type="dxa"/>
+            </w:tcMar>
+            <w:vAlign w:val="center"/>
+          </w:tcPr>
+          <w:p>
+            <w:r>
+              <w:rPr>
+                <w:sz w:val="16"/>
+                <w:szCs w:val="16"/>
+              </w:rPr>
+              <w:t xml:space="preserve">① MI·TREND·객단가 분기 감시, 임계값(MI &lt; −0.7 또는 TREND &lt; 0) 도달 시 처방형 전환  ② 보유 관광 체류자산을 소비전환으로 선제 강화</w:t>
+            </w:r>
+          </w:p>
+        </w:tc>
+      </w:tr>
+      <w:tr>
+        <w:tc>
+          <w:tcPr>
+            <w:tcW w:w="1500" w:type="dxa"/>
+            <w:tcBorders>
+              <w:top w:val="single" w:sz="1" w:color="BBBBBB"/>
+              <w:left w:val="single" w:sz="1" w:color="BBBBBB"/>
+              <w:bottom w:val="single" w:sz="1" w:color="BBBBBB"/>
+              <w:right w:val="single" w:sz="1" w:color="BBBBBB"/>
+            </w:tcBorders>
+            <w:shd w:val="clear" w:fill="D5E8F0"/>
+            <w:tcMar>
+              <w:top w:w="55" w:type="dxa"/>
+              <w:left w:w="100" w:type="dxa"/>
+              <w:bottom w:w="55" w:type="dxa"/>
+              <w:right w:w="100" w:type="dxa"/>
+            </w:tcMar>
+            <w:vAlign w:val="center"/>
+          </w:tcPr>
+          <w:p>
+            <w:r>
+              <w:rPr>
+                <w:b/>
+                <w:bCs/>
+                <w:sz w:val="16"/>
+                <w:szCs w:val="16"/>
+              </w:rPr>
+              <w:t xml:space="preserve">목표 KPI</w:t>
+            </w:r>
+          </w:p>
+        </w:tc>
+        <w:tc>
+          <w:tcPr>
+            <w:tcW w:w="7526" w:type="dxa"/>
+            <w:tcBorders>
+              <w:top w:val="single" w:sz="1" w:color="BBBBBB"/>
+              <w:left w:val="single" w:sz="1" w:color="BBBBBB"/>
+              <w:bottom w:val="single" w:sz="1" w:color="BBBBBB"/>
+              <w:right w:val="single" w:sz="1" w:color="BBBBBB"/>
+            </w:tcBorders>
+            <w:tcMar>
+              <w:top w:w="55" w:type="dxa"/>
+              <w:left w:w="100" w:type="dxa"/>
+              <w:bottom w:w="55" w:type="dxa"/>
+              <w:right w:w="100" w:type="dxa"/>
+            </w:tcMar>
+            <w:vAlign w:val="center"/>
+          </w:tcPr>
+          <w:p>
+            <w:r>
+              <w:rPr>
+                <w:sz w:val="16"/>
+                <w:szCs w:val="16"/>
+              </w:rPr>
+              <w:t xml:space="preserve">분기 MI·TREND 추적 · 임계값 도달 여부</w:t>
+            </w:r>
+          </w:p>
+        </w:tc>
+      </w:tr>
+      <w:tr>
+        <w:tc>
+          <w:tcPr>
+            <w:tcW w:w="1500" w:type="dxa"/>
+            <w:tcBorders>
+              <w:top w:val="single" w:sz="1" w:color="BBBBBB"/>
+              <w:left w:val="single" w:sz="1" w:color="BBBBBB"/>
+              <w:bottom w:val="single" w:sz="1" w:color="BBBBBB"/>
+              <w:right w:val="single" w:sz="1" w:color="BBBBBB"/>
+            </w:tcBorders>
+            <w:shd w:val="clear" w:fill="D5E8F0"/>
+            <w:tcMar>
+              <w:top w:w="55" w:type="dxa"/>
+              <w:left w:w="100" w:type="dxa"/>
+              <w:bottom w:w="55" w:type="dxa"/>
+              <w:right w:w="100" w:type="dxa"/>
+            </w:tcMar>
+            <w:vAlign w:val="center"/>
+          </w:tcPr>
+          <w:p>
+            <w:r>
+              <w:rPr>
+                <w:b/>
+                <w:bCs/>
+                <w:sz w:val="16"/>
+                <w:szCs w:val="16"/>
+              </w:rPr>
+              <w:t xml:space="preserve">기대효과(참고)</w:t>
+            </w:r>
+          </w:p>
+        </w:tc>
+        <w:tc>
+          <w:tcPr>
+            <w:tcW w:w="7526" w:type="dxa"/>
+            <w:tcBorders>
+              <w:top w:val="single" w:sz="1" w:color="BBBBBB"/>
+              <w:left w:val="single" w:sz="1" w:color="BBBBBB"/>
+              <w:bottom w:val="single" w:sz="1" w:color="BBBBBB"/>
+              <w:right w:val="single" w:sz="1" w:color="BBBBBB"/>
+            </w:tcBorders>
+            <w:tcMar>
+              <w:top w:w="55" w:type="dxa"/>
+              <w:left w:w="100" w:type="dxa"/>
+              <w:bottom w:w="55" w:type="dxa"/>
+              <w:right w:w="100" w:type="dxa"/>
+            </w:tcMar>
+            <w:vAlign w:val="center"/>
+          </w:tcPr>
+          <w:p>
+            <w:r>
+              <w:rPr>
+                <w:sz w:val="16"/>
+                <w:szCs w:val="16"/>
+              </w:rPr>
+              <w:t xml:space="preserve">소비전환 시 연 +35.7억 여력</w:t>
+            </w:r>
+          </w:p>
+        </w:tc>
+      </w:tr>
+    </w:tbl>
+    <w:p>
+      <w:pPr>
+        <w:spacing w:before="160" w:after="40"/>
+      </w:pPr>
+      <w:r>
+        <w:rPr>
+          <w:b/>
+          <w:bCs/>
+          <w:sz w:val="20"/>
+          <w:szCs w:val="20"/>
+          <w:color w:val="1F4E79"/>
+        </w:rPr>
+        <w:t>▸ 거창군 (소비 안정형) — 회복 거점 활용 카드</w:t>
+      </w:r>
+    </w:p>
+    <w:tbl>
+      <w:tblPr>
+        <w:tblW w:w="9026" w:type="dxa"/>
+        <w:tblBorders>
+          <w:top w:val="single" w:sz="1" w:color="BBBBBB"/>
+          <w:left w:val="single" w:sz="1" w:color="BBBBBB"/>
+          <w:bottom w:val="single" w:sz="1" w:color="BBBBBB"/>
+          <w:right w:val="single" w:sz="1" w:color="BBBBBB"/>
+          <w:insideH w:val="single" w:sz="1" w:color="BBBBBB"/>
+          <w:insideV w:val="single" w:sz="1" w:color="BBBBBB"/>
+        </w:tblBorders>
+      </w:tblPr>
+      <w:tblGrid>
+        <w:gridCol w:w="1500"/>
+        <w:gridCol w:w="7526"/>
+      </w:tblGrid>
+      <w:tr>
+        <w:tc>
+          <w:tcPr>
+            <w:tcW w:w="1500" w:type="dxa"/>
+            <w:tcBorders>
+              <w:top w:val="single" w:sz="1" w:color="BBBBBB"/>
+              <w:left w:val="single" w:sz="1" w:color="BBBBBB"/>
+              <w:bottom w:val="single" w:sz="1" w:color="BBBBBB"/>
+              <w:right w:val="single" w:sz="1" w:color="BBBBBB"/>
+            </w:tcBorders>
+            <w:shd w:val="clear" w:fill="D5E8F0"/>
+            <w:tcMar>
+              <w:top w:w="55" w:type="dxa"/>
+              <w:left w:w="100" w:type="dxa"/>
+              <w:bottom w:w="55" w:type="dxa"/>
+              <w:right w:w="100" w:type="dxa"/>
+            </w:tcMar>
+            <w:vAlign w:val="center"/>
+          </w:tcPr>
+          <w:p>
+            <w:r>
+              <w:rPr>
+                <w:b/>
+                <w:bCs/>
+                <w:sz w:val="16"/>
+                <w:szCs w:val="16"/>
+              </w:rPr>
+              <w:t xml:space="preserve">진단</w:t>
+            </w:r>
+          </w:p>
+        </w:tc>
+        <w:tc>
+          <w:tcPr>
+            <w:tcW w:w="7526" w:type="dxa"/>
+            <w:tcBorders>
+              <w:top w:val="single" w:sz="1" w:color="BBBBBB"/>
+              <w:left w:val="single" w:sz="1" w:color="BBBBBB"/>
+              <w:bottom w:val="single" w:sz="1" w:color="BBBBBB"/>
+              <w:right w:val="single" w:sz="1" w:color="BBBBBB"/>
+            </w:tcBorders>
+            <w:tcMar>
+              <w:top w:w="55" w:type="dxa"/>
+              <w:left w:w="100" w:type="dxa"/>
+              <w:bottom w:w="55" w:type="dxa"/>
+              <w:right w:w="100" w:type="dxa"/>
+            </w:tcMar>
+            <w:vAlign w:val="center"/>
+          </w:tcPr>
+          <w:p>
+            <w:r>
+              <w:rPr>
+                <w:sz w:val="16"/>
+                <w:szCs w:val="16"/>
+              </w:rPr>
+              <w:t xml:space="preserve">위험 11위(0.227, 낮음) · MI +0.727(양수) · CPC 65,036원(군 단위 최고)</w:t>
+            </w:r>
+          </w:p>
+        </w:tc>
+      </w:tr>
+      <w:tr>
+        <w:tc>
+          <w:tcPr>
+            <w:tcW w:w="1500" w:type="dxa"/>
+            <w:tcBorders>
+              <w:top w:val="single" w:sz="1" w:color="BBBBBB"/>
+              <w:left w:val="single" w:sz="1" w:color="BBBBBB"/>
+              <w:bottom w:val="single" w:sz="1" w:color="BBBBBB"/>
+              <w:right w:val="single" w:sz="1" w:color="BBBBBB"/>
+            </w:tcBorders>
+            <w:shd w:val="clear" w:fill="D5E8F0"/>
+            <w:tcMar>
+              <w:top w:w="55" w:type="dxa"/>
+              <w:left w:w="100" w:type="dxa"/>
+              <w:bottom w:w="55" w:type="dxa"/>
+              <w:right w:w="100" w:type="dxa"/>
+            </w:tcMar>
+            <w:vAlign w:val="center"/>
+          </w:tcPr>
+          <w:p>
+            <w:r>
+              <w:rPr>
+                <w:b/>
+                <w:bCs/>
+                <w:sz w:val="16"/>
+                <w:szCs w:val="16"/>
+              </w:rPr>
+              <w:t xml:space="preserve">특성</w:t>
+            </w:r>
+          </w:p>
+        </w:tc>
+        <w:tc>
+          <w:tcPr>
+            <w:tcW w:w="7526" w:type="dxa"/>
+            <w:tcBorders>
+              <w:top w:val="single" w:sz="1" w:color="BBBBBB"/>
+              <w:left w:val="single" w:sz="1" w:color="BBBBBB"/>
+              <w:bottom w:val="single" w:sz="1" w:color="BBBBBB"/>
+              <w:right w:val="single" w:sz="1" w:color="BBBBBB"/>
+            </w:tcBorders>
+            <w:tcMar>
+              <w:top w:w="55" w:type="dxa"/>
+              <w:left w:w="100" w:type="dxa"/>
+              <w:bottom w:w="55" w:type="dxa"/>
+              <w:right w:w="100" w:type="dxa"/>
+            </w:tcMar>
+            <w:vAlign w:val="center"/>
+          </w:tcPr>
+          <w:p>
+            <w:r>
+              <w:rPr>
+                <w:sz w:val="16"/>
+                <w:szCs w:val="16"/>
+              </w:rPr>
+              <w:t xml:space="preserve">(이음-Detect) 뚜렷한 위험 동인 없음(고령 AGI 미약) — 전반 양호</w:t>
+            </w:r>
+          </w:p>
+        </w:tc>
+      </w:tr>
+      <w:tr>
+        <w:tc>
+          <w:tcPr>
+            <w:tcW w:w="1500" w:type="dxa"/>
+            <w:tcBorders>
+              <w:top w:val="single" w:sz="1" w:color="BBBBBB"/>
+              <w:left w:val="single" w:sz="1" w:color="BBBBBB"/>
+              <w:bottom w:val="single" w:sz="1" w:color="BBBBBB"/>
+              <w:right w:val="single" w:sz="1" w:color="BBBBBB"/>
+            </w:tcBorders>
+            <w:shd w:val="clear" w:fill="D5E8F0"/>
+            <w:tcMar>
+              <w:top w:w="55" w:type="dxa"/>
+              <w:left w:w="100" w:type="dxa"/>
+              <w:bottom w:w="55" w:type="dxa"/>
+              <w:right w:w="100" w:type="dxa"/>
+            </w:tcMar>
+            <w:vAlign w:val="center"/>
+          </w:tcPr>
+          <w:p>
+            <w:r>
+              <w:rPr>
+                <w:b/>
+                <w:bCs/>
+                <w:sz w:val="16"/>
+                <w:szCs w:val="16"/>
+              </w:rPr>
+              <w:t xml:space="preserve">공간 근거</w:t>
+            </w:r>
+          </w:p>
+        </w:tc>
+        <w:tc>
+          <w:tcPr>
+            <w:tcW w:w="7526" w:type="dxa"/>
+            <w:tcBorders>
+              <w:top w:val="single" w:sz="1" w:color="BBBBBB"/>
+              <w:left w:val="single" w:sz="1" w:color="BBBBBB"/>
+              <w:bottom w:val="single" w:sz="1" w:color="BBBBBB"/>
+              <w:right w:val="single" w:sz="1" w:color="BBBBBB"/>
+            </w:tcBorders>
+            <w:tcMar>
+              <w:top w:w="55" w:type="dxa"/>
+              <w:left w:w="100" w:type="dxa"/>
+              <w:bottom w:w="55" w:type="dxa"/>
+              <w:right w:w="100" w:type="dxa"/>
+            </w:tcMar>
+            <w:vAlign w:val="center"/>
+          </w:tcPr>
+          <w:p>
+            <w:r>
+              <w:rPr>
+                <w:sz w:val="16"/>
+                <w:szCs w:val="16"/>
+              </w:rPr>
+              <w:t xml:space="preserve">(상가정보) 점포 3,304개 중 거창읍 78% 초집중 = 서부내륙 상권 거점</w:t>
+            </w:r>
+          </w:p>
+        </w:tc>
+      </w:tr>
+      <w:tr>
+        <w:tc>
+          <w:tcPr>
+            <w:tcW w:w="1500" w:type="dxa"/>
+            <w:tcBorders>
+              <w:top w:val="single" w:sz="1" w:color="BBBBBB"/>
+              <w:left w:val="single" w:sz="1" w:color="BBBBBB"/>
+              <w:bottom w:val="single" w:sz="1" w:color="BBBBBB"/>
+              <w:right w:val="single" w:sz="1" w:color="BBBBBB"/>
+            </w:tcBorders>
+            <w:shd w:val="clear" w:fill="D5E8F0"/>
+            <w:tcMar>
+              <w:top w:w="55" w:type="dxa"/>
+              <w:left w:w="100" w:type="dxa"/>
+              <w:bottom w:w="55" w:type="dxa"/>
+              <w:right w:w="100" w:type="dxa"/>
+            </w:tcMar>
+            <w:vAlign w:val="center"/>
+          </w:tcPr>
+          <w:p>
+            <w:r>
+              <w:rPr>
+                <w:b/>
+                <w:bCs/>
+                <w:sz w:val="16"/>
+                <w:szCs w:val="16"/>
+              </w:rPr>
+              <w:t xml:space="preserve">활용(거점)</w:t>
+            </w:r>
+          </w:p>
+        </w:tc>
+        <w:tc>
+          <w:tcPr>
+            <w:tcW w:w="7526" w:type="dxa"/>
+            <w:tcBorders>
+              <w:top w:val="single" w:sz="1" w:color="BBBBBB"/>
+              <w:left w:val="single" w:sz="1" w:color="BBBBBB"/>
+              <w:bottom w:val="single" w:sz="1" w:color="BBBBBB"/>
+              <w:right w:val="single" w:sz="1" w:color="BBBBBB"/>
+            </w:tcBorders>
+            <w:tcMar>
+              <w:top w:w="55" w:type="dxa"/>
+              <w:left w:w="100" w:type="dxa"/>
+              <w:bottom w:w="55" w:type="dxa"/>
+              <w:right w:w="100" w:type="dxa"/>
+            </w:tcMar>
+            <w:vAlign w:val="center"/>
+          </w:tcPr>
+          <w:p>
+            <w:r>
+              <w:rPr>
+                <w:sz w:val="16"/>
+                <w:szCs w:val="16"/>
+              </w:rPr>
+              <w:t xml:space="preserve">① 거창읍을 서부내륙 광역 소비 거점으로  ② 인접 침체지역(함양·산청·합천) 방문·소비 연계  ③ 거점 기능 강화로 역외 유출 차단</w:t>
+            </w:r>
+          </w:p>
+        </w:tc>
+      </w:tr>
+      <w:tr>
+        <w:tc>
+          <w:tcPr>
+            <w:tcW w:w="1500" w:type="dxa"/>
+            <w:tcBorders>
+              <w:top w:val="single" w:sz="1" w:color="BBBBBB"/>
+              <w:left w:val="single" w:sz="1" w:color="BBBBBB"/>
+              <w:bottom w:val="single" w:sz="1" w:color="BBBBBB"/>
+              <w:right w:val="single" w:sz="1" w:color="BBBBBB"/>
+            </w:tcBorders>
+            <w:shd w:val="clear" w:fill="D5E8F0"/>
+            <w:tcMar>
+              <w:top w:w="55" w:type="dxa"/>
+              <w:left w:w="100" w:type="dxa"/>
+              <w:bottom w:w="55" w:type="dxa"/>
+              <w:right w:w="100" w:type="dxa"/>
+            </w:tcMar>
+            <w:vAlign w:val="center"/>
+          </w:tcPr>
+          <w:p>
+            <w:r>
+              <w:rPr>
+                <w:b/>
+                <w:bCs/>
+                <w:sz w:val="16"/>
+                <w:szCs w:val="16"/>
+              </w:rPr>
+              <w:t xml:space="preserve">목표 KPI</w:t>
+            </w:r>
+          </w:p>
+        </w:tc>
+        <w:tc>
+          <w:tcPr>
+            <w:tcW w:w="7526" w:type="dxa"/>
+            <w:tcBorders>
+              <w:top w:val="single" w:sz="1" w:color="BBBBBB"/>
+              <w:left w:val="single" w:sz="1" w:color="BBBBBB"/>
+              <w:bottom w:val="single" w:sz="1" w:color="BBBBBB"/>
+              <w:right w:val="single" w:sz="1" w:color="BBBBBB"/>
+            </w:tcBorders>
+            <w:tcMar>
+              <w:top w:w="55" w:type="dxa"/>
+              <w:left w:w="100" w:type="dxa"/>
+              <w:bottom w:w="55" w:type="dxa"/>
+              <w:right w:w="100" w:type="dxa"/>
+            </w:tcMar>
+            <w:vAlign w:val="center"/>
+          </w:tcPr>
+          <w:p>
+            <w:r>
+              <w:rPr>
+                <w:sz w:val="16"/>
+                <w:szCs w:val="16"/>
+              </w:rPr>
+              <w:t xml:space="preserve">인접지역 방문자의 거창 경유·연계 소비율</w:t>
+            </w:r>
+          </w:p>
+        </w:tc>
+      </w:tr>
+      <w:tr>
+        <w:tc>
+          <w:tcPr>
+            <w:tcW w:w="1500" w:type="dxa"/>
+            <w:tcBorders>
+              <w:top w:val="single" w:sz="1" w:color="BBBBBB"/>
+              <w:left w:val="single" w:sz="1" w:color="BBBBBB"/>
+              <w:bottom w:val="single" w:sz="1" w:color="BBBBBB"/>
+              <w:right w:val="single" w:sz="1" w:color="BBBBBB"/>
+            </w:tcBorders>
+            <w:shd w:val="clear" w:fill="D5E8F0"/>
+            <w:tcMar>
+              <w:top w:w="55" w:type="dxa"/>
+              <w:left w:w="100" w:type="dxa"/>
+              <w:bottom w:w="55" w:type="dxa"/>
+              <w:right w:w="100" w:type="dxa"/>
+            </w:tcMar>
+            <w:vAlign w:val="center"/>
+          </w:tcPr>
+          <w:p>
+            <w:r>
+              <w:rPr>
+                <w:b/>
+                <w:bCs/>
+                <w:sz w:val="16"/>
+                <w:szCs w:val="16"/>
+              </w:rPr>
+              <w:t xml:space="preserve">비고</w:t>
+            </w:r>
+          </w:p>
+        </w:tc>
+        <w:tc>
+          <w:tcPr>
+            <w:tcW w:w="7526" w:type="dxa"/>
+            <w:tcBorders>
+              <w:top w:val="single" w:sz="1" w:color="BBBBBB"/>
+              <w:left w:val="single" w:sz="1" w:color="BBBBBB"/>
+              <w:bottom w:val="single" w:sz="1" w:color="BBBBBB"/>
+              <w:right w:val="single" w:sz="1" w:color="BBBBBB"/>
+            </w:tcBorders>
+            <w:tcMar>
+              <w:top w:w="55" w:type="dxa"/>
+              <w:left w:w="100" w:type="dxa"/>
+              <w:bottom w:w="55" w:type="dxa"/>
+              <w:right w:w="100" w:type="dxa"/>
+            </w:tcMar>
+            <w:vAlign w:val="center"/>
+          </w:tcPr>
+          <w:p>
+            <w:r>
+              <w:rPr>
+                <w:sz w:val="16"/>
+                <w:szCs w:val="16"/>
+              </w:rPr>
+              <w:t xml:space="preserve">처방 대상 아님 — 거점·완충 역할</w:t>
             </w:r>
           </w:p>
         </w:tc>

--- a/eum_package/이음_보고서_v1.docx
+++ b/eum_package/이음_보고서_v1.docx
@@ -3579,7 +3579,7 @@
                 <w:sz w:val="16"/>
                 <w:szCs w:val="16"/>
               </w:rPr>
-              <w:t>20~30대 매출 비중</w:t>
+              <w:t>30대 이하 청년 매출 비중</w:t>
             </w:r>
           </w:p>
         </w:tc>
@@ -7207,6 +7207,20 @@
           <w:szCs w:val="18"/>
         </w:rPr>
         <w:t xml:space="preserve"> — 소비전환 정도(MI)와 외부유입 의존(LRR)의 2차원 위치</w:t>
+      </w:r>
+    </w:p>
+    <w:p>
+      <w:pPr>
+        <w:spacing w:after="120"/>
+        <w:ind w:left="200"/>
+      </w:pPr>
+      <w:r>
+        <w:rPr>
+          <w:sz w:val="17"/>
+          <w:szCs w:val="17"/>
+          <w:color w:val="333333"/>
+        </w:rPr>
+        <w:t xml:space="preserve">▷ 해석: 가로축 MI(소비-유동 불일치)와 세로축 LRR(경남권 소비자 비중)의 2차원 위치. 좌하단(둘 다 낮음)이 외지방문 의존형(하동·함양), 우상단이 소비 안정형(통영·사천). 원 크기는 생활인구.</w:t>
       </w:r>
     </w:p>
     <w:p>
@@ -7360,6 +7374,34 @@
     </w:p>
     <w:p>
       <w:pPr>
+        <w:spacing w:after="120"/>
+        <w:ind w:left="200"/>
+      </w:pPr>
+      <w:r>
+        <w:rPr>
+          <w:sz w:val="17"/>
+          <w:szCs w:val="17"/>
+          <w:color w:val="333333"/>
+        </w:rPr>
+        <w:t xml:space="preserve">▷ 해석: 7개 지표를 2차원으로 축약(PCA)해 K-means 4유형이 평면상 분리됨을 확인. 군집이 겹치지 않아 유형 구분이 유효함을 보인다.</w:t>
+      </w:r>
+    </w:p>
+    <w:p>
+      <w:pPr>
+        <w:spacing w:after="120"/>
+        <w:ind w:left="200"/>
+      </w:pPr>
+      <w:r>
+        <w:rPr>
+          <w:sz w:val="17"/>
+          <w:szCs w:val="17"/>
+          <w:color w:val="333333"/>
+        </w:rPr>
+        <w:t xml:space="preserve">▷ 해석: 4개 핵심지표(MI·LRR·CPC·STI)를 시군별 막대로 비교. 막대 색은 침체유형이며, MI·CPC가 낮은 지역일수록 소비전환이 취약하다.</w:t>
+      </w:r>
+    </w:p>
+    <w:p>
+      <w:pPr>
         <w:spacing w:before="120" w:after="120"/>
         <w:jc w:val="center"/>
       </w:pPr>
@@ -7534,6 +7576,20 @@
     </w:p>
     <w:p>
       <w:pPr>
+        <w:spacing w:after="120"/>
+        <w:ind w:left="200"/>
+      </w:pPr>
+      <w:r>
+        <w:rPr>
+          <w:sz w:val="17"/>
+          <w:szCs w:val="17"/>
+          <w:color w:val="333333"/>
+        </w:rPr>
+        <w:t xml:space="preserve">▷ 해석: 시군별 월별 생활인구(1월=100 정규화). 여름철 급증 지역은 관광 계절편중(STI 높음)을 뜻한다(예: 산청).</w:t>
+      </w:r>
+    </w:p>
+    <w:p>
+      <w:pPr>
         <w:spacing w:before="120" w:after="120"/>
         <w:jc w:val="center"/>
       </w:pPr>
@@ -7676,6 +7732,34 @@
           <w:szCs w:val="18"/>
         </w:rPr>
         <w:t>그림 6. 위험점수 지도 (라벨 = 순위·점수)</w:t>
+      </w:r>
+    </w:p>
+    <w:p>
+      <w:pPr>
+        <w:spacing w:after="120"/>
+        <w:ind w:left="200"/>
+      </w:pPr>
+      <w:r>
+        <w:rPr>
+          <w:sz w:val="17"/>
+          <w:szCs w:val="17"/>
+          <w:color w:val="333333"/>
+        </w:rPr>
+        <w:t xml:space="preserve">▷ 해석: 위험점수가 높을수록 진한 색. 하동·함양이 가장 진해 최우선 처방 대상임을 한눈에 보여준다.</w:t>
+      </w:r>
+    </w:p>
+    <w:p>
+      <w:pPr>
+        <w:spacing w:after="120"/>
+        <w:ind w:left="200"/>
+      </w:pPr>
+      <w:r>
+        <w:rPr>
+          <w:sz w:val="17"/>
+          <w:szCs w:val="17"/>
+          <w:color w:val="333333"/>
+        </w:rPr>
+        <w:t xml:space="preserve">▷ 해석: 13개 시군을 유형 색상으로 지도에 투영. 서부내륙(하동·함양·산청·합천·의령)에 침체가 띠처럼 연속 분포함이 드러난다.</w:t>
       </w:r>
     </w:p>
     <w:p>
@@ -7890,6 +7974,20 @@
     </w:p>
     <w:p>
       <w:pPr>
+        <w:spacing w:after="120"/>
+        <w:ind w:left="200"/>
+      </w:pPr>
+      <w:r>
+        <w:rPr>
+          <w:sz w:val="17"/>
+          <w:szCs w:val="17"/>
+          <w:color w:val="333333"/>
+        </w:rPr>
+        <w:t xml:space="preserve">▷ 해석: 각 시군 위험점수를 MI·CPC·LRR·TREND 기여로 분해. 위험 상위 전 지역에서 MI(진빨강)가 최대 기여 — 침체의 축이 소비전환 실패임을 정량 확인.</w:t>
+      </w:r>
+    </w:p>
+    <w:p>
+      <w:pPr>
         <w:spacing w:before="120" w:after="120"/>
         <w:jc w:val="center"/>
       </w:pPr>
@@ -8038,6 +8136,20 @@
     </w:p>
     <w:p>
       <w:pPr>
+        <w:spacing w:after="120"/>
+        <w:ind w:left="200"/>
+      </w:pPr>
+      <w:r>
+        <w:rPr>
+          <w:sz w:val="17"/>
+          <w:szCs w:val="17"/>
+          <w:color w:val="333333"/>
+        </w:rPr>
+        <w:t xml:space="preserve">▷ 해석: MI를 설명하는 구조지표 기여도(RandomForest+SHAP). TREND(매출추세)·CDI(업종집중)·NAR(야간) 순으로 소비-유동 불일치에 크게 기여한다.</w:t>
+      </w:r>
+    </w:p>
+    <w:p>
+      <w:pPr>
         <w:spacing w:before="120" w:after="120"/>
         <w:jc w:val="center"/>
       </w:pPr>
@@ -9006,6 +9118,20 @@
     </w:p>
     <w:p>
       <w:pPr>
+        <w:spacing w:after="120"/>
+        <w:ind w:left="200"/>
+      </w:pPr>
+      <w:r>
+        <w:rPr>
+          <w:sz w:val="17"/>
+          <w:szCs w:val="17"/>
+          <w:color w:val="333333"/>
+        </w:rPr>
+        <w:t xml:space="preserve">▷ 해석: 처방(객단가 +1,000원) 적용 시 위험점수 변화. 처방대상(진빨강)만 하락하고 미처방(파랑)은 불변 — 효과가 대상 지역에만 귀속됨을 보인다.</w:t>
+      </w:r>
+    </w:p>
+    <w:p>
+      <w:pPr>
         <w:spacing w:before="120" w:after="120"/>
         <w:jc w:val="center"/>
       </w:pPr>
@@ -9589,6 +9715,20 @@
     </w:p>
     <w:p>
       <w:pPr>
+        <w:spacing w:after="120"/>
+        <w:ind w:left="200"/>
+      </w:pPr>
+      <w:r>
+        <w:rPr>
+          <w:sz w:val="17"/>
+          <w:szCs w:val="17"/>
+          <w:color w:val="333333"/>
+        </w:rPr>
+        <w:t xml:space="preserve">▷ 해석: 관광형 4곳의 업종 구성. 체류성(숙박+여가)이 산청 1.8%에서 남해 23.4%로 커진다. 산청·하동은 통과형, 남해는 체류형.</w:t>
+      </w:r>
+    </w:p>
+    <w:p>
+      <w:pPr>
         <w:pStyle w:val="2"/>
       </w:pPr>
       <w:bookmarkStart w:id="18" w:name="_Toc231757050"/>
@@ -9694,6 +9834,20 @@
           <w:szCs w:val="18"/>
         </w:rPr>
         <w:t>그림 11. 하동 읍·면별 체류 인프라 분포 (소상공인 상가정보, 2026)</w:t>
+      </w:r>
+    </w:p>
+    <w:p>
+      <w:pPr>
+        <w:spacing w:after="120"/>
+        <w:ind w:left="200"/>
+      </w:pPr>
+      <w:r>
+        <w:rPr>
+          <w:sz w:val="17"/>
+          <w:szCs w:val="17"/>
+          <w:color w:val="333333"/>
+        </w:rPr>
+        <w:t xml:space="preserve">▷ 해석: 하동 읍·면별 점포수(가로)와 체류비중(세로). 우하단 하동읍·진교면은 점포는 많지만 체류 인프라가 비어(공백) 체류전환 처방의 우선 대상이다.</w:t>
       </w:r>
     </w:p>
     <w:tbl>

--- a/eum_package/이음_보고서_v1.docx
+++ b/eum_package/이음_보고서_v1.docx
@@ -191,7 +191,7 @@
                 <w:rStyle w:val="a5"/>
                 <w:noProof/>
               </w:rPr>
-              <w:t>2. 데이터 및 전처리</w:t>
+              <w:t>2. 분석 대상 및 데이터</w:t>
             </w:r>
             <w:r>
               <w:rPr>
@@ -223,7 +223,7 @@
                 <w:rStyle w:val="a5"/>
                 <w:noProof/>
               </w:rPr>
-              <w:t>2.1 수집 데이터</w:t>
+              <w:t>2.2 수집 데이터</w:t>
             </w:r>
             <w:r>
               <w:rPr>
@@ -255,7 +255,7 @@
                 <w:rStyle w:val="a5"/>
                 <w:noProof/>
               </w:rPr>
-              <w:t>2.2 분석 대상 13개 시·군</w:t>
+              <w:t>2.1 분석 대상 지역 선정 (13개 시·군)</w:t>
             </w:r>
             <w:r>
               <w:rPr>
@@ -1826,7 +1826,7 @@
       </w:pPr>
       <w:bookmarkStart w:id="1" w:name="_Toc231757033"/>
       <w:r>
-        <w:t>2. 데이터 및 전처리</w:t>
+        <w:t>2. 분석 대상 및 데이터</w:t>
       </w:r>
       <w:bookmarkEnd w:id="1"/>
     </w:p>
@@ -1834,9 +1834,77 @@
       <w:pPr>
         <w:pStyle w:val="2"/>
       </w:pPr>
+      <w:bookmarkStart w:id="3" w:name="_Toc231757035"/>
+      <w:r>
+        <w:t>2.1 분석 대상 지역 선정 (13개 시·군)</w:t>
+      </w:r>
+      <w:bookmarkEnd w:id="3"/>
+    </w:p>
+    <w:p>
+      <w:pPr>
+        <w:pStyle w:val="a4"/>
+        <w:numPr>
+          <w:ilvl w:val="0"/>
+          <w:numId w:val="2"/>
+        </w:numPr>
+        <w:spacing w:after="40"/>
+      </w:pPr>
+      <w:r>
+        <w:rPr>
+          <w:b/>
+          <w:bCs/>
+        </w:rPr>
+        <w:t>인구감소지역(11)</w:t>
+      </w:r>
+      <w:r>
+        <w:t>: 밀양·의령·함안·창녕·고성·남해·하동·산청·함양·거창·합천</w:t>
+      </w:r>
+    </w:p>
+    <w:p>
+      <w:pPr>
+        <w:pStyle w:val="a4"/>
+        <w:numPr>
+          <w:ilvl w:val="0"/>
+          <w:numId w:val="2"/>
+        </w:numPr>
+        <w:spacing w:after="40"/>
+      </w:pPr>
+      <w:r>
+        <w:rPr>
+          <w:b/>
+          <w:bCs/>
+        </w:rPr>
+        <w:t>관심지역(2)</w:t>
+      </w:r>
+      <w:r>
+        <w:t>: 통영·사천</w:t>
+      </w:r>
+    </w:p>
+    <w:p>
+      <w:pPr>
+        <w:pBdr>
+          <w:left w:val="single" w:sz="18" w:space="8" w:color="2A6F97"/>
+        </w:pBdr>
+        <w:shd w:val="clear" w:color="auto" w:fill="F2F6FA"/>
+        <w:spacing w:before="60" w:after="60"/>
+        <w:ind w:left="200"/>
+      </w:pPr>
+      <w:r>
+        <w:rPr>
+          <w:color w:val="333333"/>
+          <w:sz w:val="18"/>
+          <w:szCs w:val="18"/>
+        </w:rPr>
+        <w:t>선정 이유 — ① 행정안전부가 지정한 인구감소지역(11) + 관심지역(2)으로, 정책 시급성이 가장 높은 대상이다.  ② 이 13곳만 KOSIS 생활인구 통계가 제공되어 핵심 지표(MI·CPC) 산출이 가능하다(데이터 가용성).  ③ 도시(통영·사천·밀양)–산간(산청·함양)–해안(남해·고성)의 이질적 공간구조를 포괄해 유형 분류의 대표성을 확보한다.  경남 22개 전수(Phase 1) 분석 후 이 13곳(Phase 2)으로 정밀 진단했으며, 보고서의 중심은 Phase 2다.</w:t>
+      </w:r>
+    </w:p>
+    <w:p>
+      <w:pPr>
+        <w:pStyle w:val="2"/>
+      </w:pPr>
       <w:bookmarkStart w:id="2" w:name="_Toc231757034"/>
       <w:r>
-        <w:t>2.1 수집 데이터</w:t>
+        <w:t>2.2 수집 데이터</w:t>
       </w:r>
       <w:bookmarkEnd w:id="2"/>
     </w:p>
@@ -2700,74 +2768,6 @@
       </w:pPr>
       <w:r>
         <w:t>2025년 기준 폐지/결측 항목 및 지역 미매칭 항목 제외.</w:t>
-      </w:r>
-    </w:p>
-    <w:p>
-      <w:pPr>
-        <w:pStyle w:val="2"/>
-      </w:pPr>
-      <w:bookmarkStart w:id="3" w:name="_Toc231757035"/>
-      <w:r>
-        <w:t>2.2 분석 대상 13개 시·군</w:t>
-      </w:r>
-      <w:bookmarkEnd w:id="3"/>
-    </w:p>
-    <w:p>
-      <w:pPr>
-        <w:pStyle w:val="a4"/>
-        <w:numPr>
-          <w:ilvl w:val="0"/>
-          <w:numId w:val="2"/>
-        </w:numPr>
-        <w:spacing w:after="40"/>
-      </w:pPr>
-      <w:r>
-        <w:rPr>
-          <w:b/>
-          <w:bCs/>
-        </w:rPr>
-        <w:t>인구감소지역(11)</w:t>
-      </w:r>
-      <w:r>
-        <w:t>: 밀양·의령·함안·창녕·고성·남해·하동·산청·함양·거창·합천</w:t>
-      </w:r>
-    </w:p>
-    <w:p>
-      <w:pPr>
-        <w:pStyle w:val="a4"/>
-        <w:numPr>
-          <w:ilvl w:val="0"/>
-          <w:numId w:val="2"/>
-        </w:numPr>
-        <w:spacing w:after="40"/>
-      </w:pPr>
-      <w:r>
-        <w:rPr>
-          <w:b/>
-          <w:bCs/>
-        </w:rPr>
-        <w:t>관심지역(2)</w:t>
-      </w:r>
-      <w:r>
-        <w:t>: 통영·사천</w:t>
-      </w:r>
-    </w:p>
-    <w:p>
-      <w:pPr>
-        <w:pBdr>
-          <w:left w:val="single" w:sz="18" w:space="8" w:color="2A6F97"/>
-        </w:pBdr>
-        <w:shd w:val="clear" w:color="auto" w:fill="F2F6FA"/>
-        <w:spacing w:before="60" w:after="60"/>
-        <w:ind w:left="200"/>
-      </w:pPr>
-      <w:r>
-        <w:rPr>
-          <w:color w:val="333333"/>
-          <w:sz w:val="18"/>
-          <w:szCs w:val="18"/>
-        </w:rPr>
-        <w:t>경남 22개 시군구 전수(Phase 1)를 먼저 분석한 뒤, 생활인구 결합이 가능한 13개 지역(Phase 2)으로 범위를 좁혀 정밀 진단했다. 보고서의 중심은 Phase 2다.</w:t>
       </w:r>
     </w:p>
     <w:p>

--- a/eum_package/이음_보고서_v1.docx
+++ b/eum_package/이음_보고서_v1.docx
@@ -11391,6 +11391,62 @@
     </w:p>
     <w:p>
       <w:pPr>
+        <w:pStyle w:val="2"/>
+      </w:pPr>
+      <w:bookmarkStart w:id="90" w:name="_Eum_5_4"/>
+      <w:r>
+        <w:t>5.4 실현 가능성 — 정책 연계와 벤치마킹</w:t>
+      </w:r>
+      <w:bookmarkEnd w:id="90"/>
+    </w:p>
+    <w:p>
+      <w:pPr>
+        <w:spacing w:after="100"/>
+      </w:pPr>
+      <w:r>
+        <w:t>본 처방은 신규 재원이나 제도 신설 없이 기존 정책 틀 안에서 즉시 집행할 수 있다. 세 가지 근거가 이를 뒷받침한다.</w:t>
+      </w:r>
+    </w:p>
+    <w:p>
+      <w:pPr>
+        <w:spacing w:after="100"/>
+      </w:pPr>
+      <w:r>
+        <w:rPr>
+          <w:b/>
+          <w:bCs/>
+        </w:rPr>
+        <w:t xml:space="preserve">(1) 재원·제도 — 지방소멸대응기금과 정확히 맞물린다. </w:t>
+      </w:r>
+      <w:r>
+        <w:t>정부는 지방소멸대응기금으로 매년 1조 원(2022년 7,500억)을 10년간 투입하며, 기초지원계정의 약 95%를 인구감소지역 89곳에 집중 배분한다(행정안전부, 2021 지정). 본 분석 대상인 경남 인구감소지역 11곳이 전부 이 배분 대상이다. 특히 2026년 기금 운용방향은 시설 중심에서 ‘사람이 들어오고 머무는 사업’ 우선으로 전환되었는데, 이는 생활인구를 지역 소비로 전환하라는 본 연구의 처방과 정확히 일치한다. 따라서 E-um의 위험점수·MI는 기금 투자계획의 사업 우선순위와 성과지표(KPI)로 그대로 활용될 수 있다. 또한 「인구감소지역 지원 특별법」(2022)이 생활인구를 공식 지표로 법제화했으므로, MI·CPC의 분모(생활인구)는 행정이 매년 갱신·검증하는 공식 통계이며 별도 데이터 구축 없이 처방 효과를 추적할 수 있다.</w:t>
+      </w:r>
+    </w:p>
+    <w:p>
+      <w:pPr>
+        <w:spacing w:after="100"/>
+      </w:pPr>
+      <w:r>
+        <w:rPr>
+          <w:b/>
+          <w:bCs/>
+        </w:rPr>
+        <w:t xml:space="preserve">(2) 벤치마킹 — 같은 처방이 이미 성과를 냈다. </w:t>
+      </w:r>
+      <w:r>
+        <w:t>전남 강진군 ‘반값여행’은 관광객이 지역에서 소비한 금액의 50%를 지역화폐(강진사랑상품권)로 환급하는 체류·소비 전환 모델로, 2025년 1월~5월 초 4만 724팀이 군내 1,453개 업소에서 58.7억 원을 소비했고 강진은 ‘체류형 관광도시’ 부문 대상을 받았다. 이는 산청(관광 통과형)의 ‘통과를 소비로 전환’ 처방과 합천·의령(정주형)의 지역화폐 환류 처방이 실제 매출로 이어짐을 보여주는 직접 사례다. 또한 지역사랑상품권은 환전율 99.8%로 발행액 대부분이 역내에서 소비되고, 사용 시 주민 구매처가 동네상권으로 이동하는 효과가 실증되어, 외부유입 의존(낮은 LRR)·소비 누수를 겪는 합천·의령의 ‘경남 외 소비 회수’ 처방을 뒷받침한다. 단 업종별 효과 편차가 크므로, E-um의 CDI(업종 집중) 진단으로 효과가 큰 업종을 선별해 적용해야 한다.</w:t>
+      </w:r>
+    </w:p>
+    <w:p>
+      <w:pPr>
+        <w:spacing w:after="120"/>
+      </w:pPr>
+      <w:r>
+        <w:t>요컨대 본 처방은 (a) 이미 편성된 기금 재원, (b) 법제화된 생활인구 지표, (c) 타 지자체에서 검증된 성과 위에 서 있어, 분석에 그치지 않고 즉시 집행 가능한 실행안이다.</w:t>
+      </w:r>
+    </w:p>
+    <w:p>
+      <w:pPr>
         <w:pStyle w:val="1"/>
       </w:pPr>
       <w:bookmarkStart w:id="19" w:name="_Toc231757051"/>
@@ -13061,6 +13117,45 @@
       </w:pPr>
       <w:r>
         <w:t>통계청, 「인구감소지역과 생활밀접업종 관계 분석」.</w:t>
+      </w:r>
+    </w:p>
+    <w:p>
+      <w:pPr>
+        <w:pStyle w:val="a4"/>
+        <w:numPr>
+          <w:ilvl w:val="0"/>
+          <w:numId w:val="2"/>
+        </w:numPr>
+        <w:spacing w:after="40"/>
+      </w:pPr>
+      <w:r>
+        <w:t>행정안전부, 「지방소멸대응기금」 운용·배분 제도(연 1조 원, 인구감소지역 89곳 집중) 및 2026년 인구유입·체류 중심 운용 방향.</w:t>
+      </w:r>
+    </w:p>
+    <w:p>
+      <w:pPr>
+        <w:pStyle w:val="a4"/>
+        <w:numPr>
+          <w:ilvl w:val="0"/>
+          <w:numId w:val="2"/>
+        </w:numPr>
+        <w:spacing w:after="40"/>
+      </w:pPr>
+      <w:r>
+        <w:t>전남 강진군, 「강진 반값여행」 체류형 관광 사업 성과(2025년 1월~5월 초 누계).</w:t>
+      </w:r>
+    </w:p>
+    <w:p>
+      <w:pPr>
+        <w:pStyle w:val="a4"/>
+        <w:numPr>
+          <w:ilvl w:val="0"/>
+          <w:numId w:val="2"/>
+        </w:numPr>
+        <w:spacing w:after="40"/>
+      </w:pPr>
+      <w:r>
+        <w:t>지역사랑상품권 정책효과 분석 — 역내 소비 환류(환전율 99.8%) 및 동네상권 전환 효과.</w:t>
       </w:r>
     </w:p>
     <w:p>

--- a/eum_package/이음_보고서_v1.docx
+++ b/eum_package/이음_보고서_v1.docx
@@ -11391,62 +11391,6 @@
     </w:p>
     <w:p>
       <w:pPr>
-        <w:pStyle w:val="2"/>
-      </w:pPr>
-      <w:bookmarkStart w:id="90" w:name="_Eum_5_4"/>
-      <w:r>
-        <w:t>5.4 실현 가능성 — 정책 연계와 벤치마킹</w:t>
-      </w:r>
-      <w:bookmarkEnd w:id="90"/>
-    </w:p>
-    <w:p>
-      <w:pPr>
-        <w:spacing w:after="100"/>
-      </w:pPr>
-      <w:r>
-        <w:t>본 처방은 신규 재원이나 제도 신설 없이 기존 정책 틀 안에서 즉시 집행할 수 있다. 세 가지 근거가 이를 뒷받침한다.</w:t>
-      </w:r>
-    </w:p>
-    <w:p>
-      <w:pPr>
-        <w:spacing w:after="100"/>
-      </w:pPr>
-      <w:r>
-        <w:rPr>
-          <w:b/>
-          <w:bCs/>
-        </w:rPr>
-        <w:t xml:space="preserve">(1) 재원·제도 — 지방소멸대응기금과 정확히 맞물린다. </w:t>
-      </w:r>
-      <w:r>
-        <w:t>정부는 지방소멸대응기금으로 매년 1조 원(2022년 7,500억)을 10년간 투입하며, 기초지원계정의 약 95%를 인구감소지역 89곳에 집중 배분한다(행정안전부, 2021 지정). 본 분석 대상인 경남 인구감소지역 11곳이 전부 이 배분 대상이다. 특히 2026년 기금 운용방향은 시설 중심에서 ‘사람이 들어오고 머무는 사업’ 우선으로 전환되었는데, 이는 생활인구를 지역 소비로 전환하라는 본 연구의 처방과 정확히 일치한다. 따라서 E-um의 위험점수·MI는 기금 투자계획의 사업 우선순위와 성과지표(KPI)로 그대로 활용될 수 있다. 또한 「인구감소지역 지원 특별법」(2022)이 생활인구를 공식 지표로 법제화했으므로, MI·CPC의 분모(생활인구)는 행정이 매년 갱신·검증하는 공식 통계이며 별도 데이터 구축 없이 처방 효과를 추적할 수 있다.</w:t>
-      </w:r>
-    </w:p>
-    <w:p>
-      <w:pPr>
-        <w:spacing w:after="100"/>
-      </w:pPr>
-      <w:r>
-        <w:rPr>
-          <w:b/>
-          <w:bCs/>
-        </w:rPr>
-        <w:t xml:space="preserve">(2) 벤치마킹 — 같은 처방이 이미 성과를 냈다. </w:t>
-      </w:r>
-      <w:r>
-        <w:t>전남 강진군 ‘반값여행’은 관광객이 지역에서 소비한 금액의 50%를 지역화폐(강진사랑상품권)로 환급하는 체류·소비 전환 모델로, 2025년 1월~5월 초 4만 724팀이 군내 1,453개 업소에서 58.7억 원을 소비했고 강진은 ‘체류형 관광도시’ 부문 대상을 받았다. 이는 산청(관광 통과형)의 ‘통과를 소비로 전환’ 처방과 합천·의령(정주형)의 지역화폐 환류 처방이 실제 매출로 이어짐을 보여주는 직접 사례다. 또한 지역사랑상품권은 환전율 99.8%로 발행액 대부분이 역내에서 소비되고, 사용 시 주민 구매처가 동네상권으로 이동하는 효과가 실증되어, 외부유입 의존(낮은 LRR)·소비 누수를 겪는 합천·의령의 ‘경남 외 소비 회수’ 처방을 뒷받침한다. 단 업종별 효과 편차가 크므로, E-um의 CDI(업종 집중) 진단으로 효과가 큰 업종을 선별해 적용해야 한다.</w:t>
-      </w:r>
-    </w:p>
-    <w:p>
-      <w:pPr>
-        <w:spacing w:after="120"/>
-      </w:pPr>
-      <w:r>
-        <w:t>요컨대 본 처방은 (a) 이미 편성된 기금 재원, (b) 법제화된 생활인구 지표, (c) 타 지자체에서 검증된 성과 위에 서 있어, 분석에 그치지 않고 즉시 집행 가능한 실행안이다.</w:t>
-      </w:r>
-    </w:p>
-    <w:p>
-      <w:pPr>
         <w:pStyle w:val="1"/>
       </w:pPr>
       <w:bookmarkStart w:id="19" w:name="_Toc231757051"/>
@@ -13117,45 +13061,6 @@
       </w:pPr>
       <w:r>
         <w:t>통계청, 「인구감소지역과 생활밀접업종 관계 분석」.</w:t>
-      </w:r>
-    </w:p>
-    <w:p>
-      <w:pPr>
-        <w:pStyle w:val="a4"/>
-        <w:numPr>
-          <w:ilvl w:val="0"/>
-          <w:numId w:val="2"/>
-        </w:numPr>
-        <w:spacing w:after="40"/>
-      </w:pPr>
-      <w:r>
-        <w:t>행정안전부, 「지방소멸대응기금」 운용·배분 제도(연 1조 원, 인구감소지역 89곳 집중) 및 2026년 인구유입·체류 중심 운용 방향.</w:t>
-      </w:r>
-    </w:p>
-    <w:p>
-      <w:pPr>
-        <w:pStyle w:val="a4"/>
-        <w:numPr>
-          <w:ilvl w:val="0"/>
-          <w:numId w:val="2"/>
-        </w:numPr>
-        <w:spacing w:after="40"/>
-      </w:pPr>
-      <w:r>
-        <w:t>전남 강진군, 「강진 반값여행」 체류형 관광 사업 성과(2025년 1월~5월 초 누계).</w:t>
-      </w:r>
-    </w:p>
-    <w:p>
-      <w:pPr>
-        <w:pStyle w:val="a4"/>
-        <w:numPr>
-          <w:ilvl w:val="0"/>
-          <w:numId w:val="2"/>
-        </w:numPr>
-        <w:spacing w:after="40"/>
-      </w:pPr>
-      <w:r>
-        <w:t>지역사랑상품권 정책효과 분석 — 역내 소비 환류(환전율 99.8%) 및 동네상권 전환 효과.</w:t>
       </w:r>
     </w:p>
     <w:p>
